--- a/ISA.docx
+++ b/ISA.docx
@@ -6,22 +6,36 @@
       <w:pPr>
         <w:pStyle w:val="1"/>
         <w:rPr>
+          <w:lang w:eastAsia="zh-CN"/>
+        </w:rPr>
+      </w:pPr>
+      <w:r>
+        <w:rPr>
+          <w:lang w:eastAsia="zh-CN"/>
+        </w:rPr>
+        <w:t>Register</w:t>
+      </w:r>
+      <w:r>
+        <w:rPr>
           <w:rFonts w:hint="eastAsia"/>
           <w:lang w:eastAsia="zh-CN"/>
         </w:rPr>
+        <w:t>s:</w:t>
+      </w:r>
+    </w:p>
+    <w:p>
+      <w:pPr>
+        <w:rPr>
+          <w:rFonts w:eastAsia="DengXian"/>
+          <w:lang w:eastAsia="zh-CN"/>
+        </w:rPr>
       </w:pPr>
       <w:r>
         <w:rPr>
-          <w:lang w:eastAsia="zh-CN"/>
-        </w:rPr>
-        <w:t>Register</w:t>
-      </w:r>
-      <w:r>
-        <w:rPr>
-          <w:rFonts w:hint="eastAsia"/>
-          <w:lang w:eastAsia="zh-CN"/>
-        </w:rPr>
-        <w:t>s:</w:t>
+          <w:rFonts w:eastAsia="DengXian"/>
+          <w:lang w:eastAsia="zh-CN"/>
+        </w:rPr>
+        <w:t xml:space="preserve">    CSR 32bit</w:t>
       </w:r>
     </w:p>
     <w:p>
@@ -36,7 +50,21 @@
           <w:rFonts w:eastAsia="DengXian"/>
           <w:lang w:eastAsia="zh-CN"/>
         </w:rPr>
-        <w:t xml:space="preserve">    CSR 32bit</w:t>
+        <w:t xml:space="preserve">        CSR[0]: DRAM_IFMAP_BASE</w:t>
+      </w:r>
+      <w:r>
+        <w:rPr>
+          <w:rFonts w:eastAsia="DengXian" w:hint="eastAsia"/>
+          <w:lang w:eastAsia="zh-CN"/>
+        </w:rPr>
+        <w:t>，</w:t>
+      </w:r>
+      <w:r>
+        <w:rPr>
+          <w:rFonts w:eastAsia="DengXian"/>
+          <w:lang w:eastAsia="zh-CN"/>
+        </w:rPr>
+        <w:t>CSR[1]: DRAM_WEIGHT_BASE</w:t>
       </w:r>
     </w:p>
     <w:p>
@@ -51,7 +79,7 @@
           <w:rFonts w:eastAsia="DengXian"/>
           <w:lang w:eastAsia="zh-CN"/>
         </w:rPr>
-        <w:t xml:space="preserve">        CSR[0]: DRAM_IFMAP_BASE</w:t>
+        <w:t xml:space="preserve">        CSR[2]: DRAM_OFMAP_BASE</w:t>
       </w:r>
       <w:r>
         <w:rPr>
@@ -65,7 +93,7 @@
           <w:rFonts w:eastAsia="DengXian"/>
           <w:lang w:eastAsia="zh-CN"/>
         </w:rPr>
-        <w:t>CSR[1]: DRAM_WEIGHT_BASE</w:t>
+        <w:t>CSR[3]: GLB_IFMAP_BASE</w:t>
       </w:r>
     </w:p>
     <w:p>
@@ -80,7 +108,7 @@
           <w:rFonts w:eastAsia="DengXian"/>
           <w:lang w:eastAsia="zh-CN"/>
         </w:rPr>
-        <w:t xml:space="preserve">        CSR[2]: DRAM_OFMAP_BASE</w:t>
+        <w:t xml:space="preserve">        CSR[4]: GLB_WEIGHT_BASE</w:t>
       </w:r>
       <w:r>
         <w:rPr>
@@ -94,22 +122,65 @@
           <w:rFonts w:eastAsia="DengXian"/>
           <w:lang w:eastAsia="zh-CN"/>
         </w:rPr>
-        <w:t>CSR[3]: GLB_IFMAP_BASE</w:t>
+        <w:t>CSR[5]: GLB_OPSUM_BASE</w:t>
       </w:r>
     </w:p>
     <w:p>
       <w:pPr>
         <w:rPr>
+          <w:rFonts w:eastAsia="DengXian"/>
+          <w:lang w:eastAsia="zh-CN"/>
+        </w:rPr>
+      </w:pPr>
+      <w:r>
+        <w:rPr>
+          <w:rFonts w:eastAsia="DengXian"/>
+          <w:lang w:eastAsia="zh-CN"/>
+        </w:rPr>
+        <w:t xml:space="preserve">        CSR[6]: OF_SIZE</w:t>
+      </w:r>
+      <w:r>
+        <w:rPr>
           <w:rFonts w:eastAsia="DengXian" w:hint="eastAsia"/>
           <w:lang w:eastAsia="zh-CN"/>
         </w:rPr>
+        <w:t>，</w:t>
+      </w:r>
+      <w:r>
+        <w:rPr>
+          <w:rFonts w:eastAsia="DengXian"/>
+          <w:lang w:eastAsia="zh-CN"/>
+        </w:rPr>
+        <w:t>CSR[7]: IF_SIZE</w:t>
+      </w:r>
+      <w:r>
+        <w:rPr>
+          <w:rFonts w:eastAsia="DengXian" w:hint="eastAsia"/>
+          <w:lang w:eastAsia="zh-CN"/>
+        </w:rPr>
+        <w:t>，</w:t>
+      </w:r>
+      <w:r>
+        <w:rPr>
+          <w:rFonts w:eastAsia="DengXian"/>
+          <w:lang w:eastAsia="zh-CN"/>
+        </w:rPr>
+        <w:t>CSR[8]: B_SIZE</w:t>
+      </w:r>
+    </w:p>
+    <w:p>
+      <w:pPr>
+        <w:rPr>
+          <w:rFonts w:eastAsia="DengXian"/>
+          <w:lang w:eastAsia="zh-CN"/>
+        </w:rPr>
       </w:pPr>
       <w:r>
         <w:rPr>
           <w:rFonts w:eastAsia="DengXian"/>
           <w:lang w:eastAsia="zh-CN"/>
         </w:rPr>
-        <w:t xml:space="preserve">        CSR[4]: GLB_WEIGHT_BASE</w:t>
+        <w:t xml:space="preserve">        CSR[9]: K_SIZE</w:t>
       </w:r>
       <w:r>
         <w:rPr>
@@ -123,7 +194,21 @@
           <w:rFonts w:eastAsia="DengXian"/>
           <w:lang w:eastAsia="zh-CN"/>
         </w:rPr>
-        <w:t>CSR[5]: GLB_OPSUM_BASE</w:t>
+        <w:t>CSR[10]: N_SIZE</w:t>
+      </w:r>
+      <w:r>
+        <w:rPr>
+          <w:rFonts w:eastAsia="DengXian" w:hint="eastAsia"/>
+          <w:lang w:eastAsia="zh-CN"/>
+        </w:rPr>
+        <w:t>，</w:t>
+      </w:r>
+      <w:r>
+        <w:rPr>
+          <w:rFonts w:eastAsia="DengXian"/>
+          <w:lang w:eastAsia="zh-CN"/>
+        </w:rPr>
+        <w:t>CSR[11]: M_SIZE</w:t>
       </w:r>
     </w:p>
     <w:p>
@@ -138,7 +223,7 @@
           <w:rFonts w:eastAsia="DengXian"/>
           <w:lang w:eastAsia="zh-CN"/>
         </w:rPr>
-        <w:t xml:space="preserve">        CSR[6]: OF_SIZE</w:t>
+        <w:t xml:space="preserve">        CSR[12]: MODE</w:t>
       </w:r>
       <w:r>
         <w:rPr>
@@ -152,27 +237,13 @@
           <w:rFonts w:eastAsia="DengXian"/>
           <w:lang w:eastAsia="zh-CN"/>
         </w:rPr>
-        <w:t>CSR[7]: IF_SIZE</w:t>
-      </w:r>
-      <w:r>
-        <w:rPr>
-          <w:rFonts w:eastAsia="DengXian" w:hint="eastAsia"/>
-          <w:lang w:eastAsia="zh-CN"/>
-        </w:rPr>
-        <w:t>，</w:t>
-      </w:r>
-      <w:r>
-        <w:rPr>
-          <w:rFonts w:eastAsia="DengXian"/>
-          <w:lang w:eastAsia="zh-CN"/>
-        </w:rPr>
-        <w:t>CSR[8]: B_SIZE</w:t>
+        <w:t>CSR[13]: DATA_FLOW</w:t>
       </w:r>
     </w:p>
     <w:p>
       <w:pPr>
         <w:rPr>
-          <w:rFonts w:eastAsia="DengXian" w:hint="eastAsia"/>
+          <w:rFonts w:eastAsia="DengXian"/>
           <w:lang w:eastAsia="zh-CN"/>
         </w:rPr>
       </w:pPr>
@@ -181,35 +252,7 @@
           <w:rFonts w:eastAsia="DengXian"/>
           <w:lang w:eastAsia="zh-CN"/>
         </w:rPr>
-        <w:t xml:space="preserve">        CSR[9]: K_SIZE</w:t>
-      </w:r>
-      <w:r>
-        <w:rPr>
-          <w:rFonts w:eastAsia="DengXian" w:hint="eastAsia"/>
-          <w:lang w:eastAsia="zh-CN"/>
-        </w:rPr>
-        <w:t>，</w:t>
-      </w:r>
-      <w:r>
-        <w:rPr>
-          <w:rFonts w:eastAsia="DengXian"/>
-          <w:lang w:eastAsia="zh-CN"/>
-        </w:rPr>
-        <w:t>CSR[10]: N_SIZE</w:t>
-      </w:r>
-      <w:r>
-        <w:rPr>
-          <w:rFonts w:eastAsia="DengXian" w:hint="eastAsia"/>
-          <w:lang w:eastAsia="zh-CN"/>
-        </w:rPr>
-        <w:t>，</w:t>
-      </w:r>
-      <w:r>
-        <w:rPr>
-          <w:rFonts w:eastAsia="DengXian"/>
-          <w:lang w:eastAsia="zh-CN"/>
-        </w:rPr>
-        <w:t>CSR[11]: M_SIZE</w:t>
+        <w:t xml:space="preserve">    Register 32bit</w:t>
       </w:r>
     </w:p>
     <w:p>
@@ -224,21 +267,23 @@
           <w:rFonts w:eastAsia="DengXian"/>
           <w:lang w:eastAsia="zh-CN"/>
         </w:rPr>
-        <w:t xml:space="preserve">        CSR[12]: MODE</w:t>
-      </w:r>
-      <w:r>
-        <w:rPr>
-          <w:rFonts w:eastAsia="DengXian" w:hint="eastAsia"/>
-          <w:lang w:eastAsia="zh-CN"/>
-        </w:rPr>
-        <w:t>，</w:t>
-      </w:r>
-      <w:r>
-        <w:rPr>
-          <w:rFonts w:eastAsia="DengXian"/>
-          <w:lang w:eastAsia="zh-CN"/>
-        </w:rPr>
-        <w:t>CSR[13]: DATA_FLOW</w:t>
+        <w:t xml:space="preserve">        </w:t>
+      </w:r>
+      <w:proofErr w:type="gramStart"/>
+      <w:r>
+        <w:rPr>
+          <w:rFonts w:eastAsia="DengXian"/>
+          <w:lang w:eastAsia="zh-CN"/>
+        </w:rPr>
+        <w:t>REG[</w:t>
+      </w:r>
+      <w:proofErr w:type="gramEnd"/>
+      <w:r>
+        <w:rPr>
+          <w:rFonts w:eastAsia="DengXian"/>
+          <w:lang w:eastAsia="zh-CN"/>
+        </w:rPr>
+        <w:t>0]: 0</w:t>
       </w:r>
     </w:p>
     <w:p>
@@ -253,7 +298,7 @@
           <w:rFonts w:eastAsia="DengXian"/>
           <w:lang w:eastAsia="zh-CN"/>
         </w:rPr>
-        <w:t xml:space="preserve">    Register 32bit</w:t>
+        <w:t xml:space="preserve">        loop:</w:t>
       </w:r>
     </w:p>
     <w:p>
@@ -268,7 +313,7 @@
           <w:rFonts w:eastAsia="DengXian"/>
           <w:lang w:eastAsia="zh-CN"/>
         </w:rPr>
-        <w:t xml:space="preserve">        </w:t>
+        <w:t xml:space="preserve">            </w:t>
       </w:r>
       <w:proofErr w:type="gramStart"/>
       <w:r>
@@ -284,7 +329,39 @@
           <w:rFonts w:eastAsia="DengXian"/>
           <w:lang w:eastAsia="zh-CN"/>
         </w:rPr>
-        <w:t>0]: 0</w:t>
+        <w:t xml:space="preserve">1]: </w:t>
+      </w:r>
+      <w:proofErr w:type="spellStart"/>
+      <w:r>
+        <w:rPr>
+          <w:rFonts w:eastAsia="DengXian"/>
+          <w:lang w:eastAsia="zh-CN"/>
+        </w:rPr>
+        <w:t>outf</w:t>
+      </w:r>
+      <w:proofErr w:type="spellEnd"/>
+      <w:r>
+        <w:rPr>
+          <w:rFonts w:eastAsia="DengXian"/>
+          <w:lang w:eastAsia="zh-CN"/>
+        </w:rPr>
+        <w:t xml:space="preserve"> // max: </w:t>
+      </w:r>
+      <w:proofErr w:type="spellStart"/>
+      <w:r>
+        <w:rPr>
+          <w:rFonts w:eastAsia="DengXian"/>
+          <w:lang w:eastAsia="zh-CN"/>
+        </w:rPr>
+        <w:t>out_features</w:t>
+      </w:r>
+      <w:proofErr w:type="spellEnd"/>
+      <w:r>
+        <w:rPr>
+          <w:rFonts w:eastAsia="DengXian"/>
+          <w:lang w:eastAsia="zh-CN"/>
+        </w:rPr>
+        <w:t xml:space="preserve"> / N * 4 + 1</w:t>
       </w:r>
     </w:p>
     <w:p>
@@ -299,7 +376,55 @@
           <w:rFonts w:eastAsia="DengXian"/>
           <w:lang w:eastAsia="zh-CN"/>
         </w:rPr>
-        <w:t xml:space="preserve">        loop:</w:t>
+        <w:t xml:space="preserve">            </w:t>
+      </w:r>
+      <w:proofErr w:type="gramStart"/>
+      <w:r>
+        <w:rPr>
+          <w:rFonts w:eastAsia="DengXian"/>
+          <w:lang w:eastAsia="zh-CN"/>
+        </w:rPr>
+        <w:t>REG[</w:t>
+      </w:r>
+      <w:proofErr w:type="gramEnd"/>
+      <w:r>
+        <w:rPr>
+          <w:rFonts w:eastAsia="DengXian"/>
+          <w:lang w:eastAsia="zh-CN"/>
+        </w:rPr>
+        <w:t xml:space="preserve">2]: </w:t>
+      </w:r>
+      <w:proofErr w:type="gramStart"/>
+      <w:r>
+        <w:rPr>
+          <w:rFonts w:eastAsia="DengXian"/>
+          <w:lang w:eastAsia="zh-CN"/>
+        </w:rPr>
+        <w:t>inf  /</w:t>
+      </w:r>
+      <w:proofErr w:type="gramEnd"/>
+      <w:r>
+        <w:rPr>
+          <w:rFonts w:eastAsia="DengXian"/>
+          <w:lang w:eastAsia="zh-CN"/>
+        </w:rPr>
+        <w:t>/ max: (</w:t>
+      </w:r>
+      <w:proofErr w:type="spellStart"/>
+      <w:r>
+        <w:rPr>
+          <w:rFonts w:eastAsia="DengXian"/>
+          <w:lang w:eastAsia="zh-CN"/>
+        </w:rPr>
+        <w:t>in_features</w:t>
+      </w:r>
+      <w:proofErr w:type="spellEnd"/>
+      <w:r>
+        <w:rPr>
+          <w:rFonts w:eastAsia="DengXian"/>
+          <w:lang w:eastAsia="zh-CN"/>
+        </w:rPr>
+        <w:t xml:space="preserve"> / 4) / K * 3 + 1</w:t>
       </w:r>
     </w:p>
     <w:p>
@@ -314,23 +439,22 @@
           <w:rFonts w:eastAsia="DengXian"/>
           <w:lang w:eastAsia="zh-CN"/>
         </w:rPr>
-        <w:t xml:space="preserve">            </w:t>
-      </w:r>
-      <w:proofErr w:type="gramStart"/>
-      <w:r>
-        <w:rPr>
-          <w:rFonts w:eastAsia="DengXian"/>
-          <w:lang w:eastAsia="zh-CN"/>
-        </w:rPr>
-        <w:t>REG[</w:t>
-      </w:r>
-      <w:proofErr w:type="gramEnd"/>
-      <w:r>
-        <w:rPr>
-          <w:rFonts w:eastAsia="DengXian"/>
-          <w:lang w:eastAsia="zh-CN"/>
-        </w:rPr>
-        <w:t xml:space="preserve">1]: </w:t>
+        <w:t xml:space="preserve">            REG[3]: b    // max: batch / M + 1</w:t>
+      </w:r>
+    </w:p>
+    <w:p>
+      <w:pPr>
+        <w:rPr>
+          <w:rFonts w:eastAsia="DengXian"/>
+          <w:lang w:eastAsia="zh-CN"/>
+        </w:rPr>
+      </w:pPr>
+      <w:r>
+        <w:rPr>
+          <w:rFonts w:eastAsia="DengXian"/>
+          <w:lang w:eastAsia="zh-CN"/>
+        </w:rPr>
+        <w:t xml:space="preserve">            REG[4]: k    // max: K * 3 / </w:t>
       </w:r>
       <w:proofErr w:type="spellStart"/>
       <w:r>
@@ -338,7 +462,7 @@
           <w:rFonts w:eastAsia="DengXian"/>
           <w:lang w:eastAsia="zh-CN"/>
         </w:rPr>
-        <w:t>outf</w:t>
+        <w:t>tk</w:t>
       </w:r>
       <w:proofErr w:type="spellEnd"/>
       <w:r>
@@ -346,7 +470,22 @@
           <w:rFonts w:eastAsia="DengXian"/>
           <w:lang w:eastAsia="zh-CN"/>
         </w:rPr>
-        <w:t xml:space="preserve"> // max: </w:t>
+        <w:t xml:space="preserve"> * 3 + 1</w:t>
+      </w:r>
+    </w:p>
+    <w:p>
+      <w:pPr>
+        <w:rPr>
+          <w:rFonts w:eastAsia="DengXian"/>
+          <w:lang w:eastAsia="zh-CN"/>
+        </w:rPr>
+      </w:pPr>
+      <w:r>
+        <w:rPr>
+          <w:rFonts w:eastAsia="DengXian"/>
+          <w:lang w:eastAsia="zh-CN"/>
+        </w:rPr>
+        <w:t xml:space="preserve">            REG[5]: n    // max: N / </w:t>
       </w:r>
       <w:proofErr w:type="spellStart"/>
       <w:r>
@@ -354,7 +493,7 @@
           <w:rFonts w:eastAsia="DengXian"/>
           <w:lang w:eastAsia="zh-CN"/>
         </w:rPr>
-        <w:t>out_features</w:t>
+        <w:t>tn</w:t>
       </w:r>
       <w:proofErr w:type="spellEnd"/>
       <w:r>
@@ -362,7 +501,7 @@
           <w:rFonts w:eastAsia="DengXian"/>
           <w:lang w:eastAsia="zh-CN"/>
         </w:rPr>
-        <w:t xml:space="preserve"> / N * 4 + 1</w:t>
+        <w:t xml:space="preserve"> * 8 + 1</w:t>
       </w:r>
     </w:p>
     <w:p>
@@ -377,39 +516,37 @@
           <w:rFonts w:eastAsia="DengXian"/>
           <w:lang w:eastAsia="zh-CN"/>
         </w:rPr>
-        <w:t xml:space="preserve">            </w:t>
-      </w:r>
-      <w:proofErr w:type="gramStart"/>
-      <w:r>
-        <w:rPr>
-          <w:rFonts w:eastAsia="DengXian"/>
-          <w:lang w:eastAsia="zh-CN"/>
-        </w:rPr>
-        <w:t>REG[</w:t>
-      </w:r>
-      <w:proofErr w:type="gramEnd"/>
-      <w:r>
-        <w:rPr>
-          <w:rFonts w:eastAsia="DengXian"/>
-          <w:lang w:eastAsia="zh-CN"/>
-        </w:rPr>
-        <w:t xml:space="preserve">2]: </w:t>
-      </w:r>
-      <w:proofErr w:type="gramStart"/>
-      <w:r>
-        <w:rPr>
-          <w:rFonts w:eastAsia="DengXian"/>
-          <w:lang w:eastAsia="zh-CN"/>
-        </w:rPr>
-        <w:t>inf  /</w:t>
-      </w:r>
-      <w:proofErr w:type="gramEnd"/>
-      <w:r>
-        <w:rPr>
-          <w:rFonts w:eastAsia="DengXian"/>
-          <w:lang w:eastAsia="zh-CN"/>
-        </w:rPr>
-        <w:t>/ max: (</w:t>
+        <w:t xml:space="preserve">            REG[6]: m    // max: M / mode + 1</w:t>
+      </w:r>
+    </w:p>
+    <w:p>
+      <w:pPr>
+        <w:rPr>
+          <w:rFonts w:eastAsia="DengXian"/>
+          <w:lang w:eastAsia="zh-CN"/>
+        </w:rPr>
+      </w:pPr>
+      <w:r>
+        <w:rPr>
+          <w:rFonts w:eastAsia="DengXian"/>
+          <w:lang w:eastAsia="zh-CN"/>
+        </w:rPr>
+        <w:t xml:space="preserve">        compute:</w:t>
+      </w:r>
+    </w:p>
+    <w:p>
+      <w:pPr>
+        <w:rPr>
+          <w:rFonts w:eastAsia="DengXian"/>
+          <w:lang w:eastAsia="zh-CN"/>
+        </w:rPr>
+      </w:pPr>
+      <w:r>
+        <w:rPr>
+          <w:rFonts w:eastAsia="DengXian"/>
+          <w:lang w:eastAsia="zh-CN"/>
+        </w:rPr>
+        <w:t xml:space="preserve">            REG[7]: </w:t>
       </w:r>
       <w:proofErr w:type="spellStart"/>
       <w:r>
@@ -417,7 +554,7 @@
           <w:rFonts w:eastAsia="DengXian"/>
           <w:lang w:eastAsia="zh-CN"/>
         </w:rPr>
-        <w:t>in_features</w:t>
+        <w:t>valid_e</w:t>
       </w:r>
       <w:proofErr w:type="spellEnd"/>
       <w:r>
@@ -425,7 +562,7 @@
           <w:rFonts w:eastAsia="DengXian"/>
           <w:lang w:eastAsia="zh-CN"/>
         </w:rPr>
-        <w:t xml:space="preserve"> / 4) / K * 3 + 1</w:t>
+        <w:t xml:space="preserve"> </w:t>
       </w:r>
     </w:p>
     <w:p>
@@ -440,23 +577,7 @@
           <w:rFonts w:eastAsia="DengXian"/>
           <w:lang w:eastAsia="zh-CN"/>
         </w:rPr>
-        <w:t xml:space="preserve">            </w:t>
-      </w:r>
-      <w:proofErr w:type="gramStart"/>
-      <w:r>
-        <w:rPr>
-          <w:rFonts w:eastAsia="DengXian"/>
-          <w:lang w:eastAsia="zh-CN"/>
-        </w:rPr>
-        <w:t>REG[</w:t>
-      </w:r>
-      <w:proofErr w:type="gramEnd"/>
-      <w:r>
-        <w:rPr>
-          <w:rFonts w:eastAsia="DengXian"/>
-          <w:lang w:eastAsia="zh-CN"/>
-        </w:rPr>
-        <w:t>3]: b    // max: batch / M + 1</w:t>
+        <w:t xml:space="preserve">        General Register</w:t>
       </w:r>
     </w:p>
     <w:p>
@@ -471,23 +592,37 @@
           <w:rFonts w:eastAsia="DengXian"/>
           <w:lang w:eastAsia="zh-CN"/>
         </w:rPr>
-        <w:t xml:space="preserve">            </w:t>
-      </w:r>
-      <w:proofErr w:type="gramStart"/>
-      <w:r>
-        <w:rPr>
-          <w:rFonts w:eastAsia="DengXian"/>
-          <w:lang w:eastAsia="zh-CN"/>
-        </w:rPr>
-        <w:t>REG[</w:t>
-      </w:r>
-      <w:proofErr w:type="gramEnd"/>
-      <w:r>
-        <w:rPr>
-          <w:rFonts w:eastAsia="DengXian"/>
-          <w:lang w:eastAsia="zh-CN"/>
-        </w:rPr>
-        <w:t xml:space="preserve">4]: k    // max: K * 3 / </w:t>
+        <w:t xml:space="preserve">            REG[8] ~ REG[15]</w:t>
+      </w:r>
+    </w:p>
+    <w:p>
+      <w:pPr>
+        <w:rPr>
+          <w:rFonts w:eastAsia="DengXian"/>
+          <w:lang w:eastAsia="zh-CN"/>
+        </w:rPr>
+      </w:pPr>
+      <w:r>
+        <w:rPr>
+          <w:rFonts w:eastAsia="DengXian"/>
+          <w:lang w:eastAsia="zh-CN"/>
+        </w:rPr>
+        <w:t xml:space="preserve">    TAG 3bit</w:t>
+      </w:r>
+    </w:p>
+    <w:p>
+      <w:pPr>
+        <w:rPr>
+          <w:rFonts w:eastAsia="DengXian"/>
+          <w:lang w:eastAsia="zh-CN"/>
+        </w:rPr>
+      </w:pPr>
+      <w:r>
+        <w:rPr>
+          <w:rFonts w:eastAsia="DengXian"/>
+          <w:lang w:eastAsia="zh-CN"/>
+        </w:rPr>
+        <w:t xml:space="preserve">        TAG[0]: </w:t>
       </w:r>
       <w:proofErr w:type="spellStart"/>
       <w:r>
@@ -495,16 +630,9 @@
           <w:rFonts w:eastAsia="DengXian"/>
           <w:lang w:eastAsia="zh-CN"/>
         </w:rPr>
-        <w:t>tk</w:t>
+        <w:t>count_ifmap_y</w:t>
       </w:r>
       <w:proofErr w:type="spellEnd"/>
-      <w:r>
-        <w:rPr>
-          <w:rFonts w:eastAsia="DengXian"/>
-          <w:lang w:eastAsia="zh-CN"/>
-        </w:rPr>
-        <w:t xml:space="preserve"> * 3 + 1</w:t>
-      </w:r>
     </w:p>
     <w:p>
       <w:pPr>
@@ -518,23 +646,8 @@
           <w:rFonts w:eastAsia="DengXian"/>
           <w:lang w:eastAsia="zh-CN"/>
         </w:rPr>
-        <w:t xml:space="preserve">            </w:t>
-      </w:r>
-      <w:proofErr w:type="gramStart"/>
-      <w:r>
-        <w:rPr>
-          <w:rFonts w:eastAsia="DengXian"/>
-          <w:lang w:eastAsia="zh-CN"/>
-        </w:rPr>
-        <w:t>REG[</w:t>
-      </w:r>
-      <w:proofErr w:type="gramEnd"/>
-      <w:r>
-        <w:rPr>
-          <w:rFonts w:eastAsia="DengXian"/>
-          <w:lang w:eastAsia="zh-CN"/>
-        </w:rPr>
-        <w:t xml:space="preserve">5]: n    // max: N / </w:t>
+        <w:lastRenderedPageBreak/>
+        <w:t xml:space="preserve">        TAG[1]: </w:t>
       </w:r>
       <w:proofErr w:type="spellStart"/>
       <w:r>
@@ -542,16 +655,9 @@
           <w:rFonts w:eastAsia="DengXian"/>
           <w:lang w:eastAsia="zh-CN"/>
         </w:rPr>
-        <w:t>tn</w:t>
+        <w:t>count_ifmap_x</w:t>
       </w:r>
       <w:proofErr w:type="spellEnd"/>
-      <w:r>
-        <w:rPr>
-          <w:rFonts w:eastAsia="DengXian"/>
-          <w:lang w:eastAsia="zh-CN"/>
-        </w:rPr>
-        <w:t xml:space="preserve"> * 8 + 1</w:t>
-      </w:r>
     </w:p>
     <w:p>
       <w:pPr>
@@ -565,24 +671,17 @@
           <w:rFonts w:eastAsia="DengXian"/>
           <w:lang w:eastAsia="zh-CN"/>
         </w:rPr>
-        <w:t xml:space="preserve">            </w:t>
-      </w:r>
-      <w:proofErr w:type="gramStart"/>
-      <w:r>
-        <w:rPr>
-          <w:rFonts w:eastAsia="DengXian"/>
-          <w:lang w:eastAsia="zh-CN"/>
-        </w:rPr>
-        <w:t>REG[</w:t>
-      </w:r>
-      <w:proofErr w:type="gramEnd"/>
-      <w:r>
-        <w:rPr>
-          <w:rFonts w:eastAsia="DengXian"/>
-          <w:lang w:eastAsia="zh-CN"/>
-        </w:rPr>
-        <w:t>6]: m    // max: M / mode + 1</w:t>
-      </w:r>
+        <w:t xml:space="preserve">        TAG[2]: </w:t>
+      </w:r>
+      <w:proofErr w:type="spellStart"/>
+      <w:r>
+        <w:rPr>
+          <w:rFonts w:eastAsia="DengXian"/>
+          <w:lang w:eastAsia="zh-CN"/>
+        </w:rPr>
+        <w:t>count_weight_y</w:t>
+      </w:r>
+      <w:proofErr w:type="spellEnd"/>
     </w:p>
     <w:p>
       <w:pPr>
@@ -596,24 +695,17 @@
           <w:rFonts w:eastAsia="DengXian"/>
           <w:lang w:eastAsia="zh-CN"/>
         </w:rPr>
-        <w:t xml:space="preserve">        </w:t>
-      </w:r>
-      <w:proofErr w:type="gramStart"/>
-      <w:r>
-        <w:rPr>
-          <w:rFonts w:eastAsia="DengXian"/>
-          <w:lang w:eastAsia="zh-CN"/>
-        </w:rPr>
-        <w:t>compute</w:t>
-      </w:r>
-      <w:proofErr w:type="gramEnd"/>
-      <w:r>
-        <w:rPr>
-          <w:rFonts w:eastAsia="DengXian"/>
-          <w:lang w:eastAsia="zh-CN"/>
-        </w:rPr>
-        <w:t>:</w:t>
-      </w:r>
+        <w:t xml:space="preserve">        TAG[3]: </w:t>
+      </w:r>
+      <w:proofErr w:type="spellStart"/>
+      <w:r>
+        <w:rPr>
+          <w:rFonts w:eastAsia="DengXian"/>
+          <w:lang w:eastAsia="zh-CN"/>
+        </w:rPr>
+        <w:t>count_weight_x</w:t>
+      </w:r>
+      <w:proofErr w:type="spellEnd"/>
     </w:p>
     <w:p>
       <w:pPr>
@@ -627,23 +719,7 @@
           <w:rFonts w:eastAsia="DengXian"/>
           <w:lang w:eastAsia="zh-CN"/>
         </w:rPr>
-        <w:t xml:space="preserve">            </w:t>
-      </w:r>
-      <w:proofErr w:type="gramStart"/>
-      <w:r>
-        <w:rPr>
-          <w:rFonts w:eastAsia="DengXian"/>
-          <w:lang w:eastAsia="zh-CN"/>
-        </w:rPr>
-        <w:t>REG[</w:t>
-      </w:r>
-      <w:proofErr w:type="gramEnd"/>
-      <w:r>
-        <w:rPr>
-          <w:rFonts w:eastAsia="DengXian"/>
-          <w:lang w:eastAsia="zh-CN"/>
-        </w:rPr>
-        <w:t xml:space="preserve">7]: </w:t>
+        <w:t xml:space="preserve">        TAG[4]: </w:t>
       </w:r>
       <w:proofErr w:type="spellStart"/>
       <w:r>
@@ -651,16 +727,9 @@
           <w:rFonts w:eastAsia="DengXian"/>
           <w:lang w:eastAsia="zh-CN"/>
         </w:rPr>
-        <w:t>valid_e</w:t>
+        <w:t>count_ipsum_y</w:t>
       </w:r>
       <w:proofErr w:type="spellEnd"/>
-      <w:r>
-        <w:rPr>
-          <w:rFonts w:eastAsia="DengXian"/>
-          <w:lang w:eastAsia="zh-CN"/>
-        </w:rPr>
-        <w:t xml:space="preserve"> </w:t>
-      </w:r>
     </w:p>
     <w:p>
       <w:pPr>
@@ -674,8 +743,17 @@
           <w:rFonts w:eastAsia="DengXian"/>
           <w:lang w:eastAsia="zh-CN"/>
         </w:rPr>
-        <w:t xml:space="preserve">        General Register</w:t>
-      </w:r>
+        <w:t xml:space="preserve">        TAG[5]: </w:t>
+      </w:r>
+      <w:proofErr w:type="spellStart"/>
+      <w:r>
+        <w:rPr>
+          <w:rFonts w:eastAsia="DengXian"/>
+          <w:lang w:eastAsia="zh-CN"/>
+        </w:rPr>
+        <w:t>count_ipsum_x</w:t>
+      </w:r>
+      <w:proofErr w:type="spellEnd"/>
     </w:p>
     <w:p>
       <w:pPr>
@@ -689,40 +767,17 @@
           <w:rFonts w:eastAsia="DengXian"/>
           <w:lang w:eastAsia="zh-CN"/>
         </w:rPr>
-        <w:t xml:space="preserve">            </w:t>
-      </w:r>
-      <w:proofErr w:type="gramStart"/>
-      <w:r>
-        <w:rPr>
-          <w:rFonts w:eastAsia="DengXian"/>
-          <w:lang w:eastAsia="zh-CN"/>
-        </w:rPr>
-        <w:t>REG[</w:t>
-      </w:r>
-      <w:proofErr w:type="gramEnd"/>
-      <w:r>
-        <w:rPr>
-          <w:rFonts w:eastAsia="DengXian"/>
-          <w:lang w:eastAsia="zh-CN"/>
-        </w:rPr>
-        <w:t xml:space="preserve">8] ~ </w:t>
-      </w:r>
-      <w:proofErr w:type="gramStart"/>
-      <w:r>
-        <w:rPr>
-          <w:rFonts w:eastAsia="DengXian"/>
-          <w:lang w:eastAsia="zh-CN"/>
-        </w:rPr>
-        <w:t>REG[</w:t>
-      </w:r>
-      <w:proofErr w:type="gramEnd"/>
-      <w:r>
-        <w:rPr>
-          <w:rFonts w:eastAsia="DengXian"/>
-          <w:lang w:eastAsia="zh-CN"/>
-        </w:rPr>
-        <w:t>15]</w:t>
-      </w:r>
+        <w:t xml:space="preserve">        TAG[6]: </w:t>
+      </w:r>
+      <w:proofErr w:type="spellStart"/>
+      <w:r>
+        <w:rPr>
+          <w:rFonts w:eastAsia="DengXian"/>
+          <w:lang w:eastAsia="zh-CN"/>
+        </w:rPr>
+        <w:t>count_opsum_y</w:t>
+      </w:r>
+      <w:proofErr w:type="spellEnd"/>
     </w:p>
     <w:p>
       <w:pPr>
@@ -736,319 +791,7 @@
           <w:rFonts w:eastAsia="DengXian"/>
           <w:lang w:eastAsia="zh-CN"/>
         </w:rPr>
-        <w:t xml:space="preserve">    TAG 3bit</w:t>
-      </w:r>
-    </w:p>
-    <w:p>
-      <w:pPr>
-        <w:rPr>
-          <w:rFonts w:eastAsia="DengXian"/>
-          <w:lang w:eastAsia="zh-CN"/>
-        </w:rPr>
-      </w:pPr>
-      <w:r>
-        <w:rPr>
-          <w:rFonts w:eastAsia="DengXian"/>
-          <w:lang w:eastAsia="zh-CN"/>
-        </w:rPr>
-        <w:t xml:space="preserve">        </w:t>
-      </w:r>
-      <w:proofErr w:type="gramStart"/>
-      <w:r>
-        <w:rPr>
-          <w:rFonts w:eastAsia="DengXian"/>
-          <w:lang w:eastAsia="zh-CN"/>
-        </w:rPr>
-        <w:t>TAG[</w:t>
-      </w:r>
-      <w:proofErr w:type="gramEnd"/>
-      <w:r>
-        <w:rPr>
-          <w:rFonts w:eastAsia="DengXian"/>
-          <w:lang w:eastAsia="zh-CN"/>
-        </w:rPr>
-        <w:t xml:space="preserve">0]: </w:t>
-      </w:r>
-      <w:proofErr w:type="spellStart"/>
-      <w:r>
-        <w:rPr>
-          <w:rFonts w:eastAsia="DengXian"/>
-          <w:lang w:eastAsia="zh-CN"/>
-        </w:rPr>
-        <w:t>count_ifmap_y</w:t>
-      </w:r>
-      <w:proofErr w:type="spellEnd"/>
-    </w:p>
-    <w:p>
-      <w:pPr>
-        <w:rPr>
-          <w:rFonts w:eastAsia="DengXian"/>
-          <w:lang w:eastAsia="zh-CN"/>
-        </w:rPr>
-      </w:pPr>
-      <w:r>
-        <w:rPr>
-          <w:rFonts w:eastAsia="DengXian"/>
-          <w:lang w:eastAsia="zh-CN"/>
-        </w:rPr>
-        <w:lastRenderedPageBreak/>
-        <w:t xml:space="preserve">        </w:t>
-      </w:r>
-      <w:proofErr w:type="gramStart"/>
-      <w:r>
-        <w:rPr>
-          <w:rFonts w:eastAsia="DengXian"/>
-          <w:lang w:eastAsia="zh-CN"/>
-        </w:rPr>
-        <w:t>TAG[</w:t>
-      </w:r>
-      <w:proofErr w:type="gramEnd"/>
-      <w:r>
-        <w:rPr>
-          <w:rFonts w:eastAsia="DengXian"/>
-          <w:lang w:eastAsia="zh-CN"/>
-        </w:rPr>
-        <w:t xml:space="preserve">1]: </w:t>
-      </w:r>
-      <w:proofErr w:type="spellStart"/>
-      <w:r>
-        <w:rPr>
-          <w:rFonts w:eastAsia="DengXian"/>
-          <w:lang w:eastAsia="zh-CN"/>
-        </w:rPr>
-        <w:t>count_ifmap_x</w:t>
-      </w:r>
-      <w:proofErr w:type="spellEnd"/>
-    </w:p>
-    <w:p>
-      <w:pPr>
-        <w:rPr>
-          <w:rFonts w:eastAsia="DengXian"/>
-          <w:lang w:eastAsia="zh-CN"/>
-        </w:rPr>
-      </w:pPr>
-      <w:r>
-        <w:rPr>
-          <w:rFonts w:eastAsia="DengXian"/>
-          <w:lang w:eastAsia="zh-CN"/>
-        </w:rPr>
-        <w:t xml:space="preserve">        </w:t>
-      </w:r>
-      <w:proofErr w:type="gramStart"/>
-      <w:r>
-        <w:rPr>
-          <w:rFonts w:eastAsia="DengXian"/>
-          <w:lang w:eastAsia="zh-CN"/>
-        </w:rPr>
-        <w:t>TAG[</w:t>
-      </w:r>
-      <w:proofErr w:type="gramEnd"/>
-      <w:r>
-        <w:rPr>
-          <w:rFonts w:eastAsia="DengXian"/>
-          <w:lang w:eastAsia="zh-CN"/>
-        </w:rPr>
-        <w:t xml:space="preserve">2]: </w:t>
-      </w:r>
-      <w:proofErr w:type="spellStart"/>
-      <w:r>
-        <w:rPr>
-          <w:rFonts w:eastAsia="DengXian"/>
-          <w:lang w:eastAsia="zh-CN"/>
-        </w:rPr>
-        <w:t>count_weight_y</w:t>
-      </w:r>
-      <w:proofErr w:type="spellEnd"/>
-    </w:p>
-    <w:p>
-      <w:pPr>
-        <w:rPr>
-          <w:rFonts w:eastAsia="DengXian"/>
-          <w:lang w:eastAsia="zh-CN"/>
-        </w:rPr>
-      </w:pPr>
-      <w:r>
-        <w:rPr>
-          <w:rFonts w:eastAsia="DengXian"/>
-          <w:lang w:eastAsia="zh-CN"/>
-        </w:rPr>
-        <w:t xml:space="preserve">        </w:t>
-      </w:r>
-      <w:proofErr w:type="gramStart"/>
-      <w:r>
-        <w:rPr>
-          <w:rFonts w:eastAsia="DengXian"/>
-          <w:lang w:eastAsia="zh-CN"/>
-        </w:rPr>
-        <w:t>TAG[</w:t>
-      </w:r>
-      <w:proofErr w:type="gramEnd"/>
-      <w:r>
-        <w:rPr>
-          <w:rFonts w:eastAsia="DengXian"/>
-          <w:lang w:eastAsia="zh-CN"/>
-        </w:rPr>
-        <w:t xml:space="preserve">3]: </w:t>
-      </w:r>
-      <w:proofErr w:type="spellStart"/>
-      <w:r>
-        <w:rPr>
-          <w:rFonts w:eastAsia="DengXian"/>
-          <w:lang w:eastAsia="zh-CN"/>
-        </w:rPr>
-        <w:t>count_weight_x</w:t>
-      </w:r>
-      <w:proofErr w:type="spellEnd"/>
-    </w:p>
-    <w:p>
-      <w:pPr>
-        <w:rPr>
-          <w:rFonts w:eastAsia="DengXian"/>
-          <w:lang w:eastAsia="zh-CN"/>
-        </w:rPr>
-      </w:pPr>
-      <w:r>
-        <w:rPr>
-          <w:rFonts w:eastAsia="DengXian"/>
-          <w:lang w:eastAsia="zh-CN"/>
-        </w:rPr>
-        <w:t xml:space="preserve">        </w:t>
-      </w:r>
-      <w:proofErr w:type="gramStart"/>
-      <w:r>
-        <w:rPr>
-          <w:rFonts w:eastAsia="DengXian"/>
-          <w:lang w:eastAsia="zh-CN"/>
-        </w:rPr>
-        <w:t>TAG[</w:t>
-      </w:r>
-      <w:proofErr w:type="gramEnd"/>
-      <w:r>
-        <w:rPr>
-          <w:rFonts w:eastAsia="DengXian"/>
-          <w:lang w:eastAsia="zh-CN"/>
-        </w:rPr>
-        <w:t xml:space="preserve">4]: </w:t>
-      </w:r>
-      <w:proofErr w:type="spellStart"/>
-      <w:r>
-        <w:rPr>
-          <w:rFonts w:eastAsia="DengXian"/>
-          <w:lang w:eastAsia="zh-CN"/>
-        </w:rPr>
-        <w:t>count_ipsum_y</w:t>
-      </w:r>
-      <w:proofErr w:type="spellEnd"/>
-    </w:p>
-    <w:p>
-      <w:pPr>
-        <w:rPr>
-          <w:rFonts w:eastAsia="DengXian"/>
-          <w:lang w:eastAsia="zh-CN"/>
-        </w:rPr>
-      </w:pPr>
-      <w:r>
-        <w:rPr>
-          <w:rFonts w:eastAsia="DengXian"/>
-          <w:lang w:eastAsia="zh-CN"/>
-        </w:rPr>
-        <w:t xml:space="preserve">        </w:t>
-      </w:r>
-      <w:proofErr w:type="gramStart"/>
-      <w:r>
-        <w:rPr>
-          <w:rFonts w:eastAsia="DengXian"/>
-          <w:lang w:eastAsia="zh-CN"/>
-        </w:rPr>
-        <w:t>TAG[</w:t>
-      </w:r>
-      <w:proofErr w:type="gramEnd"/>
-      <w:r>
-        <w:rPr>
-          <w:rFonts w:eastAsia="DengXian"/>
-          <w:lang w:eastAsia="zh-CN"/>
-        </w:rPr>
-        <w:t xml:space="preserve">5]: </w:t>
-      </w:r>
-      <w:proofErr w:type="spellStart"/>
-      <w:r>
-        <w:rPr>
-          <w:rFonts w:eastAsia="DengXian"/>
-          <w:lang w:eastAsia="zh-CN"/>
-        </w:rPr>
-        <w:t>count_ipsum_x</w:t>
-      </w:r>
-      <w:proofErr w:type="spellEnd"/>
-    </w:p>
-    <w:p>
-      <w:pPr>
-        <w:rPr>
-          <w:rFonts w:eastAsia="DengXian"/>
-          <w:lang w:eastAsia="zh-CN"/>
-        </w:rPr>
-      </w:pPr>
-      <w:r>
-        <w:rPr>
-          <w:rFonts w:eastAsia="DengXian"/>
-          <w:lang w:eastAsia="zh-CN"/>
-        </w:rPr>
-        <w:t xml:space="preserve">        </w:t>
-      </w:r>
-      <w:proofErr w:type="gramStart"/>
-      <w:r>
-        <w:rPr>
-          <w:rFonts w:eastAsia="DengXian"/>
-          <w:lang w:eastAsia="zh-CN"/>
-        </w:rPr>
-        <w:t>TAG[</w:t>
-      </w:r>
-      <w:proofErr w:type="gramEnd"/>
-      <w:r>
-        <w:rPr>
-          <w:rFonts w:eastAsia="DengXian"/>
-          <w:lang w:eastAsia="zh-CN"/>
-        </w:rPr>
-        <w:t xml:space="preserve">6]: </w:t>
-      </w:r>
-      <w:proofErr w:type="spellStart"/>
-      <w:r>
-        <w:rPr>
-          <w:rFonts w:eastAsia="DengXian"/>
-          <w:lang w:eastAsia="zh-CN"/>
-        </w:rPr>
-        <w:t>count_opsum_y</w:t>
-      </w:r>
-      <w:proofErr w:type="spellEnd"/>
-    </w:p>
-    <w:p>
-      <w:pPr>
-        <w:rPr>
-          <w:rFonts w:eastAsia="DengXian"/>
-          <w:lang w:eastAsia="zh-CN"/>
-        </w:rPr>
-      </w:pPr>
-      <w:r>
-        <w:rPr>
-          <w:rFonts w:eastAsia="DengXian"/>
-          <w:lang w:eastAsia="zh-CN"/>
-        </w:rPr>
-        <w:t xml:space="preserve">        </w:t>
-      </w:r>
-      <w:proofErr w:type="gramStart"/>
-      <w:r>
-        <w:rPr>
-          <w:rFonts w:eastAsia="DengXian"/>
-          <w:lang w:eastAsia="zh-CN"/>
-        </w:rPr>
-        <w:t>TAG[</w:t>
-      </w:r>
-      <w:proofErr w:type="gramEnd"/>
-      <w:r>
-        <w:rPr>
-          <w:rFonts w:eastAsia="DengXian"/>
-          <w:lang w:eastAsia="zh-CN"/>
-        </w:rPr>
-        <w:t xml:space="preserve">7]: </w:t>
+        <w:t xml:space="preserve">        TAG[7]: </w:t>
       </w:r>
       <w:proofErr w:type="spellStart"/>
       <w:r>
@@ -1159,44 +902,59 @@
     <w:p>
       <w:pPr>
         <w:rPr>
+          <w:rFonts w:eastAsia="DengXian"/>
+          <w:lang w:eastAsia="zh-CN"/>
+        </w:rPr>
+      </w:pPr>
+      <w:r>
+        <w:rPr>
           <w:rFonts w:eastAsia="DengXian" w:hint="eastAsia"/>
           <w:lang w:eastAsia="zh-CN"/>
         </w:rPr>
+        <w:t>OP_SET_ID                  = 6'b000010 // SET_LN</w:t>
+      </w:r>
+      <w:r>
+        <w:rPr>
+          <w:rFonts w:eastAsia="DengXian" w:hint="eastAsia"/>
+          <w:lang w:eastAsia="zh-CN"/>
+        </w:rPr>
+        <w:t>、</w:t>
+      </w:r>
+      <w:r>
+        <w:rPr>
+          <w:rFonts w:eastAsia="DengXian" w:hint="eastAsia"/>
+          <w:lang w:eastAsia="zh-CN"/>
+        </w:rPr>
+        <w:t>SET_XID</w:t>
+      </w:r>
+      <w:r>
+        <w:rPr>
+          <w:rFonts w:eastAsia="DengXian" w:hint="eastAsia"/>
+          <w:lang w:eastAsia="zh-CN"/>
+        </w:rPr>
+        <w:t>、</w:t>
+      </w:r>
+      <w:r>
+        <w:rPr>
+          <w:rFonts w:eastAsia="DengXian" w:hint="eastAsia"/>
+          <w:lang w:eastAsia="zh-CN"/>
+        </w:rPr>
+        <w:t>SET_YID</w:t>
+      </w:r>
+    </w:p>
+    <w:p>
+      <w:pPr>
+        <w:rPr>
+          <w:rFonts w:eastAsia="DengXian"/>
+          <w:lang w:eastAsia="zh-CN"/>
+        </w:rPr>
       </w:pPr>
       <w:r>
         <w:rPr>
-          <w:rFonts w:eastAsia="DengXian" w:hint="eastAsia"/>
-          <w:lang w:eastAsia="zh-CN"/>
-        </w:rPr>
-        <w:t>OP_SET_ID                  = 6'b000010 // SET_LN</w:t>
-      </w:r>
-      <w:r>
-        <w:rPr>
-          <w:rFonts w:eastAsia="DengXian" w:hint="eastAsia"/>
-          <w:lang w:eastAsia="zh-CN"/>
-        </w:rPr>
-        <w:t>、</w:t>
-      </w:r>
-      <w:r>
-        <w:rPr>
-          <w:rFonts w:eastAsia="DengXian" w:hint="eastAsia"/>
-          <w:lang w:eastAsia="zh-CN"/>
-        </w:rPr>
-        <w:t>SET_XID</w:t>
-      </w:r>
-      <w:r>
-        <w:rPr>
-          <w:rFonts w:eastAsia="DengXian" w:hint="eastAsia"/>
-          <w:lang w:eastAsia="zh-CN"/>
-        </w:rPr>
-        <w:t>、</w:t>
-      </w:r>
-      <w:r>
-        <w:rPr>
-          <w:rFonts w:eastAsia="DengXian" w:hint="eastAsia"/>
-          <w:lang w:eastAsia="zh-CN"/>
-        </w:rPr>
-        <w:t>SET_YID</w:t>
+          <w:rFonts w:eastAsia="DengXian"/>
+          <w:lang w:eastAsia="zh-CN"/>
+        </w:rPr>
+        <w:t>//0001xx</w:t>
       </w:r>
     </w:p>
     <w:p>
@@ -1211,8 +969,17 @@
           <w:rFonts w:eastAsia="DengXian"/>
           <w:lang w:eastAsia="zh-CN"/>
         </w:rPr>
-        <w:t>//0001xx</w:t>
-      </w:r>
+        <w:t xml:space="preserve">OP_DMA_LOAD_IFMAP           = 6'b000100 // DMA read </w:t>
+      </w:r>
+      <w:proofErr w:type="spellStart"/>
+      <w:r>
+        <w:rPr>
+          <w:rFonts w:eastAsia="DengXian"/>
+          <w:lang w:eastAsia="zh-CN"/>
+        </w:rPr>
+        <w:t>ifmap</w:t>
+      </w:r>
+      <w:proofErr w:type="spellEnd"/>
     </w:p>
     <w:p>
       <w:pPr>
@@ -1226,7 +993,22 @@
           <w:rFonts w:eastAsia="DengXian"/>
           <w:lang w:eastAsia="zh-CN"/>
         </w:rPr>
-        <w:t xml:space="preserve">OP_DMA_LOAD_IFMAP           = 6'b000100 // DMA read </w:t>
+        <w:t>OP_DMA_LOAD_WEIGHT       = 6'b000101 // DMA read weights</w:t>
+      </w:r>
+    </w:p>
+    <w:p>
+      <w:pPr>
+        <w:rPr>
+          <w:rFonts w:eastAsia="DengXian"/>
+          <w:lang w:eastAsia="zh-CN"/>
+        </w:rPr>
+      </w:pPr>
+      <w:r>
+        <w:rPr>
+          <w:rFonts w:eastAsia="DengXian"/>
+          <w:lang w:eastAsia="zh-CN"/>
+        </w:rPr>
+        <w:t xml:space="preserve">OP_DMA_LOAD_PSUM            = 6'b000110 // DMA read </w:t>
       </w:r>
       <w:proofErr w:type="spellStart"/>
       <w:r>
@@ -1234,7 +1016,7 @@
           <w:rFonts w:eastAsia="DengXian"/>
           <w:lang w:eastAsia="zh-CN"/>
         </w:rPr>
-        <w:t>ifmap</w:t>
+        <w:t>psum</w:t>
       </w:r>
       <w:proofErr w:type="spellEnd"/>
     </w:p>
@@ -1250,8 +1032,17 @@
           <w:rFonts w:eastAsia="DengXian"/>
           <w:lang w:eastAsia="zh-CN"/>
         </w:rPr>
-        <w:t>OP_DMA_LOAD_WEIGHT       = 6'b000101 // DMA read weights</w:t>
-      </w:r>
+        <w:t xml:space="preserve">OP_DMA_STORE_OFMAP       = 6'b000111 // DMA write </w:t>
+      </w:r>
+      <w:proofErr w:type="spellStart"/>
+      <w:r>
+        <w:rPr>
+          <w:rFonts w:eastAsia="DengXian"/>
+          <w:lang w:eastAsia="zh-CN"/>
+        </w:rPr>
+        <w:t>ofmap</w:t>
+      </w:r>
+      <w:proofErr w:type="spellEnd"/>
     </w:p>
     <w:p>
       <w:pPr>
@@ -1265,61 +1056,13 @@
           <w:rFonts w:eastAsia="DengXian"/>
           <w:lang w:eastAsia="zh-CN"/>
         </w:rPr>
-        <w:t xml:space="preserve">OP_DMA_LOAD_PSUM            = 6'b000110 // DMA read </w:t>
-      </w:r>
-      <w:proofErr w:type="spellStart"/>
-      <w:r>
-        <w:rPr>
-          <w:rFonts w:eastAsia="DengXian"/>
-          <w:lang w:eastAsia="zh-CN"/>
-        </w:rPr>
-        <w:t>psum</w:t>
-      </w:r>
-      <w:proofErr w:type="spellEnd"/>
+        <w:t>//00100x</w:t>
+      </w:r>
     </w:p>
     <w:p>
       <w:pPr>
         <w:rPr>
-          <w:rFonts w:eastAsia="DengXian" w:hint="eastAsia"/>
-          <w:lang w:eastAsia="zh-CN"/>
-        </w:rPr>
-      </w:pPr>
-      <w:r>
-        <w:rPr>
-          <w:rFonts w:eastAsia="DengXian"/>
-          <w:lang w:eastAsia="zh-CN"/>
-        </w:rPr>
-        <w:t xml:space="preserve">OP_DMA_STORE_OFMAP       = 6'b000111 // DMA write </w:t>
-      </w:r>
-      <w:proofErr w:type="spellStart"/>
-      <w:r>
-        <w:rPr>
-          <w:rFonts w:eastAsia="DengXian"/>
-          <w:lang w:eastAsia="zh-CN"/>
-        </w:rPr>
-        <w:t>ofmap</w:t>
-      </w:r>
-      <w:proofErr w:type="spellEnd"/>
-    </w:p>
-    <w:p>
-      <w:pPr>
-        <w:rPr>
-          <w:rFonts w:eastAsia="DengXian"/>
-          <w:lang w:eastAsia="zh-CN"/>
-        </w:rPr>
-      </w:pPr>
-      <w:r>
-        <w:rPr>
-          <w:rFonts w:eastAsia="DengXian"/>
-          <w:lang w:eastAsia="zh-CN"/>
-        </w:rPr>
-        <w:t>//00100x</w:t>
-      </w:r>
-    </w:p>
-    <w:p>
-      <w:pPr>
-        <w:rPr>
-          <w:rFonts w:eastAsia="DengXian" w:hint="eastAsia"/>
+          <w:rFonts w:eastAsia="DengXian"/>
           <w:lang w:eastAsia="zh-CN"/>
         </w:rPr>
       </w:pPr>
@@ -1378,7 +1121,7 @@
     <w:p>
       <w:pPr>
         <w:rPr>
-          <w:rFonts w:eastAsia="DengXian" w:hint="eastAsia"/>
+          <w:rFonts w:eastAsia="DengXian"/>
           <w:lang w:eastAsia="zh-CN"/>
         </w:rPr>
       </w:pPr>
@@ -1447,7 +1190,7 @@
     <w:p>
       <w:pPr>
         <w:rPr>
-          <w:rFonts w:eastAsia="DengXian" w:hint="eastAsia"/>
+          <w:rFonts w:eastAsia="DengXian"/>
           <w:lang w:eastAsia="zh-CN"/>
         </w:rPr>
       </w:pPr>
@@ -1511,23 +1254,7 @@
           <w:lang w:eastAsia="zh-CN"/>
         </w:rPr>
         <w:tab/>
-        <w:t xml:space="preserve">            = 6'</w:t>
-      </w:r>
-      <w:proofErr w:type="gramStart"/>
-      <w:r>
-        <w:rPr>
-          <w:rFonts w:eastAsia="DengXian"/>
-          <w:lang w:eastAsia="zh-CN"/>
-        </w:rPr>
-        <w:t>b011000 //</w:t>
-      </w:r>
-      <w:proofErr w:type="gramEnd"/>
-      <w:r>
-        <w:rPr>
-          <w:rFonts w:eastAsia="DengXian"/>
-          <w:lang w:eastAsia="zh-CN"/>
-        </w:rPr>
-        <w:t xml:space="preserve">compute and SET </w:t>
+        <w:t xml:space="preserve">            = 6'b011000 //compute and SET </w:t>
       </w:r>
       <w:proofErr w:type="spellStart"/>
       <w:r>
@@ -1611,7 +1338,36 @@
           <w:rFonts w:eastAsia="DengXian"/>
           <w:lang w:eastAsia="zh-CN"/>
         </w:rPr>
-        <w:t xml:space="preserve">:    </w:t>
+        <w:t>:    tagX, tagY</w:t>
+      </w:r>
+    </w:p>
+    <w:p>
+      <w:pPr>
+        <w:rPr>
+          <w:rFonts w:eastAsia="DengXian"/>
+          <w:lang w:eastAsia="zh-CN"/>
+        </w:rPr>
+      </w:pPr>
+      <w:r>
+        <w:rPr>
+          <w:rFonts w:eastAsia="DengXian"/>
+          <w:lang w:eastAsia="zh-CN"/>
+        </w:rPr>
+        <w:t xml:space="preserve">                                        </w:t>
+      </w:r>
+      <w:r>
+        <w:rPr>
+          <w:rFonts w:eastAsia="DengXian"/>
+          <w:lang w:eastAsia="zh-CN"/>
+        </w:rPr>
+        <w:tab/>
+      </w:r>
+      <w:r>
+        <w:rPr>
+          <w:rFonts w:eastAsia="DengXian"/>
+          <w:lang w:eastAsia="zh-CN"/>
+        </w:rPr>
+        <w:t xml:space="preserve">//weight:   </w:t>
       </w:r>
       <w:proofErr w:type="spellStart"/>
       <w:r>
@@ -1627,7 +1383,36 @@
           <w:rFonts w:eastAsia="DengXian"/>
           <w:lang w:eastAsia="zh-CN"/>
         </w:rPr>
-        <w:t xml:space="preserve">, </w:t>
+        <w:t>, tagY</w:t>
+      </w:r>
+    </w:p>
+    <w:p>
+      <w:pPr>
+        <w:rPr>
+          <w:rFonts w:eastAsia="DengXian"/>
+          <w:lang w:eastAsia="zh-CN"/>
+        </w:rPr>
+      </w:pPr>
+      <w:r>
+        <w:rPr>
+          <w:rFonts w:eastAsia="DengXian"/>
+          <w:lang w:eastAsia="zh-CN"/>
+        </w:rPr>
+        <w:t xml:space="preserve">                                        </w:t>
+      </w:r>
+      <w:r>
+        <w:rPr>
+          <w:rFonts w:eastAsia="DengXian"/>
+          <w:lang w:eastAsia="zh-CN"/>
+        </w:rPr>
+        <w:tab/>
+      </w:r>
+      <w:r>
+        <w:rPr>
+          <w:rFonts w:eastAsia="DengXian"/>
+          <w:lang w:eastAsia="zh-CN"/>
+        </w:rPr>
+        <w:t xml:space="preserve">//ipsum:    </w:t>
       </w:r>
       <w:proofErr w:type="spellStart"/>
       <w:r>
@@ -1635,9 +1420,16 @@
           <w:rFonts w:eastAsia="DengXian"/>
           <w:lang w:eastAsia="zh-CN"/>
         </w:rPr>
-        <w:t>tagY</w:t>
+        <w:t>tagX</w:t>
       </w:r>
       <w:proofErr w:type="spellEnd"/>
+      <w:r>
+        <w:rPr>
+          <w:rFonts w:eastAsia="DengXian"/>
+          <w:lang w:eastAsia="zh-CN"/>
+        </w:rPr>
+        <w:t>, tagY</w:t>
+      </w:r>
     </w:p>
     <w:p>
       <w:pPr>
@@ -1665,7 +1457,7 @@
           <w:rFonts w:eastAsia="DengXian"/>
           <w:lang w:eastAsia="zh-CN"/>
         </w:rPr>
-        <w:t xml:space="preserve">//weight:   </w:t>
+        <w:t>//</w:t>
       </w:r>
       <w:proofErr w:type="spellStart"/>
       <w:r>
@@ -1673,7 +1465,7 @@
           <w:rFonts w:eastAsia="DengXian"/>
           <w:lang w:eastAsia="zh-CN"/>
         </w:rPr>
-        <w:t>tagX</w:t>
+        <w:t>opsum</w:t>
       </w:r>
       <w:proofErr w:type="spellEnd"/>
       <w:r>
@@ -1681,7 +1473,138 @@
           <w:rFonts w:eastAsia="DengXian"/>
           <w:lang w:eastAsia="zh-CN"/>
         </w:rPr>
-        <w:t xml:space="preserve">, </w:t>
+        <w:t>:    tagX, tagY</w:t>
+      </w:r>
+    </w:p>
+    <w:p>
+      <w:pPr>
+        <w:rPr>
+          <w:rFonts w:eastAsia="DengXian"/>
+          <w:lang w:eastAsia="zh-CN"/>
+        </w:rPr>
+      </w:pPr>
+      <w:r>
+        <w:rPr>
+          <w:rFonts w:eastAsia="DengXian"/>
+          <w:lang w:eastAsia="zh-CN"/>
+        </w:rPr>
+        <w:t xml:space="preserve">                                        </w:t>
+      </w:r>
+      <w:r>
+        <w:rPr>
+          <w:rFonts w:eastAsia="DengXian"/>
+          <w:lang w:eastAsia="zh-CN"/>
+        </w:rPr>
+        <w:tab/>
+      </w:r>
+      <w:r>
+        <w:rPr>
+          <w:rFonts w:eastAsia="DengXian"/>
+          <w:lang w:eastAsia="zh-CN"/>
+        </w:rPr>
+        <w:t>//total 4 kind of tag -&gt; 8 small Register</w:t>
+      </w:r>
+    </w:p>
+    <w:p>
+      <w:pPr>
+        <w:rPr>
+          <w:rFonts w:eastAsia="DengXian"/>
+          <w:lang w:eastAsia="zh-CN"/>
+        </w:rPr>
+      </w:pPr>
+      <w:r>
+        <w:rPr>
+          <w:rFonts w:eastAsia="DengXian"/>
+          <w:lang w:eastAsia="zh-CN"/>
+        </w:rPr>
+        <w:t>//0111xx</w:t>
+      </w:r>
+    </w:p>
+    <w:p>
+      <w:pPr>
+        <w:rPr>
+          <w:rFonts w:eastAsia="DengXian"/>
+          <w:lang w:eastAsia="zh-CN"/>
+        </w:rPr>
+      </w:pPr>
+      <w:r>
+        <w:rPr>
+          <w:rFonts w:eastAsia="DengXian"/>
+          <w:lang w:eastAsia="zh-CN"/>
+        </w:rPr>
+        <w:t xml:space="preserve">OP_COMPUTE                 </w:t>
+      </w:r>
+      <w:r>
+        <w:rPr>
+          <w:rFonts w:eastAsia="DengXian"/>
+          <w:lang w:eastAsia="zh-CN"/>
+        </w:rPr>
+        <w:tab/>
+      </w:r>
+      <w:r>
+        <w:rPr>
+          <w:rFonts w:eastAsia="DengXian"/>
+          <w:lang w:eastAsia="zh-CN"/>
+        </w:rPr>
+        <w:t>= 6'b011100 // set pe enable</w:t>
+      </w:r>
+    </w:p>
+    <w:p>
+      <w:pPr>
+        <w:rPr>
+          <w:rFonts w:eastAsia="DengXian"/>
+          <w:lang w:eastAsia="zh-CN"/>
+        </w:rPr>
+      </w:pPr>
+      <w:r>
+        <w:rPr>
+          <w:rFonts w:eastAsia="DengXian"/>
+          <w:lang w:eastAsia="zh-CN"/>
+        </w:rPr>
+        <w:t xml:space="preserve">OP_WAIT                     </w:t>
+      </w:r>
+      <w:r>
+        <w:rPr>
+          <w:rFonts w:eastAsia="DengXian"/>
+          <w:lang w:eastAsia="zh-CN"/>
+        </w:rPr>
+        <w:tab/>
+      </w:r>
+      <w:r>
+        <w:rPr>
+          <w:rFonts w:eastAsia="DengXian"/>
+          <w:lang w:eastAsia="zh-CN"/>
+        </w:rPr>
+        <w:t>= 6'b011101 // wait for ready of pe</w:t>
+      </w:r>
+    </w:p>
+    <w:p>
+      <w:pPr>
+        <w:rPr>
+          <w:rFonts w:eastAsia="DengXian"/>
+          <w:lang w:eastAsia="zh-CN"/>
+        </w:rPr>
+      </w:pPr>
+      <w:r>
+        <w:rPr>
+          <w:rFonts w:eastAsia="DengXian"/>
+          <w:lang w:eastAsia="zh-CN"/>
+        </w:rPr>
+        <w:t xml:space="preserve">OP_JUMP                     </w:t>
+      </w:r>
+      <w:r>
+        <w:rPr>
+          <w:rFonts w:eastAsia="DengXian"/>
+          <w:lang w:eastAsia="zh-CN"/>
+        </w:rPr>
+        <w:tab/>
+      </w:r>
+      <w:r>
+        <w:rPr>
+          <w:rFonts w:eastAsia="DengXian"/>
+          <w:lang w:eastAsia="zh-CN"/>
+        </w:rPr>
+        <w:t xml:space="preserve">= 6'b011110 // absolute jump (pc = </w:t>
       </w:r>
       <w:proofErr w:type="spellStart"/>
       <w:r>
@@ -1689,9 +1612,16 @@
           <w:rFonts w:eastAsia="DengXian"/>
           <w:lang w:eastAsia="zh-CN"/>
         </w:rPr>
-        <w:t>tagY</w:t>
+        <w:t>imm</w:t>
       </w:r>
       <w:proofErr w:type="spellEnd"/>
+      <w:r>
+        <w:rPr>
+          <w:rFonts w:eastAsia="DengXian"/>
+          <w:lang w:eastAsia="zh-CN"/>
+        </w:rPr>
+        <w:t>)</w:t>
+      </w:r>
     </w:p>
     <w:p>
       <w:pPr>
@@ -1705,7 +1635,7 @@
           <w:rFonts w:eastAsia="DengXian"/>
           <w:lang w:eastAsia="zh-CN"/>
         </w:rPr>
-        <w:t xml:space="preserve">                                        </w:t>
+        <w:t xml:space="preserve">OP_LOOP                    </w:t>
       </w:r>
       <w:r>
         <w:rPr>
@@ -1719,7 +1649,37 @@
           <w:rFonts w:eastAsia="DengXian"/>
           <w:lang w:eastAsia="zh-CN"/>
         </w:rPr>
-        <w:t xml:space="preserve">//ipsum:    </w:t>
+        <w:t>= 6'b011111 // loop counter += offset, if loop counter &gt; certain value, stop looping</w:t>
+      </w:r>
+    </w:p>
+    <w:p>
+      <w:pPr>
+        <w:rPr>
+          <w:rFonts w:eastAsia="DengXian"/>
+          <w:lang w:eastAsia="zh-CN"/>
+        </w:rPr>
+      </w:pPr>
+      <w:r>
+        <w:rPr>
+          <w:rFonts w:eastAsia="DengXian"/>
+          <w:lang w:eastAsia="zh-CN"/>
+        </w:rPr>
+        <w:t>//10000x</w:t>
+      </w:r>
+    </w:p>
+    <w:p>
+      <w:pPr>
+        <w:rPr>
+          <w:rFonts w:eastAsia="DengXian"/>
+          <w:lang w:eastAsia="zh-CN"/>
+        </w:rPr>
+      </w:pPr>
+      <w:r>
+        <w:rPr>
+          <w:rFonts w:eastAsia="DengXian"/>
+          <w:lang w:eastAsia="zh-CN"/>
+        </w:rPr>
+        <w:t xml:space="preserve">OP_LOADI                    = 6'b100000 // </w:t>
       </w:r>
       <w:proofErr w:type="spellStart"/>
       <w:r>
@@ -1727,7 +1687,7 @@
           <w:rFonts w:eastAsia="DengXian"/>
           <w:lang w:eastAsia="zh-CN"/>
         </w:rPr>
-        <w:t>tagX</w:t>
+        <w:t>rd</w:t>
       </w:r>
       <w:proofErr w:type="spellEnd"/>
       <w:r>
@@ -1735,7 +1695,7 @@
           <w:rFonts w:eastAsia="DengXian"/>
           <w:lang w:eastAsia="zh-CN"/>
         </w:rPr>
-        <w:t xml:space="preserve">, </w:t>
+        <w:t xml:space="preserve"> = </w:t>
       </w:r>
       <w:proofErr w:type="spellStart"/>
       <w:r>
@@ -1743,7 +1703,7 @@
           <w:rFonts w:eastAsia="DengXian"/>
           <w:lang w:eastAsia="zh-CN"/>
         </w:rPr>
-        <w:t>tagY</w:t>
+        <w:t>imm</w:t>
       </w:r>
       <w:proofErr w:type="spellEnd"/>
     </w:p>
@@ -1759,21 +1719,7 @@
           <w:rFonts w:eastAsia="DengXian"/>
           <w:lang w:eastAsia="zh-CN"/>
         </w:rPr>
-        <w:t xml:space="preserve">                                        </w:t>
-      </w:r>
-      <w:r>
-        <w:rPr>
-          <w:rFonts w:eastAsia="DengXian"/>
-          <w:lang w:eastAsia="zh-CN"/>
-        </w:rPr>
-        <w:tab/>
-      </w:r>
-      <w:r>
-        <w:rPr>
-          <w:rFonts w:eastAsia="DengXian"/>
-          <w:lang w:eastAsia="zh-CN"/>
-        </w:rPr>
-        <w:t>//</w:t>
+        <w:t xml:space="preserve">OP_ADDI                     = 6'b100001 // </w:t>
       </w:r>
       <w:proofErr w:type="spellStart"/>
       <w:r>
@@ -1781,7 +1727,7 @@
           <w:rFonts w:eastAsia="DengXian"/>
           <w:lang w:eastAsia="zh-CN"/>
         </w:rPr>
-        <w:t>opsum</w:t>
+        <w:t>rd</w:t>
       </w:r>
       <w:proofErr w:type="spellEnd"/>
       <w:r>
@@ -1789,7 +1735,7 @@
           <w:rFonts w:eastAsia="DengXian"/>
           <w:lang w:eastAsia="zh-CN"/>
         </w:rPr>
-        <w:t xml:space="preserve">:    </w:t>
+        <w:t xml:space="preserve"> = </w:t>
       </w:r>
       <w:proofErr w:type="spellStart"/>
       <w:r>
@@ -1797,7 +1743,7 @@
           <w:rFonts w:eastAsia="DengXian"/>
           <w:lang w:eastAsia="zh-CN"/>
         </w:rPr>
-        <w:t>tagX</w:t>
+        <w:t>rs</w:t>
       </w:r>
       <w:proofErr w:type="spellEnd"/>
       <w:r>
@@ -1805,7 +1751,7 @@
           <w:rFonts w:eastAsia="DengXian"/>
           <w:lang w:eastAsia="zh-CN"/>
         </w:rPr>
-        <w:t xml:space="preserve">, </w:t>
+        <w:t xml:space="preserve"> + </w:t>
       </w:r>
       <w:proofErr w:type="spellStart"/>
       <w:r>
@@ -1813,7 +1759,7 @@
           <w:rFonts w:eastAsia="DengXian"/>
           <w:lang w:eastAsia="zh-CN"/>
         </w:rPr>
-        <w:t>tagY</w:t>
+        <w:t>imm</w:t>
       </w:r>
       <w:proofErr w:type="spellEnd"/>
     </w:p>
@@ -1829,21 +1775,39 @@
           <w:rFonts w:eastAsia="DengXian"/>
           <w:lang w:eastAsia="zh-CN"/>
         </w:rPr>
-        <w:t xml:space="preserve">                                        </w:t>
-      </w:r>
-      <w:r>
-        <w:rPr>
-          <w:rFonts w:eastAsia="DengXian"/>
-          <w:lang w:eastAsia="zh-CN"/>
-        </w:rPr>
-        <w:tab/>
-      </w:r>
-      <w:r>
-        <w:rPr>
-          <w:rFonts w:eastAsia="DengXian"/>
-          <w:lang w:eastAsia="zh-CN"/>
-        </w:rPr>
-        <w:t>//total 4 kind of tag -&gt; 8 small Register</w:t>
+        <w:t xml:space="preserve">OP_MULI                     = 6'b100010 // </w:t>
+      </w:r>
+      <w:proofErr w:type="spellStart"/>
+      <w:r>
+        <w:rPr>
+          <w:rFonts w:eastAsia="DengXian"/>
+          <w:lang w:eastAsia="zh-CN"/>
+        </w:rPr>
+        <w:t>rd</w:t>
+      </w:r>
+      <w:proofErr w:type="spellEnd"/>
+      <w:r>
+        <w:rPr>
+          <w:rFonts w:eastAsia="DengXian"/>
+          <w:lang w:eastAsia="zh-CN"/>
+        </w:rPr>
+        <w:t xml:space="preserve"> = rs1 * </w:t>
+      </w:r>
+      <w:proofErr w:type="spellStart"/>
+      <w:r>
+        <w:rPr>
+          <w:rFonts w:eastAsia="DengXian"/>
+          <w:lang w:eastAsia="zh-CN"/>
+        </w:rPr>
+        <w:t>imm</w:t>
+      </w:r>
+      <w:proofErr w:type="spellEnd"/>
+      <w:r>
+        <w:rPr>
+          <w:rFonts w:eastAsia="DengXian"/>
+          <w:lang w:eastAsia="zh-CN"/>
+        </w:rPr>
+        <w:t xml:space="preserve"> (unsigned)</w:t>
       </w:r>
     </w:p>
     <w:p>
@@ -1858,318 +1822,13 @@
           <w:rFonts w:eastAsia="DengXian"/>
           <w:lang w:eastAsia="zh-CN"/>
         </w:rPr>
-        <w:t>//0111xx</w:t>
+        <w:t>//1001xx</w:t>
       </w:r>
     </w:p>
     <w:p>
       <w:pPr>
         <w:rPr>
           <w:rFonts w:eastAsia="DengXian"/>
-          <w:lang w:eastAsia="zh-CN"/>
-        </w:rPr>
-      </w:pPr>
-      <w:r>
-        <w:rPr>
-          <w:rFonts w:eastAsia="DengXian"/>
-          <w:lang w:eastAsia="zh-CN"/>
-        </w:rPr>
-        <w:t xml:space="preserve">OP_COMPUTE                 </w:t>
-      </w:r>
-      <w:r>
-        <w:rPr>
-          <w:rFonts w:eastAsia="DengXian"/>
-          <w:lang w:eastAsia="zh-CN"/>
-        </w:rPr>
-        <w:tab/>
-      </w:r>
-      <w:r>
-        <w:rPr>
-          <w:rFonts w:eastAsia="DengXian"/>
-          <w:lang w:eastAsia="zh-CN"/>
-        </w:rPr>
-        <w:t>= 6'b011100 // set pe enable</w:t>
-      </w:r>
-    </w:p>
-    <w:p>
-      <w:pPr>
-        <w:rPr>
-          <w:rFonts w:eastAsia="DengXian"/>
-          <w:lang w:eastAsia="zh-CN"/>
-        </w:rPr>
-      </w:pPr>
-      <w:r>
-        <w:rPr>
-          <w:rFonts w:eastAsia="DengXian"/>
-          <w:lang w:eastAsia="zh-CN"/>
-        </w:rPr>
-        <w:t xml:space="preserve">OP_WAIT                     </w:t>
-      </w:r>
-      <w:r>
-        <w:rPr>
-          <w:rFonts w:eastAsia="DengXian"/>
-          <w:lang w:eastAsia="zh-CN"/>
-        </w:rPr>
-        <w:tab/>
-      </w:r>
-      <w:r>
-        <w:rPr>
-          <w:rFonts w:eastAsia="DengXian"/>
-          <w:lang w:eastAsia="zh-CN"/>
-        </w:rPr>
-        <w:t>= 6'b011101 // wait for ready of pe</w:t>
-      </w:r>
-    </w:p>
-    <w:p>
-      <w:pPr>
-        <w:rPr>
-          <w:rFonts w:eastAsia="DengXian"/>
-          <w:lang w:eastAsia="zh-CN"/>
-        </w:rPr>
-      </w:pPr>
-      <w:r>
-        <w:rPr>
-          <w:rFonts w:eastAsia="DengXian"/>
-          <w:lang w:eastAsia="zh-CN"/>
-        </w:rPr>
-        <w:t xml:space="preserve">OP_JUMP                     </w:t>
-      </w:r>
-      <w:r>
-        <w:rPr>
-          <w:rFonts w:eastAsia="DengXian"/>
-          <w:lang w:eastAsia="zh-CN"/>
-        </w:rPr>
-        <w:tab/>
-      </w:r>
-      <w:r>
-        <w:rPr>
-          <w:rFonts w:eastAsia="DengXian"/>
-          <w:lang w:eastAsia="zh-CN"/>
-        </w:rPr>
-        <w:t xml:space="preserve">= 6'b011110 // absolute jump (pc = </w:t>
-      </w:r>
-      <w:proofErr w:type="spellStart"/>
-      <w:r>
-        <w:rPr>
-          <w:rFonts w:eastAsia="DengXian"/>
-          <w:lang w:eastAsia="zh-CN"/>
-        </w:rPr>
-        <w:t>imm</w:t>
-      </w:r>
-      <w:proofErr w:type="spellEnd"/>
-      <w:r>
-        <w:rPr>
-          <w:rFonts w:eastAsia="DengXian"/>
-          <w:lang w:eastAsia="zh-CN"/>
-        </w:rPr>
-        <w:t>)</w:t>
-      </w:r>
-    </w:p>
-    <w:p>
-      <w:pPr>
-        <w:rPr>
-          <w:rFonts w:eastAsia="DengXian" w:hint="eastAsia"/>
-          <w:lang w:eastAsia="zh-CN"/>
-        </w:rPr>
-      </w:pPr>
-      <w:r>
-        <w:rPr>
-          <w:rFonts w:eastAsia="DengXian"/>
-          <w:lang w:eastAsia="zh-CN"/>
-        </w:rPr>
-        <w:t xml:space="preserve">OP_LOOP                    </w:t>
-      </w:r>
-      <w:r>
-        <w:rPr>
-          <w:rFonts w:eastAsia="DengXian"/>
-          <w:lang w:eastAsia="zh-CN"/>
-        </w:rPr>
-        <w:tab/>
-      </w:r>
-      <w:r>
-        <w:rPr>
-          <w:rFonts w:eastAsia="DengXian"/>
-          <w:lang w:eastAsia="zh-CN"/>
-        </w:rPr>
-        <w:t>= 6'b011111 // loop counter += offset, if loop counter &gt; certain value, stop looping</w:t>
-      </w:r>
-    </w:p>
-    <w:p>
-      <w:pPr>
-        <w:rPr>
-          <w:rFonts w:eastAsia="DengXian"/>
-          <w:lang w:eastAsia="zh-CN"/>
-        </w:rPr>
-      </w:pPr>
-      <w:r>
-        <w:rPr>
-          <w:rFonts w:eastAsia="DengXian"/>
-          <w:lang w:eastAsia="zh-CN"/>
-        </w:rPr>
-        <w:t>//10000x</w:t>
-      </w:r>
-    </w:p>
-    <w:p>
-      <w:pPr>
-        <w:rPr>
-          <w:rFonts w:eastAsia="DengXian"/>
-          <w:lang w:eastAsia="zh-CN"/>
-        </w:rPr>
-      </w:pPr>
-      <w:r>
-        <w:rPr>
-          <w:rFonts w:eastAsia="DengXian"/>
-          <w:lang w:eastAsia="zh-CN"/>
-        </w:rPr>
-        <w:t xml:space="preserve">OP_LOADI                    = 6'b100000 // </w:t>
-      </w:r>
-      <w:proofErr w:type="spellStart"/>
-      <w:r>
-        <w:rPr>
-          <w:rFonts w:eastAsia="DengXian"/>
-          <w:lang w:eastAsia="zh-CN"/>
-        </w:rPr>
-        <w:t>rd</w:t>
-      </w:r>
-      <w:proofErr w:type="spellEnd"/>
-      <w:r>
-        <w:rPr>
-          <w:rFonts w:eastAsia="DengXian"/>
-          <w:lang w:eastAsia="zh-CN"/>
-        </w:rPr>
-        <w:t xml:space="preserve"> = </w:t>
-      </w:r>
-      <w:proofErr w:type="spellStart"/>
-      <w:r>
-        <w:rPr>
-          <w:rFonts w:eastAsia="DengXian"/>
-          <w:lang w:eastAsia="zh-CN"/>
-        </w:rPr>
-        <w:t>imm</w:t>
-      </w:r>
-      <w:proofErr w:type="spellEnd"/>
-    </w:p>
-    <w:p>
-      <w:pPr>
-        <w:rPr>
-          <w:rFonts w:eastAsia="DengXian"/>
-          <w:lang w:eastAsia="zh-CN"/>
-        </w:rPr>
-      </w:pPr>
-      <w:r>
-        <w:rPr>
-          <w:rFonts w:eastAsia="DengXian"/>
-          <w:lang w:eastAsia="zh-CN"/>
-        </w:rPr>
-        <w:t xml:space="preserve">OP_ADDI                     = 6'b100001 // </w:t>
-      </w:r>
-      <w:proofErr w:type="spellStart"/>
-      <w:r>
-        <w:rPr>
-          <w:rFonts w:eastAsia="DengXian"/>
-          <w:lang w:eastAsia="zh-CN"/>
-        </w:rPr>
-        <w:t>rd</w:t>
-      </w:r>
-      <w:proofErr w:type="spellEnd"/>
-      <w:r>
-        <w:rPr>
-          <w:rFonts w:eastAsia="DengXian"/>
-          <w:lang w:eastAsia="zh-CN"/>
-        </w:rPr>
-        <w:t xml:space="preserve"> = </w:t>
-      </w:r>
-      <w:proofErr w:type="spellStart"/>
-      <w:r>
-        <w:rPr>
-          <w:rFonts w:eastAsia="DengXian"/>
-          <w:lang w:eastAsia="zh-CN"/>
-        </w:rPr>
-        <w:t>rs</w:t>
-      </w:r>
-      <w:proofErr w:type="spellEnd"/>
-      <w:r>
-        <w:rPr>
-          <w:rFonts w:eastAsia="DengXian"/>
-          <w:lang w:eastAsia="zh-CN"/>
-        </w:rPr>
-        <w:t xml:space="preserve"> + </w:t>
-      </w:r>
-      <w:proofErr w:type="spellStart"/>
-      <w:r>
-        <w:rPr>
-          <w:rFonts w:eastAsia="DengXian"/>
-          <w:lang w:eastAsia="zh-CN"/>
-        </w:rPr>
-        <w:t>imm</w:t>
-      </w:r>
-      <w:proofErr w:type="spellEnd"/>
-    </w:p>
-    <w:p>
-      <w:pPr>
-        <w:rPr>
-          <w:rFonts w:eastAsia="DengXian" w:hint="eastAsia"/>
-          <w:lang w:eastAsia="zh-CN"/>
-        </w:rPr>
-      </w:pPr>
-      <w:r>
-        <w:rPr>
-          <w:rFonts w:eastAsia="DengXian"/>
-          <w:lang w:eastAsia="zh-CN"/>
-        </w:rPr>
-        <w:t xml:space="preserve">OP_MULI                     = 6'b100010 // </w:t>
-      </w:r>
-      <w:proofErr w:type="spellStart"/>
-      <w:r>
-        <w:rPr>
-          <w:rFonts w:eastAsia="DengXian"/>
-          <w:lang w:eastAsia="zh-CN"/>
-        </w:rPr>
-        <w:t>rd</w:t>
-      </w:r>
-      <w:proofErr w:type="spellEnd"/>
-      <w:r>
-        <w:rPr>
-          <w:rFonts w:eastAsia="DengXian"/>
-          <w:lang w:eastAsia="zh-CN"/>
-        </w:rPr>
-        <w:t xml:space="preserve"> = rs1 * </w:t>
-      </w:r>
-      <w:proofErr w:type="spellStart"/>
-      <w:r>
-        <w:rPr>
-          <w:rFonts w:eastAsia="DengXian"/>
-          <w:lang w:eastAsia="zh-CN"/>
-        </w:rPr>
-        <w:t>imm</w:t>
-      </w:r>
-      <w:proofErr w:type="spellEnd"/>
-      <w:r>
-        <w:rPr>
-          <w:rFonts w:eastAsia="DengXian"/>
-          <w:lang w:eastAsia="zh-CN"/>
-        </w:rPr>
-        <w:t xml:space="preserve"> (unsigned)</w:t>
-      </w:r>
-    </w:p>
-    <w:p>
-      <w:pPr>
-        <w:rPr>
-          <w:rFonts w:eastAsia="DengXian"/>
-          <w:lang w:eastAsia="zh-CN"/>
-        </w:rPr>
-      </w:pPr>
-      <w:r>
-        <w:rPr>
-          <w:rFonts w:eastAsia="DengXian"/>
-          <w:lang w:eastAsia="zh-CN"/>
-        </w:rPr>
-        <w:t>//1001xx</w:t>
-      </w:r>
-    </w:p>
-    <w:p>
-      <w:pPr>
-        <w:rPr>
-          <w:rFonts w:eastAsia="DengXian" w:hint="eastAsia"/>
           <w:lang w:eastAsia="zh-CN"/>
         </w:rPr>
       </w:pPr>
@@ -2231,7 +1890,7 @@
       <w:pPr>
         <w:widowControl/>
         <w:rPr>
-          <w:rFonts w:eastAsia="DengXian" w:hint="eastAsia"/>
+          <w:rFonts w:eastAsia="DengXian"/>
           <w:lang w:eastAsia="zh-CN"/>
         </w:rPr>
       </w:pPr>
@@ -2247,7 +1906,7 @@
       <w:pPr>
         <w:pStyle w:val="2"/>
         <w:rPr>
-          <w:rFonts w:eastAsia="DengXian" w:hint="eastAsia"/>
+          <w:rFonts w:eastAsia="DengXian"/>
           <w:lang w:eastAsia="zh-CN"/>
         </w:rPr>
       </w:pPr>
@@ -2292,7 +1951,7 @@
           <w:p>
             <w:pPr>
               <w:rPr>
-                <w:rFonts w:eastAsia="DengXian" w:hint="eastAsia"/>
+                <w:rFonts w:eastAsia="DengXian"/>
                 <w:lang w:eastAsia="zh-CN"/>
               </w:rPr>
             </w:pPr>
@@ -2320,7 +1979,7 @@
               <w:jc w:val="right"/>
               <w:cnfStyle w:val="100000000000" w:firstRow="1" w:lastRow="0" w:firstColumn="0" w:lastColumn="0" w:oddVBand="0" w:evenVBand="0" w:oddHBand="0" w:evenHBand="0" w:firstRowFirstColumn="0" w:firstRowLastColumn="0" w:lastRowFirstColumn="0" w:lastRowLastColumn="0"/>
               <w:rPr>
-                <w:rFonts w:eastAsia="DengXian" w:hint="eastAsia"/>
+                <w:rFonts w:eastAsia="DengXian"/>
                 <w:lang w:eastAsia="zh-CN"/>
               </w:rPr>
             </w:pPr>
@@ -2347,7 +2006,7 @@
             <w:pPr>
               <w:cnfStyle w:val="100000000000" w:firstRow="1" w:lastRow="0" w:firstColumn="0" w:lastColumn="0" w:oddVBand="0" w:evenVBand="0" w:oddHBand="0" w:evenHBand="0" w:firstRowFirstColumn="0" w:firstRowLastColumn="0" w:lastRowFirstColumn="0" w:lastRowLastColumn="0"/>
               <w:rPr>
-                <w:rFonts w:eastAsia="DengXian" w:hint="eastAsia"/>
+                <w:rFonts w:eastAsia="DengXian"/>
                 <w:lang w:eastAsia="zh-CN"/>
               </w:rPr>
             </w:pPr>
@@ -2375,7 +2034,7 @@
               <w:jc w:val="right"/>
               <w:cnfStyle w:val="100000000000" w:firstRow="1" w:lastRow="0" w:firstColumn="0" w:lastColumn="0" w:oddVBand="0" w:evenVBand="0" w:oddHBand="0" w:evenHBand="0" w:firstRowFirstColumn="0" w:firstRowLastColumn="0" w:lastRowFirstColumn="0" w:lastRowLastColumn="0"/>
               <w:rPr>
-                <w:rFonts w:eastAsia="DengXian" w:hint="eastAsia"/>
+                <w:rFonts w:eastAsia="DengXian"/>
                 <w:lang w:eastAsia="zh-CN"/>
               </w:rPr>
             </w:pPr>
@@ -2402,7 +2061,7 @@
             <w:pPr>
               <w:cnfStyle w:val="100000000000" w:firstRow="1" w:lastRow="0" w:firstColumn="0" w:lastColumn="0" w:oddVBand="0" w:evenVBand="0" w:oddHBand="0" w:evenHBand="0" w:firstRowFirstColumn="0" w:firstRowLastColumn="0" w:lastRowFirstColumn="0" w:lastRowLastColumn="0"/>
               <w:rPr>
-                <w:rFonts w:eastAsia="DengXian" w:hint="eastAsia"/>
+                <w:rFonts w:eastAsia="DengXian"/>
                 <w:lang w:eastAsia="zh-CN"/>
               </w:rPr>
             </w:pPr>
@@ -2430,7 +2089,7 @@
               <w:jc w:val="right"/>
               <w:cnfStyle w:val="100000000000" w:firstRow="1" w:lastRow="0" w:firstColumn="0" w:lastColumn="0" w:oddVBand="0" w:evenVBand="0" w:oddHBand="0" w:evenHBand="0" w:firstRowFirstColumn="0" w:firstRowLastColumn="0" w:lastRowFirstColumn="0" w:lastRowLastColumn="0"/>
               <w:rPr>
-                <w:rFonts w:eastAsia="DengXian" w:hint="eastAsia"/>
+                <w:rFonts w:eastAsia="DengXian"/>
                 <w:lang w:eastAsia="zh-CN"/>
               </w:rPr>
             </w:pPr>
@@ -2457,7 +2116,7 @@
             <w:pPr>
               <w:cnfStyle w:val="100000000000" w:firstRow="1" w:lastRow="0" w:firstColumn="0" w:lastColumn="0" w:oddVBand="0" w:evenVBand="0" w:oddHBand="0" w:evenHBand="0" w:firstRowFirstColumn="0" w:firstRowLastColumn="0" w:lastRowFirstColumn="0" w:lastRowLastColumn="0"/>
               <w:rPr>
-                <w:rFonts w:eastAsia="DengXian" w:hint="eastAsia"/>
+                <w:rFonts w:eastAsia="DengXian"/>
                 <w:lang w:eastAsia="zh-CN"/>
               </w:rPr>
             </w:pPr>
@@ -2485,7 +2144,7 @@
               <w:jc w:val="right"/>
               <w:cnfStyle w:val="100000000000" w:firstRow="1" w:lastRow="0" w:firstColumn="0" w:lastColumn="0" w:oddVBand="0" w:evenVBand="0" w:oddHBand="0" w:evenHBand="0" w:firstRowFirstColumn="0" w:firstRowLastColumn="0" w:lastRowFirstColumn="0" w:lastRowLastColumn="0"/>
               <w:rPr>
-                <w:rFonts w:eastAsia="DengXian" w:hint="eastAsia"/>
+                <w:rFonts w:eastAsia="DengXian"/>
                 <w:lang w:eastAsia="zh-CN"/>
               </w:rPr>
             </w:pPr>
@@ -2559,7 +2218,7 @@
             <w:pPr>
               <w:jc w:val="center"/>
               <w:rPr>
-                <w:rFonts w:eastAsia="DengXian" w:hint="eastAsia"/>
+                <w:rFonts w:eastAsia="DengXian"/>
                 <w:lang w:eastAsia="zh-CN"/>
               </w:rPr>
             </w:pPr>
@@ -2584,7 +2243,7 @@
               <w:jc w:val="center"/>
               <w:cnfStyle w:val="000000100000" w:firstRow="0" w:lastRow="0" w:firstColumn="0" w:lastColumn="0" w:oddVBand="0" w:evenVBand="0" w:oddHBand="1" w:evenHBand="0" w:firstRowFirstColumn="0" w:firstRowLastColumn="0" w:lastRowFirstColumn="0" w:lastRowLastColumn="0"/>
               <w:rPr>
-                <w:rFonts w:eastAsia="DengXian" w:hint="eastAsia"/>
+                <w:rFonts w:eastAsia="DengXian"/>
                 <w:lang w:eastAsia="zh-CN"/>
               </w:rPr>
             </w:pPr>
@@ -2611,7 +2270,7 @@
               <w:jc w:val="center"/>
               <w:cnfStyle w:val="000000100000" w:firstRow="0" w:lastRow="0" w:firstColumn="0" w:lastColumn="0" w:oddVBand="0" w:evenVBand="0" w:oddHBand="1" w:evenHBand="0" w:firstRowFirstColumn="0" w:firstRowLastColumn="0" w:lastRowFirstColumn="0" w:lastRowLastColumn="0"/>
               <w:rPr>
-                <w:rFonts w:eastAsia="DengXian" w:hint="eastAsia"/>
+                <w:rFonts w:eastAsia="DengXian"/>
                 <w:lang w:eastAsia="zh-CN"/>
               </w:rPr>
             </w:pPr>
@@ -2656,7 +2315,7 @@
               <w:jc w:val="center"/>
               <w:cnfStyle w:val="000000100000" w:firstRow="0" w:lastRow="0" w:firstColumn="0" w:lastColumn="0" w:oddVBand="0" w:evenVBand="0" w:oddHBand="1" w:evenHBand="0" w:firstRowFirstColumn="0" w:firstRowLastColumn="0" w:lastRowFirstColumn="0" w:lastRowLastColumn="0"/>
               <w:rPr>
-                <w:rFonts w:eastAsia="DengXian" w:hint="eastAsia"/>
+                <w:rFonts w:eastAsia="DengXian"/>
                 <w:lang w:eastAsia="zh-CN"/>
               </w:rPr>
             </w:pPr>
@@ -2680,16 +2339,14 @@
               <w:jc w:val="center"/>
               <w:cnfStyle w:val="000000100000" w:firstRow="0" w:lastRow="0" w:firstColumn="0" w:lastColumn="0" w:oddVBand="0" w:evenVBand="0" w:oddHBand="1" w:evenHBand="0" w:firstRowFirstColumn="0" w:firstRowLastColumn="0" w:lastRowFirstColumn="0" w:lastRowLastColumn="0"/>
               <w:rPr>
-                <w:rFonts w:eastAsia="DengXian" w:hint="eastAsia"/>
-                <w:lang w:eastAsia="zh-CN"/>
-              </w:rPr>
-            </w:pPr>
-            <w:proofErr w:type="gramStart"/>
+                <w:rFonts w:eastAsia="DengXian"/>
+                <w:lang w:eastAsia="zh-CN"/>
+              </w:rPr>
+            </w:pPr>
             <w:r>
               <w:t>CSR[</w:t>
             </w:r>
             <w:proofErr w:type="spellStart"/>
-            <w:proofErr w:type="gramEnd"/>
             <w:r>
               <w:t>csr_id</w:t>
             </w:r>
@@ -2794,7 +2451,7 @@
             <w:pPr>
               <w:jc w:val="center"/>
               <w:rPr>
-                <w:rFonts w:eastAsia="DengXian" w:hint="eastAsia"/>
+                <w:rFonts w:eastAsia="DengXian"/>
                 <w:lang w:eastAsia="zh-CN"/>
               </w:rPr>
             </w:pPr>
@@ -2834,7 +2491,7 @@
             <w:pPr>
               <w:jc w:val="center"/>
               <w:rPr>
-                <w:rFonts w:eastAsia="DengXian" w:hint="eastAsia"/>
+                <w:rFonts w:eastAsia="DengXian"/>
                 <w:lang w:eastAsia="zh-CN"/>
               </w:rPr>
             </w:pPr>
@@ -2882,7 +2539,7 @@
             <w:pPr>
               <w:jc w:val="center"/>
               <w:rPr>
-                <w:rFonts w:eastAsia="DengXian" w:hint="eastAsia"/>
+                <w:rFonts w:eastAsia="DengXian"/>
                 <w:lang w:eastAsia="zh-CN"/>
               </w:rPr>
             </w:pPr>
@@ -2922,7 +2579,7 @@
             <w:pPr>
               <w:jc w:val="center"/>
               <w:rPr>
-                <w:rFonts w:eastAsia="DengXian" w:hint="eastAsia"/>
+                <w:rFonts w:eastAsia="DengXian"/>
                 <w:lang w:eastAsia="zh-CN"/>
               </w:rPr>
             </w:pPr>
@@ -2963,7 +2620,7 @@
             <w:pPr>
               <w:jc w:val="center"/>
               <w:rPr>
-                <w:rFonts w:eastAsia="DengXian" w:hint="eastAsia"/>
+                <w:rFonts w:eastAsia="DengXian"/>
                 <w:lang w:eastAsia="zh-CN"/>
               </w:rPr>
             </w:pPr>
@@ -3003,7 +2660,7 @@
             <w:pPr>
               <w:jc w:val="center"/>
               <w:rPr>
-                <w:rFonts w:eastAsia="DengXian" w:hint="eastAsia"/>
+                <w:rFonts w:eastAsia="DengXian"/>
                 <w:lang w:eastAsia="zh-CN"/>
               </w:rPr>
             </w:pPr>
@@ -3044,7 +2701,7 @@
             <w:pPr>
               <w:jc w:val="center"/>
               <w:rPr>
-                <w:rFonts w:eastAsia="DengXian" w:hint="eastAsia"/>
+                <w:rFonts w:eastAsia="DengXian"/>
                 <w:lang w:eastAsia="zh-CN"/>
               </w:rPr>
             </w:pPr>
@@ -3084,7 +2741,7 @@
             <w:pPr>
               <w:jc w:val="center"/>
               <w:rPr>
-                <w:rFonts w:eastAsia="DengXian" w:hint="eastAsia"/>
+                <w:rFonts w:eastAsia="DengXian"/>
                 <w:lang w:eastAsia="zh-CN"/>
               </w:rPr>
             </w:pPr>
@@ -3125,7 +2782,7 @@
             <w:pPr>
               <w:jc w:val="center"/>
               <w:rPr>
-                <w:rFonts w:eastAsia="DengXian" w:hint="eastAsia"/>
+                <w:rFonts w:eastAsia="DengXian"/>
                 <w:lang w:eastAsia="zh-CN"/>
               </w:rPr>
             </w:pPr>
@@ -3165,7 +2822,7 @@
             <w:pPr>
               <w:jc w:val="center"/>
               <w:rPr>
-                <w:rFonts w:eastAsia="DengXian" w:hint="eastAsia"/>
+                <w:rFonts w:eastAsia="DengXian"/>
                 <w:lang w:eastAsia="zh-CN"/>
               </w:rPr>
             </w:pPr>
@@ -3206,7 +2863,7 @@
             <w:pPr>
               <w:jc w:val="center"/>
               <w:rPr>
-                <w:rFonts w:eastAsia="DengXian" w:hint="eastAsia"/>
+                <w:rFonts w:eastAsia="DengXian"/>
                 <w:lang w:eastAsia="zh-CN"/>
               </w:rPr>
             </w:pPr>
@@ -3246,7 +2903,7 @@
             <w:pPr>
               <w:jc w:val="center"/>
               <w:rPr>
-                <w:rFonts w:eastAsia="DengXian" w:hint="eastAsia"/>
+                <w:rFonts w:eastAsia="DengXian"/>
                 <w:lang w:eastAsia="zh-CN"/>
               </w:rPr>
             </w:pPr>
@@ -3287,7 +2944,7 @@
             <w:pPr>
               <w:jc w:val="center"/>
               <w:rPr>
-                <w:rFonts w:eastAsia="DengXian" w:hint="eastAsia"/>
+                <w:rFonts w:eastAsia="DengXian"/>
                 <w:lang w:eastAsia="zh-CN"/>
               </w:rPr>
             </w:pPr>
@@ -3327,7 +2984,7 @@
             <w:pPr>
               <w:jc w:val="center"/>
               <w:rPr>
-                <w:rFonts w:eastAsia="DengXian" w:hint="eastAsia"/>
+                <w:rFonts w:eastAsia="DengXian"/>
                 <w:lang w:eastAsia="zh-CN"/>
               </w:rPr>
             </w:pPr>
@@ -3399,7 +3056,7 @@
           <w:p>
             <w:pPr>
               <w:rPr>
-                <w:rFonts w:eastAsia="DengXian" w:hint="eastAsia"/>
+                <w:rFonts w:eastAsia="DengXian"/>
                 <w:lang w:eastAsia="zh-CN"/>
               </w:rPr>
             </w:pPr>
@@ -3427,7 +3084,7 @@
               <w:jc w:val="right"/>
               <w:cnfStyle w:val="100000000000" w:firstRow="1" w:lastRow="0" w:firstColumn="0" w:lastColumn="0" w:oddVBand="0" w:evenVBand="0" w:oddHBand="0" w:evenHBand="0" w:firstRowFirstColumn="0" w:firstRowLastColumn="0" w:lastRowFirstColumn="0" w:lastRowLastColumn="0"/>
               <w:rPr>
-                <w:rFonts w:eastAsia="DengXian" w:hint="eastAsia"/>
+                <w:rFonts w:eastAsia="DengXian"/>
                 <w:lang w:eastAsia="zh-CN"/>
               </w:rPr>
             </w:pPr>
@@ -3454,7 +3111,7 @@
             <w:pPr>
               <w:cnfStyle w:val="100000000000" w:firstRow="1" w:lastRow="0" w:firstColumn="0" w:lastColumn="0" w:oddVBand="0" w:evenVBand="0" w:oddHBand="0" w:evenHBand="0" w:firstRowFirstColumn="0" w:firstRowLastColumn="0" w:lastRowFirstColumn="0" w:lastRowLastColumn="0"/>
               <w:rPr>
-                <w:rFonts w:eastAsia="DengXian" w:hint="eastAsia"/>
+                <w:rFonts w:eastAsia="DengXian"/>
                 <w:lang w:eastAsia="zh-CN"/>
               </w:rPr>
             </w:pPr>
@@ -3482,7 +3139,7 @@
               <w:jc w:val="right"/>
               <w:cnfStyle w:val="100000000000" w:firstRow="1" w:lastRow="0" w:firstColumn="0" w:lastColumn="0" w:oddVBand="0" w:evenVBand="0" w:oddHBand="0" w:evenHBand="0" w:firstRowFirstColumn="0" w:firstRowLastColumn="0" w:lastRowFirstColumn="0" w:lastRowLastColumn="0"/>
               <w:rPr>
-                <w:rFonts w:eastAsia="DengXian" w:hint="eastAsia"/>
+                <w:rFonts w:eastAsia="DengXian"/>
                 <w:lang w:eastAsia="zh-CN"/>
               </w:rPr>
             </w:pPr>
@@ -3509,7 +3166,7 @@
             <w:pPr>
               <w:cnfStyle w:val="100000000000" w:firstRow="1" w:lastRow="0" w:firstColumn="0" w:lastColumn="0" w:oddVBand="0" w:evenVBand="0" w:oddHBand="0" w:evenHBand="0" w:firstRowFirstColumn="0" w:firstRowLastColumn="0" w:lastRowFirstColumn="0" w:lastRowLastColumn="0"/>
               <w:rPr>
-                <w:rFonts w:eastAsia="DengXian" w:hint="eastAsia"/>
+                <w:rFonts w:eastAsia="DengXian"/>
                 <w:lang w:eastAsia="zh-CN"/>
               </w:rPr>
             </w:pPr>
@@ -3537,7 +3194,7 @@
               <w:jc w:val="right"/>
               <w:cnfStyle w:val="100000000000" w:firstRow="1" w:lastRow="0" w:firstColumn="0" w:lastColumn="0" w:oddVBand="0" w:evenVBand="0" w:oddHBand="0" w:evenHBand="0" w:firstRowFirstColumn="0" w:firstRowLastColumn="0" w:lastRowFirstColumn="0" w:lastRowLastColumn="0"/>
               <w:rPr>
-                <w:rFonts w:eastAsia="DengXian" w:hint="eastAsia"/>
+                <w:rFonts w:eastAsia="DengXian"/>
                 <w:lang w:eastAsia="zh-CN"/>
               </w:rPr>
             </w:pPr>
@@ -3564,7 +3221,7 @@
             <w:pPr>
               <w:cnfStyle w:val="100000000000" w:firstRow="1" w:lastRow="0" w:firstColumn="0" w:lastColumn="0" w:oddVBand="0" w:evenVBand="0" w:oddHBand="0" w:evenHBand="0" w:firstRowFirstColumn="0" w:firstRowLastColumn="0" w:lastRowFirstColumn="0" w:lastRowLastColumn="0"/>
               <w:rPr>
-                <w:rFonts w:eastAsia="DengXian" w:hint="eastAsia"/>
+                <w:rFonts w:eastAsia="DengXian"/>
                 <w:lang w:eastAsia="zh-CN"/>
               </w:rPr>
             </w:pPr>
@@ -3592,7 +3249,7 @@
               <w:jc w:val="right"/>
               <w:cnfStyle w:val="100000000000" w:firstRow="1" w:lastRow="0" w:firstColumn="0" w:lastColumn="0" w:oddVBand="0" w:evenVBand="0" w:oddHBand="0" w:evenHBand="0" w:firstRowFirstColumn="0" w:firstRowLastColumn="0" w:lastRowFirstColumn="0" w:lastRowLastColumn="0"/>
               <w:rPr>
-                <w:rFonts w:eastAsia="DengXian" w:hint="eastAsia"/>
+                <w:rFonts w:eastAsia="DengXian"/>
                 <w:lang w:eastAsia="zh-CN"/>
               </w:rPr>
             </w:pPr>
@@ -3666,7 +3323,7 @@
             <w:pPr>
               <w:jc w:val="center"/>
               <w:rPr>
-                <w:rFonts w:eastAsia="DengXian" w:hint="eastAsia"/>
+                <w:rFonts w:eastAsia="DengXian"/>
                 <w:lang w:eastAsia="zh-CN"/>
               </w:rPr>
             </w:pPr>
@@ -3716,7 +3373,7 @@
               <w:jc w:val="center"/>
               <w:cnfStyle w:val="000000100000" w:firstRow="0" w:lastRow="0" w:firstColumn="0" w:lastColumn="0" w:oddVBand="0" w:evenVBand="0" w:oddHBand="1" w:evenHBand="0" w:firstRowFirstColumn="0" w:firstRowLastColumn="0" w:lastRowFirstColumn="0" w:lastRowLastColumn="0"/>
               <w:rPr>
-                <w:rFonts w:eastAsia="DengXian" w:hint="eastAsia"/>
+                <w:rFonts w:eastAsia="DengXian"/>
                 <w:lang w:eastAsia="zh-CN"/>
               </w:rPr>
             </w:pPr>
@@ -3743,7 +3400,7 @@
               <w:jc w:val="center"/>
               <w:cnfStyle w:val="000000100000" w:firstRow="0" w:lastRow="0" w:firstColumn="0" w:lastColumn="0" w:oddVBand="0" w:evenVBand="0" w:oddHBand="1" w:evenHBand="0" w:firstRowFirstColumn="0" w:firstRowLastColumn="0" w:lastRowFirstColumn="0" w:lastRowLastColumn="0"/>
               <w:rPr>
-                <w:rFonts w:eastAsia="DengXian" w:hint="eastAsia"/>
+                <w:rFonts w:eastAsia="DengXian"/>
                 <w:lang w:eastAsia="zh-CN"/>
               </w:rPr>
             </w:pPr>
@@ -3794,7 +3451,7 @@
               <w:jc w:val="center"/>
               <w:cnfStyle w:val="000000100000" w:firstRow="0" w:lastRow="0" w:firstColumn="0" w:lastColumn="0" w:oddVBand="0" w:evenVBand="0" w:oddHBand="1" w:evenHBand="0" w:firstRowFirstColumn="0" w:firstRowLastColumn="0" w:lastRowFirstColumn="0" w:lastRowLastColumn="0"/>
               <w:rPr>
-                <w:rFonts w:eastAsia="DengXian" w:hint="eastAsia"/>
+                <w:rFonts w:eastAsia="DengXian"/>
                 <w:lang w:eastAsia="zh-CN"/>
               </w:rPr>
             </w:pPr>
@@ -3818,48 +3475,28 @@
               <w:jc w:val="center"/>
               <w:cnfStyle w:val="000000100000" w:firstRow="0" w:lastRow="0" w:firstColumn="0" w:lastColumn="0" w:oddVBand="0" w:evenVBand="0" w:oddHBand="1" w:evenHBand="0" w:firstRowFirstColumn="0" w:firstRowLastColumn="0" w:lastRowFirstColumn="0" w:lastRowLastColumn="0"/>
               <w:rPr>
-                <w:rFonts w:eastAsia="DengXian" w:hint="eastAsia"/>
-                <w:lang w:eastAsia="zh-CN"/>
-              </w:rPr>
-            </w:pPr>
-            <w:proofErr w:type="gramStart"/>
-            <w:r>
-              <w:t>DMA(</w:t>
-            </w:r>
-            <w:proofErr w:type="gramEnd"/>
-            <w:r>
-              <w:t xml:space="preserve">DRAM_TO_GLB, </w:t>
-            </w:r>
-            <w:proofErr w:type="gramStart"/>
-            <w:r>
-              <w:t>CSR[</w:t>
+                <w:rFonts w:eastAsia="DengXian"/>
+                <w:lang w:eastAsia="zh-CN"/>
+              </w:rPr>
+            </w:pPr>
+            <w:r>
+              <w:t>DMA(DRAM_TO_GLB, CSR[</w:t>
             </w:r>
             <w:proofErr w:type="spellStart"/>
-            <w:proofErr w:type="gramEnd"/>
             <w:r>
               <w:t>csr_id</w:t>
             </w:r>
             <w:proofErr w:type="spellEnd"/>
             <w:r>
-              <w:t xml:space="preserve">] + </w:t>
-            </w:r>
-            <w:proofErr w:type="gramStart"/>
-            <w:r>
-              <w:t>REG[</w:t>
+              <w:t>] + REG[</w:t>
             </w:r>
             <w:proofErr w:type="spellStart"/>
-            <w:proofErr w:type="gramEnd"/>
             <w:r>
               <w:t>rs</w:t>
             </w:r>
             <w:proofErr w:type="spellEnd"/>
-            <w:proofErr w:type="gramStart"/>
-            <w:r>
-              <w:t>] ,</w:t>
-            </w:r>
-            <w:proofErr w:type="gramEnd"/>
-            <w:r>
-              <w:t xml:space="preserve"> size)</w:t>
+            <w:r>
+              <w:t>] , size)</w:t>
             </w:r>
           </w:p>
         </w:tc>
@@ -3954,7 +3591,7 @@
               <w:jc w:val="center"/>
               <w:cnfStyle w:val="000000000000" w:firstRow="0" w:lastRow="0" w:firstColumn="0" w:lastColumn="0" w:oddVBand="0" w:evenVBand="0" w:oddHBand="0" w:evenHBand="0" w:firstRowFirstColumn="0" w:firstRowLastColumn="0" w:lastRowFirstColumn="0" w:lastRowLastColumn="0"/>
               <w:rPr>
-                <w:rFonts w:eastAsia="DengXian" w:hint="eastAsia"/>
+                <w:rFonts w:eastAsia="DengXian"/>
                 <w:lang w:eastAsia="zh-CN"/>
               </w:rPr>
             </w:pPr>
@@ -4025,48 +3662,28 @@
               <w:jc w:val="center"/>
               <w:cnfStyle w:val="000000000000" w:firstRow="0" w:lastRow="0" w:firstColumn="0" w:lastColumn="0" w:oddVBand="0" w:evenVBand="0" w:oddHBand="0" w:evenHBand="0" w:firstRowFirstColumn="0" w:firstRowLastColumn="0" w:lastRowFirstColumn="0" w:lastRowLastColumn="0"/>
               <w:rPr>
-                <w:rFonts w:eastAsia="DengXian" w:hint="eastAsia"/>
-                <w:lang w:eastAsia="zh-CN"/>
-              </w:rPr>
-            </w:pPr>
-            <w:proofErr w:type="gramStart"/>
-            <w:r>
-              <w:t>DMA(</w:t>
-            </w:r>
-            <w:proofErr w:type="gramEnd"/>
-            <w:r>
-              <w:t xml:space="preserve">DRAM_TO_GLB, </w:t>
-            </w:r>
-            <w:proofErr w:type="gramStart"/>
-            <w:r>
-              <w:t>CSR[</w:t>
+                <w:rFonts w:eastAsia="DengXian"/>
+                <w:lang w:eastAsia="zh-CN"/>
+              </w:rPr>
+            </w:pPr>
+            <w:r>
+              <w:t>DMA(DRAM_TO_GLB, CSR[</w:t>
             </w:r>
             <w:proofErr w:type="spellStart"/>
-            <w:proofErr w:type="gramEnd"/>
             <w:r>
               <w:t>csr_id</w:t>
             </w:r>
             <w:proofErr w:type="spellEnd"/>
             <w:r>
-              <w:t xml:space="preserve">] + </w:t>
-            </w:r>
-            <w:proofErr w:type="gramStart"/>
-            <w:r>
-              <w:t>REG[</w:t>
+              <w:t>] + REG[</w:t>
             </w:r>
             <w:proofErr w:type="spellStart"/>
-            <w:proofErr w:type="gramEnd"/>
             <w:r>
               <w:t>rs</w:t>
             </w:r>
             <w:proofErr w:type="spellEnd"/>
-            <w:proofErr w:type="gramStart"/>
-            <w:r>
-              <w:t>] ,</w:t>
-            </w:r>
-            <w:proofErr w:type="gramEnd"/>
-            <w:r>
-              <w:t xml:space="preserve"> size)</w:t>
+            <w:r>
+              <w:t>] , size)</w:t>
             </w:r>
           </w:p>
         </w:tc>
@@ -4164,7 +3781,7 @@
               <w:jc w:val="center"/>
               <w:cnfStyle w:val="000000100000" w:firstRow="0" w:lastRow="0" w:firstColumn="0" w:lastColumn="0" w:oddVBand="0" w:evenVBand="0" w:oddHBand="1" w:evenHBand="0" w:firstRowFirstColumn="0" w:firstRowLastColumn="0" w:lastRowFirstColumn="0" w:lastRowLastColumn="0"/>
               <w:rPr>
-                <w:rFonts w:eastAsia="DengXian" w:hint="eastAsia"/>
+                <w:rFonts w:eastAsia="DengXian"/>
                 <w:lang w:eastAsia="zh-CN"/>
               </w:rPr>
             </w:pPr>
@@ -4215,7 +3832,7 @@
               <w:jc w:val="center"/>
               <w:cnfStyle w:val="000000100000" w:firstRow="0" w:lastRow="0" w:firstColumn="0" w:lastColumn="0" w:oddVBand="0" w:evenVBand="0" w:oddHBand="1" w:evenHBand="0" w:firstRowFirstColumn="0" w:firstRowLastColumn="0" w:lastRowFirstColumn="0" w:lastRowLastColumn="0"/>
               <w:rPr>
-                <w:rFonts w:eastAsia="DengXian" w:hint="eastAsia"/>
+                <w:rFonts w:eastAsia="DengXian"/>
                 <w:lang w:eastAsia="zh-CN"/>
               </w:rPr>
             </w:pPr>
@@ -4239,48 +3856,28 @@
               <w:jc w:val="center"/>
               <w:cnfStyle w:val="000000100000" w:firstRow="0" w:lastRow="0" w:firstColumn="0" w:lastColumn="0" w:oddVBand="0" w:evenVBand="0" w:oddHBand="1" w:evenHBand="0" w:firstRowFirstColumn="0" w:firstRowLastColumn="0" w:lastRowFirstColumn="0" w:lastRowLastColumn="0"/>
               <w:rPr>
-                <w:rFonts w:eastAsia="DengXian" w:hint="eastAsia"/>
-                <w:lang w:eastAsia="zh-CN"/>
-              </w:rPr>
-            </w:pPr>
-            <w:proofErr w:type="gramStart"/>
-            <w:r>
-              <w:t>DMA(</w:t>
-            </w:r>
-            <w:proofErr w:type="gramEnd"/>
-            <w:r>
-              <w:t xml:space="preserve">DRAM_TO_GLB, </w:t>
-            </w:r>
-            <w:proofErr w:type="gramStart"/>
-            <w:r>
-              <w:t>CSR[</w:t>
+                <w:rFonts w:eastAsia="DengXian"/>
+                <w:lang w:eastAsia="zh-CN"/>
+              </w:rPr>
+            </w:pPr>
+            <w:r>
+              <w:t>DMA(DRAM_TO_GLB, CSR[</w:t>
             </w:r>
             <w:proofErr w:type="spellStart"/>
-            <w:proofErr w:type="gramEnd"/>
             <w:r>
               <w:t>csr_id</w:t>
             </w:r>
             <w:proofErr w:type="spellEnd"/>
             <w:r>
-              <w:t xml:space="preserve">] + </w:t>
-            </w:r>
-            <w:proofErr w:type="gramStart"/>
-            <w:r>
-              <w:t>REG[</w:t>
+              <w:t>] + REG[</w:t>
             </w:r>
             <w:proofErr w:type="spellStart"/>
-            <w:proofErr w:type="gramEnd"/>
             <w:r>
               <w:t>rs</w:t>
             </w:r>
             <w:proofErr w:type="spellEnd"/>
-            <w:proofErr w:type="gramStart"/>
-            <w:r>
-              <w:t>] ,</w:t>
-            </w:r>
-            <w:proofErr w:type="gramEnd"/>
-            <w:r>
-              <w:t xml:space="preserve"> size)</w:t>
+            <w:r>
+              <w:t>] , size)</w:t>
             </w:r>
           </w:p>
         </w:tc>
@@ -4375,7 +3972,7 @@
               <w:jc w:val="center"/>
               <w:cnfStyle w:val="000000000000" w:firstRow="0" w:lastRow="0" w:firstColumn="0" w:lastColumn="0" w:oddVBand="0" w:evenVBand="0" w:oddHBand="0" w:evenHBand="0" w:firstRowFirstColumn="0" w:firstRowLastColumn="0" w:lastRowFirstColumn="0" w:lastRowLastColumn="0"/>
               <w:rPr>
-                <w:rFonts w:eastAsia="DengXian" w:hint="eastAsia"/>
+                <w:rFonts w:eastAsia="DengXian"/>
                 <w:lang w:eastAsia="zh-CN"/>
               </w:rPr>
             </w:pPr>
@@ -4426,7 +4023,7 @@
               <w:jc w:val="center"/>
               <w:cnfStyle w:val="000000000000" w:firstRow="0" w:lastRow="0" w:firstColumn="0" w:lastColumn="0" w:oddVBand="0" w:evenVBand="0" w:oddHBand="0" w:evenHBand="0" w:firstRowFirstColumn="0" w:firstRowLastColumn="0" w:lastRowFirstColumn="0" w:lastRowLastColumn="0"/>
               <w:rPr>
-                <w:rFonts w:eastAsia="DengXian" w:hint="eastAsia"/>
+                <w:rFonts w:eastAsia="DengXian"/>
                 <w:lang w:eastAsia="zh-CN"/>
               </w:rPr>
             </w:pPr>
@@ -4450,48 +4047,28 @@
               <w:jc w:val="center"/>
               <w:cnfStyle w:val="000000000000" w:firstRow="0" w:lastRow="0" w:firstColumn="0" w:lastColumn="0" w:oddVBand="0" w:evenVBand="0" w:oddHBand="0" w:evenHBand="0" w:firstRowFirstColumn="0" w:firstRowLastColumn="0" w:lastRowFirstColumn="0" w:lastRowLastColumn="0"/>
               <w:rPr>
-                <w:rFonts w:eastAsia="DengXian" w:hint="eastAsia"/>
-                <w:lang w:eastAsia="zh-CN"/>
-              </w:rPr>
-            </w:pPr>
-            <w:proofErr w:type="gramStart"/>
-            <w:r>
-              <w:t>DMA(</w:t>
-            </w:r>
-            <w:proofErr w:type="gramEnd"/>
-            <w:r>
-              <w:t xml:space="preserve">DRAM_TO_GLB, </w:t>
-            </w:r>
-            <w:proofErr w:type="gramStart"/>
-            <w:r>
-              <w:t>CSR[</w:t>
+                <w:rFonts w:eastAsia="DengXian"/>
+                <w:lang w:eastAsia="zh-CN"/>
+              </w:rPr>
+            </w:pPr>
+            <w:r>
+              <w:t>DMA(DRAM_TO_GLB, CSR[</w:t>
             </w:r>
             <w:proofErr w:type="spellStart"/>
-            <w:proofErr w:type="gramEnd"/>
             <w:r>
               <w:t>csr_id</w:t>
             </w:r>
             <w:proofErr w:type="spellEnd"/>
             <w:r>
-              <w:t xml:space="preserve">] + </w:t>
-            </w:r>
-            <w:proofErr w:type="gramStart"/>
-            <w:r>
-              <w:t>REG[</w:t>
+              <w:t>] + REG[</w:t>
             </w:r>
             <w:proofErr w:type="spellStart"/>
-            <w:proofErr w:type="gramEnd"/>
             <w:r>
               <w:t>rs</w:t>
             </w:r>
             <w:proofErr w:type="spellEnd"/>
-            <w:proofErr w:type="gramStart"/>
-            <w:r>
-              <w:t>] ,</w:t>
-            </w:r>
-            <w:proofErr w:type="gramEnd"/>
-            <w:r>
-              <w:t xml:space="preserve"> size)</w:t>
+            <w:r>
+              <w:t>] , size)</w:t>
             </w:r>
           </w:p>
         </w:tc>
@@ -4520,19 +4097,11 @@
     </w:p>
     <w:p>
       <w:r>
-        <w:t>Syntax: DMA_LOAD_</w:t>
-      </w:r>
-      <w:proofErr w:type="gramStart"/>
-      <w:r>
-        <w:t>WEIGHT  </w:t>
+        <w:t>Syntax: DMA_LOAD_WEIGHT  </w:t>
       </w:r>
       <w:proofErr w:type="spellStart"/>
       <w:r>
-        <w:t>csr</w:t>
-      </w:r>
-      <w:proofErr w:type="gramEnd"/>
-      <w:r>
-        <w:t>_id</w:t>
+        <w:t>csr_id</w:t>
       </w:r>
       <w:proofErr w:type="spellEnd"/>
       <w:r>
@@ -4570,19 +4139,11 @@
     </w:p>
     <w:p>
       <w:r>
-        <w:t>Syntax: DMA_STORE_</w:t>
-      </w:r>
-      <w:proofErr w:type="gramStart"/>
-      <w:r>
-        <w:t>OFMAP  </w:t>
+        <w:t>Syntax: DMA_STORE_OFMAP  </w:t>
       </w:r>
       <w:proofErr w:type="spellStart"/>
       <w:r>
-        <w:t>csr</w:t>
-      </w:r>
-      <w:proofErr w:type="gramEnd"/>
-      <w:r>
-        <w:t>_id</w:t>
+        <w:t>csr_id</w:t>
       </w:r>
       <w:proofErr w:type="spellEnd"/>
       <w:r>
@@ -4616,7 +4177,7 @@
     <w:p>
       <w:pPr>
         <w:rPr>
-          <w:rFonts w:eastAsia="DengXian" w:hint="eastAsia"/>
+          <w:rFonts w:eastAsia="DengXian"/>
           <w:lang w:eastAsia="zh-CN"/>
         </w:rPr>
       </w:pPr>
@@ -4671,7 +4232,7 @@
           <w:p>
             <w:pPr>
               <w:rPr>
-                <w:rFonts w:eastAsia="DengXian" w:hint="eastAsia"/>
+                <w:rFonts w:eastAsia="DengXian"/>
                 <w:lang w:eastAsia="zh-CN"/>
               </w:rPr>
             </w:pPr>
@@ -4699,7 +4260,7 @@
               <w:jc w:val="right"/>
               <w:cnfStyle w:val="100000000000" w:firstRow="1" w:lastRow="0" w:firstColumn="0" w:lastColumn="0" w:oddVBand="0" w:evenVBand="0" w:oddHBand="0" w:evenHBand="0" w:firstRowFirstColumn="0" w:firstRowLastColumn="0" w:lastRowFirstColumn="0" w:lastRowLastColumn="0"/>
               <w:rPr>
-                <w:rFonts w:eastAsia="DengXian" w:hint="eastAsia"/>
+                <w:rFonts w:eastAsia="DengXian"/>
                 <w:lang w:eastAsia="zh-CN"/>
               </w:rPr>
             </w:pPr>
@@ -4726,7 +4287,7 @@
             <w:pPr>
               <w:cnfStyle w:val="100000000000" w:firstRow="1" w:lastRow="0" w:firstColumn="0" w:lastColumn="0" w:oddVBand="0" w:evenVBand="0" w:oddHBand="0" w:evenHBand="0" w:firstRowFirstColumn="0" w:firstRowLastColumn="0" w:lastRowFirstColumn="0" w:lastRowLastColumn="0"/>
               <w:rPr>
-                <w:rFonts w:eastAsia="DengXian" w:hint="eastAsia"/>
+                <w:rFonts w:eastAsia="DengXian"/>
                 <w:lang w:eastAsia="zh-CN"/>
               </w:rPr>
             </w:pPr>
@@ -4754,7 +4315,7 @@
               <w:jc w:val="right"/>
               <w:cnfStyle w:val="100000000000" w:firstRow="1" w:lastRow="0" w:firstColumn="0" w:lastColumn="0" w:oddVBand="0" w:evenVBand="0" w:oddHBand="0" w:evenHBand="0" w:firstRowFirstColumn="0" w:firstRowLastColumn="0" w:lastRowFirstColumn="0" w:lastRowLastColumn="0"/>
               <w:rPr>
-                <w:rFonts w:eastAsia="DengXian" w:hint="eastAsia"/>
+                <w:rFonts w:eastAsia="DengXian"/>
                 <w:lang w:eastAsia="zh-CN"/>
               </w:rPr>
             </w:pPr>
@@ -4781,7 +4342,7 @@
             <w:pPr>
               <w:cnfStyle w:val="100000000000" w:firstRow="1" w:lastRow="0" w:firstColumn="0" w:lastColumn="0" w:oddVBand="0" w:evenVBand="0" w:oddHBand="0" w:evenHBand="0" w:firstRowFirstColumn="0" w:firstRowLastColumn="0" w:lastRowFirstColumn="0" w:lastRowLastColumn="0"/>
               <w:rPr>
-                <w:rFonts w:eastAsia="DengXian" w:hint="eastAsia"/>
+                <w:rFonts w:eastAsia="DengXian"/>
                 <w:lang w:eastAsia="zh-CN"/>
               </w:rPr>
             </w:pPr>
@@ -4809,7 +4370,7 @@
               <w:jc w:val="right"/>
               <w:cnfStyle w:val="100000000000" w:firstRow="1" w:lastRow="0" w:firstColumn="0" w:lastColumn="0" w:oddVBand="0" w:evenVBand="0" w:oddHBand="0" w:evenHBand="0" w:firstRowFirstColumn="0" w:firstRowLastColumn="0" w:lastRowFirstColumn="0" w:lastRowLastColumn="0"/>
               <w:rPr>
-                <w:rFonts w:eastAsia="DengXian" w:hint="eastAsia"/>
+                <w:rFonts w:eastAsia="DengXian"/>
                 <w:lang w:eastAsia="zh-CN"/>
               </w:rPr>
             </w:pPr>
@@ -4836,7 +4397,7 @@
             <w:pPr>
               <w:cnfStyle w:val="100000000000" w:firstRow="1" w:lastRow="0" w:firstColumn="0" w:lastColumn="0" w:oddVBand="0" w:evenVBand="0" w:oddHBand="0" w:evenHBand="0" w:firstRowFirstColumn="0" w:firstRowLastColumn="0" w:lastRowFirstColumn="0" w:lastRowLastColumn="0"/>
               <w:rPr>
-                <w:rFonts w:eastAsia="DengXian" w:hint="eastAsia"/>
+                <w:rFonts w:eastAsia="DengXian"/>
                 <w:lang w:eastAsia="zh-CN"/>
               </w:rPr>
             </w:pPr>
@@ -4864,7 +4425,7 @@
               <w:jc w:val="right"/>
               <w:cnfStyle w:val="100000000000" w:firstRow="1" w:lastRow="0" w:firstColumn="0" w:lastColumn="0" w:oddVBand="0" w:evenVBand="0" w:oddHBand="0" w:evenHBand="0" w:firstRowFirstColumn="0" w:firstRowLastColumn="0" w:lastRowFirstColumn="0" w:lastRowLastColumn="0"/>
               <w:rPr>
-                <w:rFonts w:eastAsia="DengXian" w:hint="eastAsia"/>
+                <w:rFonts w:eastAsia="DengXian"/>
                 <w:lang w:eastAsia="zh-CN"/>
               </w:rPr>
             </w:pPr>
@@ -4938,7 +4499,7 @@
             <w:pPr>
               <w:jc w:val="center"/>
               <w:rPr>
-                <w:rFonts w:eastAsia="DengXian" w:hint="eastAsia"/>
+                <w:rFonts w:eastAsia="DengXian"/>
                 <w:lang w:eastAsia="zh-CN"/>
               </w:rPr>
             </w:pPr>
@@ -4988,7 +4549,7 @@
               <w:jc w:val="center"/>
               <w:cnfStyle w:val="000000100000" w:firstRow="0" w:lastRow="0" w:firstColumn="0" w:lastColumn="0" w:oddVBand="0" w:evenVBand="0" w:oddHBand="1" w:evenHBand="0" w:firstRowFirstColumn="0" w:firstRowLastColumn="0" w:lastRowFirstColumn="0" w:lastRowLastColumn="0"/>
               <w:rPr>
-                <w:rFonts w:eastAsia="DengXian" w:hint="eastAsia"/>
+                <w:rFonts w:eastAsia="DengXian"/>
                 <w:lang w:eastAsia="zh-CN"/>
               </w:rPr>
             </w:pPr>
@@ -5015,7 +4576,7 @@
               <w:jc w:val="center"/>
               <w:cnfStyle w:val="000000100000" w:firstRow="0" w:lastRow="0" w:firstColumn="0" w:lastColumn="0" w:oddVBand="0" w:evenVBand="0" w:oddHBand="1" w:evenHBand="0" w:firstRowFirstColumn="0" w:firstRowLastColumn="0" w:lastRowFirstColumn="0" w:lastRowLastColumn="0"/>
               <w:rPr>
-                <w:rFonts w:eastAsia="DengXian" w:hint="eastAsia"/>
+                <w:rFonts w:eastAsia="DengXian"/>
                 <w:lang w:eastAsia="zh-CN"/>
               </w:rPr>
             </w:pPr>
@@ -5066,7 +4627,7 @@
               <w:jc w:val="center"/>
               <w:cnfStyle w:val="000000100000" w:firstRow="0" w:lastRow="0" w:firstColumn="0" w:lastColumn="0" w:oddVBand="0" w:evenVBand="0" w:oddHBand="1" w:evenHBand="0" w:firstRowFirstColumn="0" w:firstRowLastColumn="0" w:lastRowFirstColumn="0" w:lastRowLastColumn="0"/>
               <w:rPr>
-                <w:rFonts w:eastAsia="DengXian" w:hint="eastAsia"/>
+                <w:rFonts w:eastAsia="DengXian"/>
                 <w:lang w:eastAsia="zh-CN"/>
               </w:rPr>
             </w:pPr>
@@ -5090,7 +4651,7 @@
               <w:jc w:val="center"/>
               <w:cnfStyle w:val="000000100000" w:firstRow="0" w:lastRow="0" w:firstColumn="0" w:lastColumn="0" w:oddVBand="0" w:evenVBand="0" w:oddHBand="1" w:evenHBand="0" w:firstRowFirstColumn="0" w:firstRowLastColumn="0" w:lastRowFirstColumn="0" w:lastRowLastColumn="0"/>
               <w:rPr>
-                <w:rFonts w:eastAsia="DengXian" w:hint="eastAsia"/>
+                <w:rFonts w:eastAsia="DengXian"/>
                 <w:lang w:eastAsia="zh-CN"/>
               </w:rPr>
             </w:pPr>
@@ -5108,18 +4669,9 @@
                 <w:rFonts w:eastAsia="DengXian"/>
                 <w:lang w:eastAsia="zh-CN"/>
               </w:rPr>
-              <w:t>(</w:t>
-            </w:r>
-            <w:proofErr w:type="gramStart"/>
-            <w:r>
-              <w:rPr>
-                <w:rFonts w:eastAsia="DengXian"/>
-                <w:lang w:eastAsia="zh-CN"/>
-              </w:rPr>
-              <w:t>CSR[</w:t>
+              <w:t>(CSR[</w:t>
             </w:r>
             <w:proofErr w:type="spellStart"/>
-            <w:proofErr w:type="gramEnd"/>
             <w:r>
               <w:rPr>
                 <w:rFonts w:eastAsia="DengXian"/>
@@ -5133,18 +4685,9 @@
                 <w:rFonts w:eastAsia="DengXian"/>
                 <w:lang w:eastAsia="zh-CN"/>
               </w:rPr>
-              <w:t xml:space="preserve">] + </w:t>
-            </w:r>
-            <w:proofErr w:type="gramStart"/>
-            <w:r>
-              <w:rPr>
-                <w:rFonts w:eastAsia="DengXian"/>
-                <w:lang w:eastAsia="zh-CN"/>
-              </w:rPr>
-              <w:t>REG[</w:t>
+              <w:t>] + REG[</w:t>
             </w:r>
             <w:proofErr w:type="spellStart"/>
-            <w:proofErr w:type="gramEnd"/>
             <w:r>
               <w:rPr>
                 <w:rFonts w:eastAsia="DengXian"/>
@@ -5253,7 +4796,7 @@
               <w:jc w:val="center"/>
               <w:cnfStyle w:val="000000000000" w:firstRow="0" w:lastRow="0" w:firstColumn="0" w:lastColumn="0" w:oddVBand="0" w:evenVBand="0" w:oddHBand="0" w:evenHBand="0" w:firstRowFirstColumn="0" w:firstRowLastColumn="0" w:lastRowFirstColumn="0" w:lastRowLastColumn="0"/>
               <w:rPr>
-                <w:rFonts w:eastAsia="DengXian" w:hint="eastAsia"/>
+                <w:rFonts w:eastAsia="DengXian"/>
                 <w:lang w:eastAsia="zh-CN"/>
               </w:rPr>
             </w:pPr>
@@ -5304,7 +4847,7 @@
               <w:jc w:val="center"/>
               <w:cnfStyle w:val="000000000000" w:firstRow="0" w:lastRow="0" w:firstColumn="0" w:lastColumn="0" w:oddVBand="0" w:evenVBand="0" w:oddHBand="0" w:evenHBand="0" w:firstRowFirstColumn="0" w:firstRowLastColumn="0" w:lastRowFirstColumn="0" w:lastRowLastColumn="0"/>
               <w:rPr>
-                <w:rFonts w:eastAsia="DengXian" w:hint="eastAsia"/>
+                <w:rFonts w:eastAsia="DengXian"/>
                 <w:lang w:eastAsia="zh-CN"/>
               </w:rPr>
             </w:pPr>
@@ -5328,7 +4871,7 @@
               <w:jc w:val="center"/>
               <w:cnfStyle w:val="000000000000" w:firstRow="0" w:lastRow="0" w:firstColumn="0" w:lastColumn="0" w:oddVBand="0" w:evenVBand="0" w:oddHBand="0" w:evenHBand="0" w:firstRowFirstColumn="0" w:firstRowLastColumn="0" w:lastRowFirstColumn="0" w:lastRowLastColumn="0"/>
               <w:rPr>
-                <w:rFonts w:eastAsia="DengXian" w:hint="eastAsia"/>
+                <w:rFonts w:eastAsia="DengXian"/>
                 <w:lang w:eastAsia="zh-CN"/>
               </w:rPr>
             </w:pPr>
@@ -5346,18 +4889,9 @@
                 <w:rFonts w:eastAsia="DengXian"/>
                 <w:lang w:eastAsia="zh-CN"/>
               </w:rPr>
-              <w:t>(</w:t>
-            </w:r>
-            <w:proofErr w:type="gramStart"/>
-            <w:r>
-              <w:rPr>
-                <w:rFonts w:eastAsia="DengXian"/>
-                <w:lang w:eastAsia="zh-CN"/>
-              </w:rPr>
-              <w:t>CSR[</w:t>
+              <w:t>(CSR[</w:t>
             </w:r>
             <w:proofErr w:type="spellStart"/>
-            <w:proofErr w:type="gramEnd"/>
             <w:r>
               <w:rPr>
                 <w:rFonts w:eastAsia="DengXian"/>
@@ -5371,18 +4905,9 @@
                 <w:rFonts w:eastAsia="DengXian"/>
                 <w:lang w:eastAsia="zh-CN"/>
               </w:rPr>
-              <w:t xml:space="preserve">] + </w:t>
-            </w:r>
-            <w:proofErr w:type="gramStart"/>
-            <w:r>
-              <w:rPr>
-                <w:rFonts w:eastAsia="DengXian"/>
-                <w:lang w:eastAsia="zh-CN"/>
-              </w:rPr>
-              <w:t>REG[</w:t>
+              <w:t>] + REG[</w:t>
             </w:r>
             <w:proofErr w:type="spellStart"/>
-            <w:proofErr w:type="gramEnd"/>
             <w:r>
               <w:rPr>
                 <w:rFonts w:eastAsia="DengXian"/>
@@ -5552,7 +5077,7 @@
           <w:p>
             <w:pPr>
               <w:rPr>
-                <w:rFonts w:eastAsia="DengXian" w:hint="eastAsia"/>
+                <w:rFonts w:eastAsia="DengXian"/>
                 <w:lang w:eastAsia="zh-CN"/>
               </w:rPr>
             </w:pPr>
@@ -5580,7 +5105,7 @@
               <w:jc w:val="right"/>
               <w:cnfStyle w:val="100000000000" w:firstRow="1" w:lastRow="0" w:firstColumn="0" w:lastColumn="0" w:oddVBand="0" w:evenVBand="0" w:oddHBand="0" w:evenHBand="0" w:firstRowFirstColumn="0" w:firstRowLastColumn="0" w:lastRowFirstColumn="0" w:lastRowLastColumn="0"/>
               <w:rPr>
-                <w:rFonts w:eastAsia="DengXian" w:hint="eastAsia"/>
+                <w:rFonts w:eastAsia="DengXian"/>
                 <w:lang w:eastAsia="zh-CN"/>
               </w:rPr>
             </w:pPr>
@@ -5607,7 +5132,7 @@
             <w:pPr>
               <w:cnfStyle w:val="100000000000" w:firstRow="1" w:lastRow="0" w:firstColumn="0" w:lastColumn="0" w:oddVBand="0" w:evenVBand="0" w:oddHBand="0" w:evenHBand="0" w:firstRowFirstColumn="0" w:firstRowLastColumn="0" w:lastRowFirstColumn="0" w:lastRowLastColumn="0"/>
               <w:rPr>
-                <w:rFonts w:eastAsia="DengXian" w:hint="eastAsia"/>
+                <w:rFonts w:eastAsia="DengXian"/>
                 <w:lang w:eastAsia="zh-CN"/>
               </w:rPr>
             </w:pPr>
@@ -5635,7 +5160,7 @@
               <w:jc w:val="right"/>
               <w:cnfStyle w:val="100000000000" w:firstRow="1" w:lastRow="0" w:firstColumn="0" w:lastColumn="0" w:oddVBand="0" w:evenVBand="0" w:oddHBand="0" w:evenHBand="0" w:firstRowFirstColumn="0" w:firstRowLastColumn="0" w:lastRowFirstColumn="0" w:lastRowLastColumn="0"/>
               <w:rPr>
-                <w:rFonts w:eastAsia="DengXian" w:hint="eastAsia"/>
+                <w:rFonts w:eastAsia="DengXian"/>
                 <w:lang w:eastAsia="zh-CN"/>
               </w:rPr>
             </w:pPr>
@@ -5662,7 +5187,7 @@
             <w:pPr>
               <w:cnfStyle w:val="100000000000" w:firstRow="1" w:lastRow="0" w:firstColumn="0" w:lastColumn="0" w:oddVBand="0" w:evenVBand="0" w:oddHBand="0" w:evenHBand="0" w:firstRowFirstColumn="0" w:firstRowLastColumn="0" w:lastRowFirstColumn="0" w:lastRowLastColumn="0"/>
               <w:rPr>
-                <w:rFonts w:eastAsia="DengXian" w:hint="eastAsia"/>
+                <w:rFonts w:eastAsia="DengXian"/>
                 <w:lang w:eastAsia="zh-CN"/>
               </w:rPr>
             </w:pPr>
@@ -5690,7 +5215,7 @@
               <w:jc w:val="right"/>
               <w:cnfStyle w:val="100000000000" w:firstRow="1" w:lastRow="0" w:firstColumn="0" w:lastColumn="0" w:oddVBand="0" w:evenVBand="0" w:oddHBand="0" w:evenHBand="0" w:firstRowFirstColumn="0" w:firstRowLastColumn="0" w:lastRowFirstColumn="0" w:lastRowLastColumn="0"/>
               <w:rPr>
-                <w:rFonts w:eastAsia="DengXian" w:hint="eastAsia"/>
+                <w:rFonts w:eastAsia="DengXian"/>
                 <w:lang w:eastAsia="zh-CN"/>
               </w:rPr>
             </w:pPr>
@@ -5764,7 +5289,7 @@
             <w:pPr>
               <w:jc w:val="center"/>
               <w:rPr>
-                <w:rFonts w:eastAsia="DengXian" w:hint="eastAsia"/>
+                <w:rFonts w:eastAsia="DengXian"/>
                 <w:lang w:eastAsia="zh-CN"/>
               </w:rPr>
             </w:pPr>
@@ -5789,7 +5314,7 @@
               <w:jc w:val="center"/>
               <w:cnfStyle w:val="000000100000" w:firstRow="0" w:lastRow="0" w:firstColumn="0" w:lastColumn="0" w:oddVBand="0" w:evenVBand="0" w:oddHBand="1" w:evenHBand="0" w:firstRowFirstColumn="0" w:firstRowLastColumn="0" w:lastRowFirstColumn="0" w:lastRowLastColumn="0"/>
               <w:rPr>
-                <w:rFonts w:eastAsia="DengXian" w:hint="eastAsia"/>
+                <w:rFonts w:eastAsia="DengXian"/>
                 <w:lang w:eastAsia="zh-CN"/>
               </w:rPr>
             </w:pPr>
@@ -5838,7 +5363,7 @@
               <w:jc w:val="center"/>
               <w:cnfStyle w:val="000000100000" w:firstRow="0" w:lastRow="0" w:firstColumn="0" w:lastColumn="0" w:oddVBand="0" w:evenVBand="0" w:oddHBand="1" w:evenHBand="0" w:firstRowFirstColumn="0" w:firstRowLastColumn="0" w:lastRowFirstColumn="0" w:lastRowLastColumn="0"/>
               <w:rPr>
-                <w:rFonts w:eastAsia="DengXian" w:hint="eastAsia"/>
+                <w:rFonts w:eastAsia="DengXian"/>
                 <w:lang w:eastAsia="zh-CN"/>
               </w:rPr>
             </w:pPr>
@@ -5862,7 +5387,7 @@
               <w:jc w:val="center"/>
               <w:cnfStyle w:val="000000100000" w:firstRow="0" w:lastRow="0" w:firstColumn="0" w:lastColumn="0" w:oddVBand="0" w:evenVBand="0" w:oddHBand="1" w:evenHBand="0" w:firstRowFirstColumn="0" w:firstRowLastColumn="0" w:lastRowFirstColumn="0" w:lastRowLastColumn="0"/>
               <w:rPr>
-                <w:rFonts w:eastAsia="DengXian" w:hint="eastAsia"/>
+                <w:rFonts w:eastAsia="DengXian"/>
                 <w:lang w:eastAsia="zh-CN"/>
               </w:rPr>
             </w:pPr>
@@ -5880,18 +5405,9 @@
                 <w:rFonts w:eastAsia="DengXian"/>
                 <w:lang w:eastAsia="zh-CN"/>
               </w:rPr>
-              <w:t xml:space="preserve"> = </w:t>
-            </w:r>
-            <w:proofErr w:type="gramStart"/>
-            <w:r>
-              <w:rPr>
-                <w:rFonts w:eastAsia="DengXian"/>
-                <w:lang w:eastAsia="zh-CN"/>
-              </w:rPr>
-              <w:t>TAG[</w:t>
+              <w:t xml:space="preserve"> = TAG[</w:t>
             </w:r>
             <w:proofErr w:type="spellStart"/>
-            <w:proofErr w:type="gramEnd"/>
             <w:r>
               <w:rPr>
                 <w:rFonts w:eastAsia="DengXian"/>
@@ -5921,18 +5437,9 @@
                 <w:rFonts w:eastAsia="DengXian"/>
                 <w:lang w:eastAsia="zh-CN"/>
               </w:rPr>
-              <w:t xml:space="preserve"> = </w:t>
-            </w:r>
-            <w:proofErr w:type="gramStart"/>
-            <w:r>
-              <w:rPr>
-                <w:rFonts w:eastAsia="DengXian"/>
-                <w:lang w:eastAsia="zh-CN"/>
-              </w:rPr>
-              <w:t>TAG[</w:t>
+              <w:t xml:space="preserve"> = TAG[</w:t>
             </w:r>
             <w:proofErr w:type="spellStart"/>
-            <w:proofErr w:type="gramEnd"/>
             <w:r>
               <w:rPr>
                 <w:rFonts w:eastAsia="DengXian"/>
@@ -6040,7 +5547,7 @@
             <w:pPr>
               <w:jc w:val="center"/>
               <w:rPr>
-                <w:rFonts w:eastAsia="DengXian" w:hint="eastAsia"/>
+                <w:rFonts w:eastAsia="DengXian"/>
                 <w:lang w:eastAsia="zh-CN"/>
               </w:rPr>
             </w:pPr>
@@ -6071,19 +5578,11 @@
             </w:r>
             <w:proofErr w:type="spellStart"/>
             <w:r>
-              <w:t>count_ifmap_</w:t>
-            </w:r>
-            <w:proofErr w:type="gramStart"/>
-            <w:r>
-              <w:t>y</w:t>
+              <w:t>count_ifmap_y</w:t>
             </w:r>
             <w:proofErr w:type="spellEnd"/>
             <w:r>
-              <w:t xml:space="preserve">,   </w:t>
-            </w:r>
-            <w:proofErr w:type="gramEnd"/>
-            <w:r>
-              <w:t xml:space="preserve">  </w:t>
+              <w:t xml:space="preserve">,     </w:t>
             </w:r>
             <w:proofErr w:type="spellStart"/>
             <w:r>
@@ -6114,7 +5613,7 @@
             <w:pPr>
               <w:jc w:val="center"/>
               <w:rPr>
-                <w:rFonts w:eastAsia="DengXian" w:hint="eastAsia"/>
+                <w:rFonts w:eastAsia="DengXian"/>
                 <w:lang w:eastAsia="zh-CN"/>
               </w:rPr>
             </w:pPr>
@@ -6145,19 +5644,11 @@
             </w:r>
             <w:proofErr w:type="spellStart"/>
             <w:r>
-              <w:t>count_weight_</w:t>
-            </w:r>
-            <w:proofErr w:type="gramStart"/>
-            <w:r>
-              <w:t>y</w:t>
+              <w:t>count_weight_y</w:t>
             </w:r>
             <w:proofErr w:type="spellEnd"/>
             <w:r>
-              <w:t xml:space="preserve">,   </w:t>
-            </w:r>
-            <w:proofErr w:type="gramEnd"/>
-            <w:r>
-              <w:t xml:space="preserve"> </w:t>
+              <w:t xml:space="preserve">,    </w:t>
             </w:r>
             <w:proofErr w:type="spellStart"/>
             <w:r>
@@ -6189,7 +5680,7 @@
             <w:pPr>
               <w:jc w:val="center"/>
               <w:rPr>
-                <w:rFonts w:eastAsia="DengXian" w:hint="eastAsia"/>
+                <w:rFonts w:eastAsia="DengXian"/>
                 <w:lang w:eastAsia="zh-CN"/>
               </w:rPr>
             </w:pPr>
@@ -6220,19 +5711,11 @@
             </w:r>
             <w:proofErr w:type="spellStart"/>
             <w:r>
-              <w:t>count_ipsum_</w:t>
-            </w:r>
-            <w:proofErr w:type="gramStart"/>
-            <w:r>
-              <w:t>y</w:t>
+              <w:t>count_ipsum_y</w:t>
             </w:r>
             <w:proofErr w:type="spellEnd"/>
             <w:r>
-              <w:t xml:space="preserve">,   </w:t>
-            </w:r>
-            <w:proofErr w:type="gramEnd"/>
-            <w:r>
-              <w:t xml:space="preserve">  </w:t>
+              <w:t xml:space="preserve">,     </w:t>
             </w:r>
             <w:proofErr w:type="spellStart"/>
             <w:r>
@@ -6266,7 +5749,7 @@
             <w:pPr>
               <w:jc w:val="center"/>
               <w:rPr>
-                <w:rFonts w:eastAsia="DengXian" w:hint="eastAsia"/>
+                <w:rFonts w:eastAsia="DengXian"/>
                 <w:lang w:eastAsia="zh-CN"/>
               </w:rPr>
             </w:pPr>
@@ -6297,19 +5780,11 @@
             </w:r>
             <w:proofErr w:type="spellStart"/>
             <w:r>
-              <w:t>count_opsum_</w:t>
-            </w:r>
-            <w:proofErr w:type="gramStart"/>
-            <w:r>
-              <w:t>y</w:t>
+              <w:t>count_opsum_y</w:t>
             </w:r>
             <w:proofErr w:type="spellEnd"/>
             <w:r>
-              <w:t xml:space="preserve">,   </w:t>
-            </w:r>
-            <w:proofErr w:type="gramEnd"/>
-            <w:r>
-              <w:t xml:space="preserve"> </w:t>
+              <w:t xml:space="preserve">,    </w:t>
             </w:r>
             <w:proofErr w:type="spellStart"/>
             <w:r>
@@ -6392,7 +5867,7 @@
           <w:p>
             <w:pPr>
               <w:rPr>
-                <w:rFonts w:eastAsia="DengXian" w:hint="eastAsia"/>
+                <w:rFonts w:eastAsia="DengXian"/>
                 <w:lang w:eastAsia="zh-CN"/>
               </w:rPr>
             </w:pPr>
@@ -6420,7 +5895,7 @@
               <w:jc w:val="right"/>
               <w:cnfStyle w:val="100000000000" w:firstRow="1" w:lastRow="0" w:firstColumn="0" w:lastColumn="0" w:oddVBand="0" w:evenVBand="0" w:oddHBand="0" w:evenHBand="0" w:firstRowFirstColumn="0" w:firstRowLastColumn="0" w:lastRowFirstColumn="0" w:lastRowLastColumn="0"/>
               <w:rPr>
-                <w:rFonts w:eastAsia="DengXian" w:hint="eastAsia"/>
+                <w:rFonts w:eastAsia="DengXian"/>
                 <w:lang w:eastAsia="zh-CN"/>
               </w:rPr>
             </w:pPr>
@@ -6447,7 +5922,7 @@
             <w:pPr>
               <w:cnfStyle w:val="100000000000" w:firstRow="1" w:lastRow="0" w:firstColumn="0" w:lastColumn="0" w:oddVBand="0" w:evenVBand="0" w:oddHBand="0" w:evenHBand="0" w:firstRowFirstColumn="0" w:firstRowLastColumn="0" w:lastRowFirstColumn="0" w:lastRowLastColumn="0"/>
               <w:rPr>
-                <w:rFonts w:eastAsia="DengXian" w:hint="eastAsia"/>
+                <w:rFonts w:eastAsia="DengXian"/>
                 <w:lang w:eastAsia="zh-CN"/>
               </w:rPr>
             </w:pPr>
@@ -6475,7 +5950,7 @@
               <w:jc w:val="right"/>
               <w:cnfStyle w:val="100000000000" w:firstRow="1" w:lastRow="0" w:firstColumn="0" w:lastColumn="0" w:oddVBand="0" w:evenVBand="0" w:oddHBand="0" w:evenHBand="0" w:firstRowFirstColumn="0" w:firstRowLastColumn="0" w:lastRowFirstColumn="0" w:lastRowLastColumn="0"/>
               <w:rPr>
-                <w:rFonts w:eastAsia="DengXian" w:hint="eastAsia"/>
+                <w:rFonts w:eastAsia="DengXian"/>
                 <w:lang w:eastAsia="zh-CN"/>
               </w:rPr>
             </w:pPr>
@@ -6549,7 +6024,7 @@
             <w:pPr>
               <w:jc w:val="center"/>
               <w:rPr>
-                <w:rFonts w:eastAsia="DengXian" w:hint="eastAsia"/>
+                <w:rFonts w:eastAsia="DengXian"/>
                 <w:lang w:eastAsia="zh-CN"/>
               </w:rPr>
             </w:pPr>
@@ -6594,7 +6069,7 @@
               <w:jc w:val="center"/>
               <w:cnfStyle w:val="000000100000" w:firstRow="0" w:lastRow="0" w:firstColumn="0" w:lastColumn="0" w:oddVBand="0" w:evenVBand="0" w:oddHBand="1" w:evenHBand="0" w:firstRowFirstColumn="0" w:firstRowLastColumn="0" w:lastRowFirstColumn="0" w:lastRowLastColumn="0"/>
               <w:rPr>
-                <w:rFonts w:eastAsia="DengXian" w:hint="eastAsia"/>
+                <w:rFonts w:eastAsia="DengXian"/>
                 <w:lang w:eastAsia="zh-CN"/>
               </w:rPr>
             </w:pPr>
@@ -6618,7 +6093,7 @@
               <w:jc w:val="center"/>
               <w:cnfStyle w:val="000000100000" w:firstRow="0" w:lastRow="0" w:firstColumn="0" w:lastColumn="0" w:oddVBand="0" w:evenVBand="0" w:oddHBand="1" w:evenHBand="0" w:firstRowFirstColumn="0" w:firstRowLastColumn="0" w:lastRowFirstColumn="0" w:lastRowLastColumn="0"/>
               <w:rPr>
-                <w:rFonts w:eastAsia="DengXian" w:hint="eastAsia"/>
+                <w:rFonts w:eastAsia="DengXian"/>
                 <w:lang w:eastAsia="zh-CN"/>
               </w:rPr>
             </w:pPr>
@@ -6634,17 +6109,8 @@
                 <w:rFonts w:eastAsia="DengXian" w:hint="eastAsia"/>
                 <w:lang w:eastAsia="zh-CN"/>
               </w:rPr>
-              <w:t xml:space="preserve">et PE array </w:t>
-            </w:r>
-            <w:proofErr w:type="gramStart"/>
-            <w:r>
-              <w:rPr>
-                <w:rFonts w:eastAsia="DengXian" w:hint="eastAsia"/>
-                <w:lang w:eastAsia="zh-CN"/>
-              </w:rPr>
-              <w:t>enable</w:t>
-            </w:r>
-            <w:proofErr w:type="gramEnd"/>
+              <w:t>et PE array enable</w:t>
+            </w:r>
           </w:p>
         </w:tc>
       </w:tr>
@@ -6706,7 +6172,7 @@
               <w:jc w:val="center"/>
               <w:cnfStyle w:val="000000000000" w:firstRow="0" w:lastRow="0" w:firstColumn="0" w:lastColumn="0" w:oddVBand="0" w:evenVBand="0" w:oddHBand="0" w:evenHBand="0" w:firstRowFirstColumn="0" w:firstRowLastColumn="0" w:lastRowFirstColumn="0" w:lastRowLastColumn="0"/>
               <w:rPr>
-                <w:rFonts w:eastAsia="DengXian" w:hint="eastAsia"/>
+                <w:rFonts w:eastAsia="DengXian"/>
                 <w:lang w:eastAsia="zh-CN"/>
               </w:rPr>
             </w:pPr>
@@ -6746,14 +6212,7 @@
                 <w:rFonts w:eastAsia="DengXian" w:hint="eastAsia"/>
                 <w:lang w:eastAsia="zh-CN"/>
               </w:rPr>
-              <w:t xml:space="preserve">et PE array </w:t>
-            </w:r>
-            <w:r>
-              <w:rPr>
-                <w:rFonts w:eastAsia="DengXian" w:hint="eastAsia"/>
-                <w:lang w:eastAsia="zh-CN"/>
-              </w:rPr>
-              <w:t>ID</w:t>
+              <w:t>et PE array ID</w:t>
             </w:r>
           </w:p>
         </w:tc>
@@ -6762,7 +6221,7 @@
     <w:p>
       <w:pPr>
         <w:rPr>
-          <w:rFonts w:eastAsia="DengXian" w:hint="eastAsia"/>
+          <w:rFonts w:eastAsia="DengXian"/>
           <w:lang w:eastAsia="zh-CN"/>
         </w:rPr>
       </w:pPr>
@@ -6813,7 +6272,7 @@
             <w:pPr>
               <w:jc w:val="center"/>
               <w:rPr>
-                <w:rFonts w:ascii="DengXian" w:eastAsia="DengXian" w:hAnsi="DengXian" w:hint="eastAsia"/>
+                <w:rFonts w:ascii="DengXian" w:eastAsia="DengXian" w:hAnsi="DengXian"/>
                 <w:lang w:eastAsia="zh-CN"/>
               </w:rPr>
             </w:pPr>
@@ -6860,7 +6319,7 @@
             <w:pPr>
               <w:jc w:val="center"/>
               <w:rPr>
-                <w:rFonts w:eastAsia="DengXian" w:hint="eastAsia"/>
+                <w:rFonts w:eastAsia="DengXian"/>
                 <w:lang w:eastAsia="zh-CN"/>
               </w:rPr>
             </w:pPr>
@@ -6905,7 +6364,7 @@
             <w:pPr>
               <w:jc w:val="center"/>
               <w:rPr>
-                <w:rFonts w:eastAsia="DengXian" w:hint="eastAsia"/>
+                <w:rFonts w:eastAsia="DengXian"/>
                 <w:lang w:eastAsia="zh-CN"/>
               </w:rPr>
             </w:pPr>
@@ -6951,7 +6410,7 @@
             <w:pPr>
               <w:jc w:val="center"/>
               <w:rPr>
-                <w:rFonts w:eastAsia="DengXian" w:hint="eastAsia"/>
+                <w:rFonts w:eastAsia="DengXian"/>
                 <w:lang w:eastAsia="zh-CN"/>
               </w:rPr>
             </w:pPr>
@@ -6996,7 +6455,7 @@
             <w:pPr>
               <w:jc w:val="center"/>
               <w:rPr>
-                <w:rFonts w:eastAsia="DengXian" w:hint="eastAsia"/>
+                <w:rFonts w:eastAsia="DengXian"/>
                 <w:lang w:eastAsia="zh-CN"/>
               </w:rPr>
             </w:pPr>
@@ -7042,7 +6501,7 @@
             <w:pPr>
               <w:jc w:val="center"/>
               <w:rPr>
-                <w:rFonts w:eastAsia="DengXian" w:hint="eastAsia"/>
+                <w:rFonts w:eastAsia="DengXian"/>
                 <w:lang w:eastAsia="zh-CN"/>
               </w:rPr>
             </w:pPr>
@@ -7087,7 +6546,7 @@
             <w:pPr>
               <w:jc w:val="center"/>
               <w:rPr>
-                <w:rFonts w:eastAsia="DengXian" w:hint="eastAsia"/>
+                <w:rFonts w:eastAsia="DengXian"/>
                 <w:lang w:eastAsia="zh-CN"/>
               </w:rPr>
             </w:pPr>
@@ -7133,7 +6592,7 @@
             <w:pPr>
               <w:jc w:val="center"/>
               <w:rPr>
-                <w:rFonts w:eastAsia="DengXian" w:hint="eastAsia"/>
+                <w:rFonts w:eastAsia="DengXian"/>
                 <w:lang w:eastAsia="zh-CN"/>
               </w:rPr>
             </w:pPr>
@@ -7169,7 +6628,7 @@
     <w:p>
       <w:pPr>
         <w:rPr>
-          <w:rFonts w:eastAsia="DengXian" w:hint="eastAsia"/>
+          <w:rFonts w:eastAsia="DengXian"/>
           <w:lang w:eastAsia="zh-CN"/>
         </w:rPr>
       </w:pPr>
@@ -7237,7 +6696,7 @@
           <w:p>
             <w:pPr>
               <w:rPr>
-                <w:rFonts w:eastAsia="DengXian" w:hint="eastAsia"/>
+                <w:rFonts w:eastAsia="DengXian"/>
                 <w:lang w:eastAsia="zh-CN"/>
               </w:rPr>
             </w:pPr>
@@ -7265,7 +6724,7 @@
               <w:jc w:val="right"/>
               <w:cnfStyle w:val="100000000000" w:firstRow="1" w:lastRow="0" w:firstColumn="0" w:lastColumn="0" w:oddVBand="0" w:evenVBand="0" w:oddHBand="0" w:evenHBand="0" w:firstRowFirstColumn="0" w:firstRowLastColumn="0" w:lastRowFirstColumn="0" w:lastRowLastColumn="0"/>
               <w:rPr>
-                <w:rFonts w:eastAsia="DengXian" w:hint="eastAsia"/>
+                <w:rFonts w:eastAsia="DengXian"/>
                 <w:lang w:eastAsia="zh-CN"/>
               </w:rPr>
             </w:pPr>
@@ -7292,7 +6751,7 @@
             <w:pPr>
               <w:cnfStyle w:val="100000000000" w:firstRow="1" w:lastRow="0" w:firstColumn="0" w:lastColumn="0" w:oddVBand="0" w:evenVBand="0" w:oddHBand="0" w:evenHBand="0" w:firstRowFirstColumn="0" w:firstRowLastColumn="0" w:lastRowFirstColumn="0" w:lastRowLastColumn="0"/>
               <w:rPr>
-                <w:rFonts w:eastAsia="DengXian" w:hint="eastAsia"/>
+                <w:rFonts w:eastAsia="DengXian"/>
                 <w:lang w:eastAsia="zh-CN"/>
               </w:rPr>
             </w:pPr>
@@ -7320,7 +6779,7 @@
               <w:jc w:val="right"/>
               <w:cnfStyle w:val="100000000000" w:firstRow="1" w:lastRow="0" w:firstColumn="0" w:lastColumn="0" w:oddVBand="0" w:evenVBand="0" w:oddHBand="0" w:evenHBand="0" w:firstRowFirstColumn="0" w:firstRowLastColumn="0" w:lastRowFirstColumn="0" w:lastRowLastColumn="0"/>
               <w:rPr>
-                <w:rFonts w:eastAsia="DengXian" w:hint="eastAsia"/>
+                <w:rFonts w:eastAsia="DengXian"/>
                 <w:lang w:eastAsia="zh-CN"/>
               </w:rPr>
             </w:pPr>
@@ -7347,7 +6806,7 @@
             <w:pPr>
               <w:cnfStyle w:val="100000000000" w:firstRow="1" w:lastRow="0" w:firstColumn="0" w:lastColumn="0" w:oddVBand="0" w:evenVBand="0" w:oddHBand="0" w:evenHBand="0" w:firstRowFirstColumn="0" w:firstRowLastColumn="0" w:lastRowFirstColumn="0" w:lastRowLastColumn="0"/>
               <w:rPr>
-                <w:rFonts w:eastAsia="DengXian" w:hint="eastAsia"/>
+                <w:rFonts w:eastAsia="DengXian"/>
                 <w:lang w:eastAsia="zh-CN"/>
               </w:rPr>
             </w:pPr>
@@ -7375,7 +6834,7 @@
               <w:jc w:val="right"/>
               <w:cnfStyle w:val="100000000000" w:firstRow="1" w:lastRow="0" w:firstColumn="0" w:lastColumn="0" w:oddVBand="0" w:evenVBand="0" w:oddHBand="0" w:evenHBand="0" w:firstRowFirstColumn="0" w:firstRowLastColumn="0" w:lastRowFirstColumn="0" w:lastRowLastColumn="0"/>
               <w:rPr>
-                <w:rFonts w:eastAsia="DengXian" w:hint="eastAsia"/>
+                <w:rFonts w:eastAsia="DengXian"/>
                 <w:lang w:eastAsia="zh-CN"/>
               </w:rPr>
             </w:pPr>
@@ -7449,7 +6908,7 @@
             <w:pPr>
               <w:jc w:val="center"/>
               <w:rPr>
-                <w:rFonts w:eastAsia="DengXian" w:hint="eastAsia"/>
+                <w:rFonts w:eastAsia="DengXian"/>
                 <w:lang w:eastAsia="zh-CN"/>
               </w:rPr>
             </w:pPr>
@@ -7474,7 +6933,7 @@
               <w:jc w:val="center"/>
               <w:cnfStyle w:val="000000100000" w:firstRow="0" w:lastRow="0" w:firstColumn="0" w:lastColumn="0" w:oddVBand="0" w:evenVBand="0" w:oddHBand="1" w:evenHBand="0" w:firstRowFirstColumn="0" w:firstRowLastColumn="0" w:lastRowFirstColumn="0" w:lastRowLastColumn="0"/>
               <w:rPr>
-                <w:rFonts w:eastAsia="DengXian" w:hint="eastAsia"/>
+                <w:rFonts w:eastAsia="DengXian"/>
                 <w:lang w:eastAsia="zh-CN"/>
               </w:rPr>
             </w:pPr>
@@ -7523,7 +6982,7 @@
               <w:jc w:val="center"/>
               <w:cnfStyle w:val="000000100000" w:firstRow="0" w:lastRow="0" w:firstColumn="0" w:lastColumn="0" w:oddVBand="0" w:evenVBand="0" w:oddHBand="1" w:evenHBand="0" w:firstRowFirstColumn="0" w:firstRowLastColumn="0" w:lastRowFirstColumn="0" w:lastRowLastColumn="0"/>
               <w:rPr>
-                <w:rFonts w:eastAsia="DengXian" w:hint="eastAsia"/>
+                <w:rFonts w:eastAsia="DengXian"/>
                 <w:lang w:eastAsia="zh-CN"/>
               </w:rPr>
             </w:pPr>
@@ -7547,7 +7006,7 @@
               <w:jc w:val="center"/>
               <w:cnfStyle w:val="000000100000" w:firstRow="0" w:lastRow="0" w:firstColumn="0" w:lastColumn="0" w:oddVBand="0" w:evenVBand="0" w:oddHBand="1" w:evenHBand="0" w:firstRowFirstColumn="0" w:firstRowLastColumn="0" w:lastRowFirstColumn="0" w:lastRowLastColumn="0"/>
               <w:rPr>
-                <w:rFonts w:eastAsia="DengXian" w:hint="eastAsia"/>
+                <w:rFonts w:eastAsia="DengXian"/>
                 <w:lang w:eastAsia="zh-CN"/>
               </w:rPr>
             </w:pPr>
@@ -7721,7 +7180,7 @@
           <w:p>
             <w:pPr>
               <w:rPr>
-                <w:rFonts w:eastAsia="DengXian" w:hint="eastAsia"/>
+                <w:rFonts w:eastAsia="DengXian"/>
                 <w:lang w:eastAsia="zh-CN"/>
               </w:rPr>
             </w:pPr>
@@ -7749,7 +7208,7 @@
               <w:jc w:val="right"/>
               <w:cnfStyle w:val="100000000000" w:firstRow="1" w:lastRow="0" w:firstColumn="0" w:lastColumn="0" w:oddVBand="0" w:evenVBand="0" w:oddHBand="0" w:evenHBand="0" w:firstRowFirstColumn="0" w:firstRowLastColumn="0" w:lastRowFirstColumn="0" w:lastRowLastColumn="0"/>
               <w:rPr>
-                <w:rFonts w:eastAsia="DengXian" w:hint="eastAsia"/>
+                <w:rFonts w:eastAsia="DengXian"/>
                 <w:lang w:eastAsia="zh-CN"/>
               </w:rPr>
             </w:pPr>
@@ -7776,7 +7235,7 @@
             <w:pPr>
               <w:cnfStyle w:val="100000000000" w:firstRow="1" w:lastRow="0" w:firstColumn="0" w:lastColumn="0" w:oddVBand="0" w:evenVBand="0" w:oddHBand="0" w:evenHBand="0" w:firstRowFirstColumn="0" w:firstRowLastColumn="0" w:lastRowFirstColumn="0" w:lastRowLastColumn="0"/>
               <w:rPr>
-                <w:rFonts w:eastAsia="DengXian" w:hint="eastAsia"/>
+                <w:rFonts w:eastAsia="DengXian"/>
                 <w:lang w:eastAsia="zh-CN"/>
               </w:rPr>
             </w:pPr>
@@ -7804,7 +7263,7 @@
               <w:jc w:val="right"/>
               <w:cnfStyle w:val="100000000000" w:firstRow="1" w:lastRow="0" w:firstColumn="0" w:lastColumn="0" w:oddVBand="0" w:evenVBand="0" w:oddHBand="0" w:evenHBand="0" w:firstRowFirstColumn="0" w:firstRowLastColumn="0" w:lastRowFirstColumn="0" w:lastRowLastColumn="0"/>
               <w:rPr>
-                <w:rFonts w:eastAsia="DengXian" w:hint="eastAsia"/>
+                <w:rFonts w:eastAsia="DengXian"/>
                 <w:lang w:eastAsia="zh-CN"/>
               </w:rPr>
             </w:pPr>
@@ -7878,7 +7337,7 @@
             <w:pPr>
               <w:jc w:val="center"/>
               <w:rPr>
-                <w:rFonts w:eastAsia="DengXian" w:hint="eastAsia"/>
+                <w:rFonts w:eastAsia="DengXian"/>
                 <w:lang w:eastAsia="zh-CN"/>
               </w:rPr>
             </w:pPr>
@@ -7929,7 +7388,7 @@
               <w:jc w:val="center"/>
               <w:cnfStyle w:val="000000100000" w:firstRow="0" w:lastRow="0" w:firstColumn="0" w:lastColumn="0" w:oddVBand="0" w:evenVBand="0" w:oddHBand="1" w:evenHBand="0" w:firstRowFirstColumn="0" w:firstRowLastColumn="0" w:lastRowFirstColumn="0" w:lastRowLastColumn="0"/>
               <w:rPr>
-                <w:rFonts w:eastAsia="DengXian" w:hint="eastAsia"/>
+                <w:rFonts w:eastAsia="DengXian"/>
                 <w:lang w:eastAsia="zh-CN"/>
               </w:rPr>
             </w:pPr>
@@ -7953,7 +7412,7 @@
               <w:jc w:val="center"/>
               <w:cnfStyle w:val="000000100000" w:firstRow="0" w:lastRow="0" w:firstColumn="0" w:lastColumn="0" w:oddVBand="0" w:evenVBand="0" w:oddHBand="1" w:evenHBand="0" w:firstRowFirstColumn="0" w:firstRowLastColumn="0" w:lastRowFirstColumn="0" w:lastRowLastColumn="0"/>
               <w:rPr>
-                <w:rFonts w:eastAsia="DengXian" w:hint="eastAsia"/>
+                <w:rFonts w:eastAsia="DengXian"/>
                 <w:lang w:eastAsia="zh-CN"/>
               </w:rPr>
             </w:pPr>
@@ -8028,8 +7487,8 @@
         <w:gridCol w:w="692"/>
         <w:gridCol w:w="702"/>
         <w:gridCol w:w="16"/>
-        <w:gridCol w:w="345"/>
-        <w:gridCol w:w="749"/>
+        <w:gridCol w:w="622"/>
+        <w:gridCol w:w="472"/>
         <w:gridCol w:w="16"/>
         <w:gridCol w:w="680"/>
         <w:gridCol w:w="531"/>
@@ -8054,7 +7513,7 @@
           <w:p>
             <w:pPr>
               <w:rPr>
-                <w:rFonts w:eastAsia="DengXian" w:hint="eastAsia"/>
+                <w:rFonts w:eastAsia="DengXian"/>
                 <w:lang w:eastAsia="zh-CN"/>
               </w:rPr>
             </w:pPr>
@@ -8082,7 +7541,7 @@
               <w:jc w:val="right"/>
               <w:cnfStyle w:val="100000000000" w:firstRow="1" w:lastRow="0" w:firstColumn="0" w:lastColumn="0" w:oddVBand="0" w:evenVBand="0" w:oddHBand="0" w:evenHBand="0" w:firstRowFirstColumn="0" w:firstRowLastColumn="0" w:lastRowFirstColumn="0" w:lastRowLastColumn="0"/>
               <w:rPr>
-                <w:rFonts w:eastAsia="DengXian" w:hint="eastAsia"/>
+                <w:rFonts w:eastAsia="DengXian"/>
                 <w:lang w:eastAsia="zh-CN"/>
               </w:rPr>
             </w:pPr>
@@ -8109,7 +7568,7 @@
             <w:pPr>
               <w:cnfStyle w:val="100000000000" w:firstRow="1" w:lastRow="0" w:firstColumn="0" w:lastColumn="0" w:oddVBand="0" w:evenVBand="0" w:oddHBand="0" w:evenHBand="0" w:firstRowFirstColumn="0" w:firstRowLastColumn="0" w:lastRowFirstColumn="0" w:lastRowLastColumn="0"/>
               <w:rPr>
-                <w:rFonts w:eastAsia="DengXian" w:hint="eastAsia"/>
+                <w:rFonts w:eastAsia="DengXian"/>
                 <w:lang w:eastAsia="zh-CN"/>
               </w:rPr>
             </w:pPr>
@@ -8137,7 +7596,7 @@
               <w:jc w:val="right"/>
               <w:cnfStyle w:val="100000000000" w:firstRow="1" w:lastRow="0" w:firstColumn="0" w:lastColumn="0" w:oddVBand="0" w:evenVBand="0" w:oddHBand="0" w:evenHBand="0" w:firstRowFirstColumn="0" w:firstRowLastColumn="0" w:lastRowFirstColumn="0" w:lastRowLastColumn="0"/>
               <w:rPr>
-                <w:rFonts w:eastAsia="DengXian" w:hint="eastAsia"/>
+                <w:rFonts w:eastAsia="DengXian"/>
                 <w:lang w:eastAsia="zh-CN"/>
               </w:rPr>
             </w:pPr>
@@ -8164,7 +7623,7 @@
             <w:pPr>
               <w:cnfStyle w:val="100000000000" w:firstRow="1" w:lastRow="0" w:firstColumn="0" w:lastColumn="0" w:oddVBand="0" w:evenVBand="0" w:oddHBand="0" w:evenHBand="0" w:firstRowFirstColumn="0" w:firstRowLastColumn="0" w:lastRowFirstColumn="0" w:lastRowLastColumn="0"/>
               <w:rPr>
-                <w:rFonts w:eastAsia="DengXian" w:hint="eastAsia"/>
+                <w:rFonts w:eastAsia="DengXian"/>
                 <w:lang w:eastAsia="zh-CN"/>
               </w:rPr>
             </w:pPr>
@@ -8193,7 +7652,7 @@
               <w:jc w:val="right"/>
               <w:cnfStyle w:val="100000000000" w:firstRow="1" w:lastRow="0" w:firstColumn="0" w:lastColumn="0" w:oddVBand="0" w:evenVBand="0" w:oddHBand="0" w:evenHBand="0" w:firstRowFirstColumn="0" w:firstRowLastColumn="0" w:lastRowFirstColumn="0" w:lastRowLastColumn="0"/>
               <w:rPr>
-                <w:rFonts w:eastAsia="DengXian" w:hint="eastAsia"/>
+                <w:rFonts w:eastAsia="DengXian"/>
                 <w:lang w:eastAsia="zh-CN"/>
               </w:rPr>
             </w:pPr>
@@ -8208,7 +7667,7 @@
         </w:tc>
         <w:tc>
           <w:tcPr>
-            <w:tcW w:w="345" w:type="dxa"/>
+            <w:tcW w:w="622" w:type="dxa"/>
             <w:tcBorders>
               <w:top w:val="single" w:sz="4" w:space="0" w:color="auto"/>
               <w:left w:val="single" w:sz="4" w:space="0" w:color="auto"/>
@@ -8220,7 +7679,7 @@
             <w:pPr>
               <w:cnfStyle w:val="100000000000" w:firstRow="1" w:lastRow="0" w:firstColumn="0" w:lastColumn="0" w:oddVBand="0" w:evenVBand="0" w:oddHBand="0" w:evenHBand="0" w:firstRowFirstColumn="0" w:firstRowLastColumn="0" w:lastRowFirstColumn="0" w:lastRowLastColumn="0"/>
               <w:rPr>
-                <w:rFonts w:eastAsia="DengXian" w:hint="eastAsia"/>
+                <w:rFonts w:eastAsia="DengXian"/>
                 <w:lang w:eastAsia="zh-CN"/>
               </w:rPr>
             </w:pPr>
@@ -8235,7 +7694,7 @@
         </w:tc>
         <w:tc>
           <w:tcPr>
-            <w:tcW w:w="765" w:type="dxa"/>
+            <w:tcW w:w="488" w:type="dxa"/>
             <w:gridSpan w:val="2"/>
             <w:tcBorders>
               <w:top w:val="single" w:sz="4" w:space="0" w:color="auto"/>
@@ -8249,7 +7708,7 @@
               <w:jc w:val="right"/>
               <w:cnfStyle w:val="100000000000" w:firstRow="1" w:lastRow="0" w:firstColumn="0" w:lastColumn="0" w:oddVBand="0" w:evenVBand="0" w:oddHBand="0" w:evenHBand="0" w:firstRowFirstColumn="0" w:firstRowLastColumn="0" w:lastRowFirstColumn="0" w:lastRowLastColumn="0"/>
               <w:rPr>
-                <w:rFonts w:eastAsia="DengXian" w:hint="eastAsia"/>
+                <w:rFonts w:eastAsia="DengXian"/>
                 <w:lang w:eastAsia="zh-CN"/>
               </w:rPr>
             </w:pPr>
@@ -8276,7 +7735,7 @@
             <w:pPr>
               <w:cnfStyle w:val="100000000000" w:firstRow="1" w:lastRow="0" w:firstColumn="0" w:lastColumn="0" w:oddVBand="0" w:evenVBand="0" w:oddHBand="0" w:evenHBand="0" w:firstRowFirstColumn="0" w:firstRowLastColumn="0" w:lastRowFirstColumn="0" w:lastRowLastColumn="0"/>
               <w:rPr>
-                <w:rFonts w:eastAsia="DengXian" w:hint="eastAsia"/>
+                <w:rFonts w:eastAsia="DengXian"/>
                 <w:lang w:eastAsia="zh-CN"/>
               </w:rPr>
             </w:pPr>
@@ -8305,7 +7764,7 @@
               <w:jc w:val="right"/>
               <w:cnfStyle w:val="100000000000" w:firstRow="1" w:lastRow="0" w:firstColumn="0" w:lastColumn="0" w:oddVBand="0" w:evenVBand="0" w:oddHBand="0" w:evenHBand="0" w:firstRowFirstColumn="0" w:firstRowLastColumn="0" w:lastRowFirstColumn="0" w:lastRowLastColumn="0"/>
               <w:rPr>
-                <w:rFonts w:eastAsia="DengXian" w:hint="eastAsia"/>
+                <w:rFonts w:eastAsia="DengXian"/>
                 <w:lang w:eastAsia="zh-CN"/>
               </w:rPr>
             </w:pPr>
@@ -8409,7 +7868,7 @@
               <w:jc w:val="center"/>
               <w:cnfStyle w:val="000000100000" w:firstRow="0" w:lastRow="0" w:firstColumn="0" w:lastColumn="0" w:oddVBand="0" w:evenVBand="0" w:oddHBand="1" w:evenHBand="0" w:firstRowFirstColumn="0" w:firstRowLastColumn="0" w:lastRowFirstColumn="0" w:lastRowLastColumn="0"/>
               <w:rPr>
-                <w:rFonts w:eastAsia="DengXian" w:hint="eastAsia"/>
+                <w:rFonts w:eastAsia="DengXian"/>
                 <w:lang w:eastAsia="zh-CN"/>
               </w:rPr>
             </w:pPr>
@@ -8459,7 +7918,7 @@
               <w:jc w:val="center"/>
               <w:cnfStyle w:val="000000100000" w:firstRow="0" w:lastRow="0" w:firstColumn="0" w:lastColumn="0" w:oddVBand="0" w:evenVBand="0" w:oddHBand="1" w:evenHBand="0" w:firstRowFirstColumn="0" w:firstRowLastColumn="0" w:lastRowFirstColumn="0" w:lastRowLastColumn="0"/>
               <w:rPr>
-                <w:rFonts w:eastAsia="DengXian" w:hint="eastAsia"/>
+                <w:rFonts w:eastAsia="DengXian"/>
                 <w:lang w:eastAsia="zh-CN"/>
               </w:rPr>
             </w:pPr>
@@ -8486,7 +7945,7 @@
               <w:jc w:val="center"/>
               <w:cnfStyle w:val="000000100000" w:firstRow="0" w:lastRow="0" w:firstColumn="0" w:lastColumn="0" w:oddVBand="0" w:evenVBand="0" w:oddHBand="1" w:evenHBand="0" w:firstRowFirstColumn="0" w:firstRowLastColumn="0" w:lastRowFirstColumn="0" w:lastRowLastColumn="0"/>
               <w:rPr>
-                <w:rFonts w:eastAsia="DengXian" w:hint="eastAsia"/>
+                <w:rFonts w:eastAsia="DengXian"/>
                 <w:lang w:eastAsia="zh-CN"/>
               </w:rPr>
             </w:pPr>
@@ -8538,7 +7997,7 @@
               <w:jc w:val="center"/>
               <w:cnfStyle w:val="000000100000" w:firstRow="0" w:lastRow="0" w:firstColumn="0" w:lastColumn="0" w:oddVBand="0" w:evenVBand="0" w:oddHBand="1" w:evenHBand="0" w:firstRowFirstColumn="0" w:firstRowLastColumn="0" w:lastRowFirstColumn="0" w:lastRowLastColumn="0"/>
               <w:rPr>
-                <w:rFonts w:eastAsia="DengXian" w:hint="eastAsia"/>
+                <w:rFonts w:eastAsia="DengXian"/>
                 <w:lang w:eastAsia="zh-CN"/>
               </w:rPr>
             </w:pPr>
@@ -8815,7 +8274,6 @@
       <w:pPr>
         <w:pStyle w:val="2"/>
         <w:rPr>
-          <w:rFonts w:hint="eastAsia"/>
           <w:lang w:eastAsia="zh-CN"/>
         </w:rPr>
       </w:pPr>
@@ -8862,7 +8320,7 @@
           <w:p>
             <w:pPr>
               <w:rPr>
-                <w:rFonts w:eastAsia="DengXian" w:hint="eastAsia"/>
+                <w:rFonts w:eastAsia="DengXian"/>
                 <w:lang w:eastAsia="zh-CN"/>
               </w:rPr>
             </w:pPr>
@@ -8890,7 +8348,7 @@
               <w:jc w:val="right"/>
               <w:cnfStyle w:val="100000000000" w:firstRow="1" w:lastRow="0" w:firstColumn="0" w:lastColumn="0" w:oddVBand="0" w:evenVBand="0" w:oddHBand="0" w:evenHBand="0" w:firstRowFirstColumn="0" w:firstRowLastColumn="0" w:lastRowFirstColumn="0" w:lastRowLastColumn="0"/>
               <w:rPr>
-                <w:rFonts w:eastAsia="DengXian" w:hint="eastAsia"/>
+                <w:rFonts w:eastAsia="DengXian"/>
                 <w:lang w:eastAsia="zh-CN"/>
               </w:rPr>
             </w:pPr>
@@ -8917,7 +8375,7 @@
             <w:pPr>
               <w:cnfStyle w:val="100000000000" w:firstRow="1" w:lastRow="0" w:firstColumn="0" w:lastColumn="0" w:oddVBand="0" w:evenVBand="0" w:oddHBand="0" w:evenHBand="0" w:firstRowFirstColumn="0" w:firstRowLastColumn="0" w:lastRowFirstColumn="0" w:lastRowLastColumn="0"/>
               <w:rPr>
-                <w:rFonts w:eastAsia="DengXian" w:hint="eastAsia"/>
+                <w:rFonts w:eastAsia="DengXian"/>
                 <w:lang w:eastAsia="zh-CN"/>
               </w:rPr>
             </w:pPr>
@@ -8945,7 +8403,7 @@
               <w:jc w:val="right"/>
               <w:cnfStyle w:val="100000000000" w:firstRow="1" w:lastRow="0" w:firstColumn="0" w:lastColumn="0" w:oddVBand="0" w:evenVBand="0" w:oddHBand="0" w:evenHBand="0" w:firstRowFirstColumn="0" w:firstRowLastColumn="0" w:lastRowFirstColumn="0" w:lastRowLastColumn="0"/>
               <w:rPr>
-                <w:rFonts w:eastAsia="DengXian" w:hint="eastAsia"/>
+                <w:rFonts w:eastAsia="DengXian"/>
                 <w:lang w:eastAsia="zh-CN"/>
               </w:rPr>
             </w:pPr>
@@ -8972,7 +8430,7 @@
             <w:pPr>
               <w:cnfStyle w:val="100000000000" w:firstRow="1" w:lastRow="0" w:firstColumn="0" w:lastColumn="0" w:oddVBand="0" w:evenVBand="0" w:oddHBand="0" w:evenHBand="0" w:firstRowFirstColumn="0" w:firstRowLastColumn="0" w:lastRowFirstColumn="0" w:lastRowLastColumn="0"/>
               <w:rPr>
-                <w:rFonts w:eastAsia="DengXian" w:hint="eastAsia"/>
+                <w:rFonts w:eastAsia="DengXian"/>
                 <w:lang w:eastAsia="zh-CN"/>
               </w:rPr>
             </w:pPr>
@@ -9000,7 +8458,7 @@
               <w:jc w:val="right"/>
               <w:cnfStyle w:val="100000000000" w:firstRow="1" w:lastRow="0" w:firstColumn="0" w:lastColumn="0" w:oddVBand="0" w:evenVBand="0" w:oddHBand="0" w:evenHBand="0" w:firstRowFirstColumn="0" w:firstRowLastColumn="0" w:lastRowFirstColumn="0" w:lastRowLastColumn="0"/>
               <w:rPr>
-                <w:rFonts w:eastAsia="DengXian" w:hint="eastAsia"/>
+                <w:rFonts w:eastAsia="DengXian"/>
                 <w:lang w:eastAsia="zh-CN"/>
               </w:rPr>
             </w:pPr>
@@ -9027,7 +8485,7 @@
             <w:pPr>
               <w:cnfStyle w:val="100000000000" w:firstRow="1" w:lastRow="0" w:firstColumn="0" w:lastColumn="0" w:oddVBand="0" w:evenVBand="0" w:oddHBand="0" w:evenHBand="0" w:firstRowFirstColumn="0" w:firstRowLastColumn="0" w:lastRowFirstColumn="0" w:lastRowLastColumn="0"/>
               <w:rPr>
-                <w:rFonts w:eastAsia="DengXian" w:hint="eastAsia"/>
+                <w:rFonts w:eastAsia="DengXian"/>
                 <w:lang w:eastAsia="zh-CN"/>
               </w:rPr>
             </w:pPr>
@@ -9055,7 +8513,7 @@
               <w:jc w:val="right"/>
               <w:cnfStyle w:val="100000000000" w:firstRow="1" w:lastRow="0" w:firstColumn="0" w:lastColumn="0" w:oddVBand="0" w:evenVBand="0" w:oddHBand="0" w:evenHBand="0" w:firstRowFirstColumn="0" w:firstRowLastColumn="0" w:lastRowFirstColumn="0" w:lastRowLastColumn="0"/>
               <w:rPr>
-                <w:rFonts w:eastAsia="DengXian" w:hint="eastAsia"/>
+                <w:rFonts w:eastAsia="DengXian"/>
                 <w:lang w:eastAsia="zh-CN"/>
               </w:rPr>
             </w:pPr>
@@ -9129,7 +8587,7 @@
             <w:pPr>
               <w:jc w:val="center"/>
               <w:rPr>
-                <w:rFonts w:eastAsia="DengXian" w:hint="eastAsia"/>
+                <w:rFonts w:eastAsia="DengXian"/>
                 <w:lang w:eastAsia="zh-CN"/>
               </w:rPr>
             </w:pPr>
@@ -9165,7 +8623,7 @@
               <w:jc w:val="center"/>
               <w:cnfStyle w:val="000000100000" w:firstRow="0" w:lastRow="0" w:firstColumn="0" w:lastColumn="0" w:oddVBand="0" w:evenVBand="0" w:oddHBand="1" w:evenHBand="0" w:firstRowFirstColumn="0" w:firstRowLastColumn="0" w:lastRowFirstColumn="0" w:lastRowLastColumn="0"/>
               <w:rPr>
-                <w:rFonts w:eastAsia="DengXian" w:hint="eastAsia"/>
+                <w:rFonts w:eastAsia="DengXian"/>
                 <w:lang w:eastAsia="zh-CN"/>
               </w:rPr>
             </w:pPr>
@@ -9196,7 +8654,7 @@
               <w:jc w:val="center"/>
               <w:cnfStyle w:val="000000100000" w:firstRow="0" w:lastRow="0" w:firstColumn="0" w:lastColumn="0" w:oddVBand="0" w:evenVBand="0" w:oddHBand="1" w:evenHBand="0" w:firstRowFirstColumn="0" w:firstRowLastColumn="0" w:lastRowFirstColumn="0" w:lastRowLastColumn="0"/>
               <w:rPr>
-                <w:rFonts w:eastAsia="DengXian" w:hint="eastAsia"/>
+                <w:rFonts w:eastAsia="DengXian"/>
                 <w:lang w:eastAsia="zh-CN"/>
               </w:rPr>
             </w:pPr>
@@ -9206,14 +8664,7 @@
                 <w:rFonts w:eastAsia="DengXian" w:hint="eastAsia"/>
                 <w:lang w:eastAsia="zh-CN"/>
               </w:rPr>
-              <w:t>r</w:t>
-            </w:r>
-            <w:r>
-              <w:rPr>
-                <w:rFonts w:eastAsia="DengXian" w:hint="eastAsia"/>
-                <w:lang w:eastAsia="zh-CN"/>
-              </w:rPr>
-              <w:t>d</w:t>
+              <w:t>rd</w:t>
             </w:r>
             <w:proofErr w:type="spellEnd"/>
           </w:p>
@@ -9254,7 +8705,7 @@
               <w:jc w:val="center"/>
               <w:cnfStyle w:val="000000100000" w:firstRow="0" w:lastRow="0" w:firstColumn="0" w:lastColumn="0" w:oddVBand="0" w:evenVBand="0" w:oddHBand="1" w:evenHBand="0" w:firstRowFirstColumn="0" w:firstRowLastColumn="0" w:lastRowFirstColumn="0" w:lastRowLastColumn="0"/>
               <w:rPr>
-                <w:rFonts w:eastAsia="DengXian" w:hint="eastAsia"/>
+                <w:rFonts w:eastAsia="DengXian"/>
                 <w:lang w:eastAsia="zh-CN"/>
               </w:rPr>
             </w:pPr>
@@ -9278,7 +8729,7 @@
               <w:jc w:val="center"/>
               <w:cnfStyle w:val="000000100000" w:firstRow="0" w:lastRow="0" w:firstColumn="0" w:lastColumn="0" w:oddVBand="0" w:evenVBand="0" w:oddHBand="1" w:evenHBand="0" w:firstRowFirstColumn="0" w:firstRowLastColumn="0" w:lastRowFirstColumn="0" w:lastRowLastColumn="0"/>
               <w:rPr>
-                <w:rFonts w:eastAsia="DengXian" w:hint="eastAsia"/>
+                <w:rFonts w:eastAsia="DengXian"/>
                 <w:lang w:eastAsia="zh-CN"/>
               </w:rPr>
             </w:pPr>
@@ -9386,7 +8837,7 @@
               <w:jc w:val="center"/>
               <w:cnfStyle w:val="000000000000" w:firstRow="0" w:lastRow="0" w:firstColumn="0" w:lastColumn="0" w:oddVBand="0" w:evenVBand="0" w:oddHBand="0" w:evenHBand="0" w:firstRowFirstColumn="0" w:firstRowLastColumn="0" w:lastRowFirstColumn="0" w:lastRowLastColumn="0"/>
               <w:rPr>
-                <w:rFonts w:eastAsia="DengXian" w:hint="eastAsia"/>
+                <w:rFonts w:eastAsia="DengXian"/>
                 <w:lang w:eastAsia="zh-CN"/>
               </w:rPr>
             </w:pPr>
@@ -9417,7 +8868,7 @@
               <w:jc w:val="center"/>
               <w:cnfStyle w:val="000000000000" w:firstRow="0" w:lastRow="0" w:firstColumn="0" w:lastColumn="0" w:oddVBand="0" w:evenVBand="0" w:oddHBand="0" w:evenHBand="0" w:firstRowFirstColumn="0" w:firstRowLastColumn="0" w:lastRowFirstColumn="0" w:lastRowLastColumn="0"/>
               <w:rPr>
-                <w:rFonts w:eastAsia="DengXian" w:hint="eastAsia"/>
+                <w:rFonts w:eastAsia="DengXian"/>
                 <w:lang w:eastAsia="zh-CN"/>
               </w:rPr>
             </w:pPr>
@@ -9468,7 +8919,7 @@
               <w:jc w:val="center"/>
               <w:cnfStyle w:val="000000000000" w:firstRow="0" w:lastRow="0" w:firstColumn="0" w:lastColumn="0" w:oddVBand="0" w:evenVBand="0" w:oddHBand="0" w:evenHBand="0" w:firstRowFirstColumn="0" w:firstRowLastColumn="0" w:lastRowFirstColumn="0" w:lastRowLastColumn="0"/>
               <w:rPr>
-                <w:rFonts w:eastAsia="DengXian" w:hint="eastAsia"/>
+                <w:rFonts w:eastAsia="DengXian"/>
                 <w:lang w:eastAsia="zh-CN"/>
               </w:rPr>
             </w:pPr>
@@ -9492,7 +8943,7 @@
               <w:jc w:val="center"/>
               <w:cnfStyle w:val="000000000000" w:firstRow="0" w:lastRow="0" w:firstColumn="0" w:lastColumn="0" w:oddVBand="0" w:evenVBand="0" w:oddHBand="0" w:evenHBand="0" w:firstRowFirstColumn="0" w:firstRowLastColumn="0" w:lastRowFirstColumn="0" w:lastRowLastColumn="0"/>
               <w:rPr>
-                <w:rFonts w:eastAsia="DengXian" w:hint="eastAsia"/>
+                <w:rFonts w:eastAsia="DengXian"/>
                 <w:lang w:eastAsia="zh-CN"/>
               </w:rPr>
             </w:pPr>
@@ -9596,7 +9047,7 @@
               <w:jc w:val="center"/>
               <w:cnfStyle w:val="000000100000" w:firstRow="0" w:lastRow="0" w:firstColumn="0" w:lastColumn="0" w:oddVBand="0" w:evenVBand="0" w:oddHBand="1" w:evenHBand="0" w:firstRowFirstColumn="0" w:firstRowLastColumn="0" w:lastRowFirstColumn="0" w:lastRowLastColumn="0"/>
               <w:rPr>
-                <w:rFonts w:eastAsia="DengXian" w:hint="eastAsia"/>
+                <w:rFonts w:eastAsia="DengXian"/>
                 <w:lang w:eastAsia="zh-CN"/>
               </w:rPr>
             </w:pPr>
@@ -9627,7 +9078,7 @@
               <w:jc w:val="center"/>
               <w:cnfStyle w:val="000000100000" w:firstRow="0" w:lastRow="0" w:firstColumn="0" w:lastColumn="0" w:oddVBand="0" w:evenVBand="0" w:oddHBand="1" w:evenHBand="0" w:firstRowFirstColumn="0" w:firstRowLastColumn="0" w:lastRowFirstColumn="0" w:lastRowLastColumn="0"/>
               <w:rPr>
-                <w:rFonts w:eastAsia="DengXian" w:hint="eastAsia"/>
+                <w:rFonts w:eastAsia="DengXian"/>
                 <w:lang w:eastAsia="zh-CN"/>
               </w:rPr>
             </w:pPr>
@@ -9678,7 +9129,7 @@
               <w:jc w:val="center"/>
               <w:cnfStyle w:val="000000100000" w:firstRow="0" w:lastRow="0" w:firstColumn="0" w:lastColumn="0" w:oddVBand="0" w:evenVBand="0" w:oddHBand="1" w:evenHBand="0" w:firstRowFirstColumn="0" w:firstRowLastColumn="0" w:lastRowFirstColumn="0" w:lastRowLastColumn="0"/>
               <w:rPr>
-                <w:rFonts w:eastAsia="DengXian" w:hint="eastAsia"/>
+                <w:rFonts w:eastAsia="DengXian"/>
                 <w:lang w:eastAsia="zh-CN"/>
               </w:rPr>
             </w:pPr>
@@ -9702,7 +9153,7 @@
               <w:jc w:val="center"/>
               <w:cnfStyle w:val="000000100000" w:firstRow="0" w:lastRow="0" w:firstColumn="0" w:lastColumn="0" w:oddVBand="0" w:evenVBand="0" w:oddHBand="1" w:evenHBand="0" w:firstRowFirstColumn="0" w:firstRowLastColumn="0" w:lastRowFirstColumn="0" w:lastRowLastColumn="0"/>
               <w:rPr>
-                <w:rFonts w:eastAsia="DengXian" w:hint="eastAsia"/>
+                <w:rFonts w:eastAsia="DengXian"/>
                 <w:lang w:eastAsia="zh-CN"/>
               </w:rPr>
             </w:pPr>
@@ -9986,7 +9437,7 @@
           <w:p>
             <w:pPr>
               <w:rPr>
-                <w:rFonts w:eastAsia="DengXian" w:hint="eastAsia"/>
+                <w:rFonts w:eastAsia="DengXian"/>
                 <w:lang w:eastAsia="zh-CN"/>
               </w:rPr>
             </w:pPr>
@@ -10014,7 +9465,7 @@
               <w:jc w:val="right"/>
               <w:cnfStyle w:val="100000000000" w:firstRow="1" w:lastRow="0" w:firstColumn="0" w:lastColumn="0" w:oddVBand="0" w:evenVBand="0" w:oddHBand="0" w:evenHBand="0" w:firstRowFirstColumn="0" w:firstRowLastColumn="0" w:lastRowFirstColumn="0" w:lastRowLastColumn="0"/>
               <w:rPr>
-                <w:rFonts w:eastAsia="DengXian" w:hint="eastAsia"/>
+                <w:rFonts w:eastAsia="DengXian"/>
                 <w:lang w:eastAsia="zh-CN"/>
               </w:rPr>
             </w:pPr>
@@ -10041,7 +9492,7 @@
             <w:pPr>
               <w:cnfStyle w:val="100000000000" w:firstRow="1" w:lastRow="0" w:firstColumn="0" w:lastColumn="0" w:oddVBand="0" w:evenVBand="0" w:oddHBand="0" w:evenHBand="0" w:firstRowFirstColumn="0" w:firstRowLastColumn="0" w:lastRowFirstColumn="0" w:lastRowLastColumn="0"/>
               <w:rPr>
-                <w:rFonts w:eastAsia="DengXian" w:hint="eastAsia"/>
+                <w:rFonts w:eastAsia="DengXian"/>
                 <w:lang w:eastAsia="zh-CN"/>
               </w:rPr>
             </w:pPr>
@@ -10069,7 +9520,7 @@
               <w:jc w:val="right"/>
               <w:cnfStyle w:val="100000000000" w:firstRow="1" w:lastRow="0" w:firstColumn="0" w:lastColumn="0" w:oddVBand="0" w:evenVBand="0" w:oddHBand="0" w:evenHBand="0" w:firstRowFirstColumn="0" w:firstRowLastColumn="0" w:lastRowFirstColumn="0" w:lastRowLastColumn="0"/>
               <w:rPr>
-                <w:rFonts w:eastAsia="DengXian" w:hint="eastAsia"/>
+                <w:rFonts w:eastAsia="DengXian"/>
                 <w:lang w:eastAsia="zh-CN"/>
               </w:rPr>
             </w:pPr>
@@ -10096,7 +9547,7 @@
             <w:pPr>
               <w:cnfStyle w:val="100000000000" w:firstRow="1" w:lastRow="0" w:firstColumn="0" w:lastColumn="0" w:oddVBand="0" w:evenVBand="0" w:oddHBand="0" w:evenHBand="0" w:firstRowFirstColumn="0" w:firstRowLastColumn="0" w:lastRowFirstColumn="0" w:lastRowLastColumn="0"/>
               <w:rPr>
-                <w:rFonts w:eastAsia="DengXian" w:hint="eastAsia"/>
+                <w:rFonts w:eastAsia="DengXian"/>
                 <w:lang w:eastAsia="zh-CN"/>
               </w:rPr>
             </w:pPr>
@@ -10124,7 +9575,7 @@
               <w:jc w:val="right"/>
               <w:cnfStyle w:val="100000000000" w:firstRow="1" w:lastRow="0" w:firstColumn="0" w:lastColumn="0" w:oddVBand="0" w:evenVBand="0" w:oddHBand="0" w:evenHBand="0" w:firstRowFirstColumn="0" w:firstRowLastColumn="0" w:lastRowFirstColumn="0" w:lastRowLastColumn="0"/>
               <w:rPr>
-                <w:rFonts w:eastAsia="DengXian" w:hint="eastAsia"/>
+                <w:rFonts w:eastAsia="DengXian"/>
                 <w:lang w:eastAsia="zh-CN"/>
               </w:rPr>
             </w:pPr>
@@ -10151,7 +9602,7 @@
             <w:pPr>
               <w:cnfStyle w:val="100000000000" w:firstRow="1" w:lastRow="0" w:firstColumn="0" w:lastColumn="0" w:oddVBand="0" w:evenVBand="0" w:oddHBand="0" w:evenHBand="0" w:firstRowFirstColumn="0" w:firstRowLastColumn="0" w:lastRowFirstColumn="0" w:lastRowLastColumn="0"/>
               <w:rPr>
-                <w:rFonts w:eastAsia="DengXian" w:hint="eastAsia"/>
+                <w:rFonts w:eastAsia="DengXian"/>
                 <w:lang w:eastAsia="zh-CN"/>
               </w:rPr>
             </w:pPr>
@@ -10179,7 +9630,7 @@
               <w:jc w:val="right"/>
               <w:cnfStyle w:val="100000000000" w:firstRow="1" w:lastRow="0" w:firstColumn="0" w:lastColumn="0" w:oddVBand="0" w:evenVBand="0" w:oddHBand="0" w:evenHBand="0" w:firstRowFirstColumn="0" w:firstRowLastColumn="0" w:lastRowFirstColumn="0" w:lastRowLastColumn="0"/>
               <w:rPr>
-                <w:rFonts w:eastAsia="DengXian" w:hint="eastAsia"/>
+                <w:rFonts w:eastAsia="DengXian"/>
                 <w:lang w:eastAsia="zh-CN"/>
               </w:rPr>
             </w:pPr>
@@ -10206,7 +9657,7 @@
             <w:pPr>
               <w:cnfStyle w:val="100000000000" w:firstRow="1" w:lastRow="0" w:firstColumn="0" w:lastColumn="0" w:oddVBand="0" w:evenVBand="0" w:oddHBand="0" w:evenHBand="0" w:firstRowFirstColumn="0" w:firstRowLastColumn="0" w:lastRowFirstColumn="0" w:lastRowLastColumn="0"/>
               <w:rPr>
-                <w:rFonts w:eastAsia="DengXian" w:hint="eastAsia"/>
+                <w:rFonts w:eastAsia="DengXian"/>
                 <w:lang w:eastAsia="zh-CN"/>
               </w:rPr>
             </w:pPr>
@@ -10234,7 +9685,7 @@
               <w:jc w:val="right"/>
               <w:cnfStyle w:val="100000000000" w:firstRow="1" w:lastRow="0" w:firstColumn="0" w:lastColumn="0" w:oddVBand="0" w:evenVBand="0" w:oddHBand="0" w:evenHBand="0" w:firstRowFirstColumn="0" w:firstRowLastColumn="0" w:lastRowFirstColumn="0" w:lastRowLastColumn="0"/>
               <w:rPr>
-                <w:rFonts w:eastAsia="DengXian" w:hint="eastAsia"/>
+                <w:rFonts w:eastAsia="DengXian"/>
                 <w:lang w:eastAsia="zh-CN"/>
               </w:rPr>
             </w:pPr>
@@ -10308,7 +9759,7 @@
             <w:pPr>
               <w:jc w:val="center"/>
               <w:rPr>
-                <w:rFonts w:eastAsia="DengXian" w:hint="eastAsia"/>
+                <w:rFonts w:eastAsia="DengXian"/>
                 <w:lang w:eastAsia="zh-CN"/>
               </w:rPr>
             </w:pPr>
@@ -10337,7 +9788,7 @@
               <w:jc w:val="center"/>
               <w:cnfStyle w:val="000000100000" w:firstRow="0" w:lastRow="0" w:firstColumn="0" w:lastColumn="0" w:oddVBand="0" w:evenVBand="0" w:oddHBand="1" w:evenHBand="0" w:firstRowFirstColumn="0" w:firstRowLastColumn="0" w:lastRowFirstColumn="0" w:lastRowLastColumn="0"/>
               <w:rPr>
-                <w:rFonts w:eastAsia="DengXian" w:hint="eastAsia"/>
+                <w:rFonts w:eastAsia="DengXian"/>
                 <w:lang w:eastAsia="zh-CN"/>
               </w:rPr>
             </w:pPr>
@@ -10366,30 +9817,16 @@
               <w:jc w:val="center"/>
               <w:cnfStyle w:val="000000100000" w:firstRow="0" w:lastRow="0" w:firstColumn="0" w:lastColumn="0" w:oddVBand="0" w:evenVBand="0" w:oddHBand="1" w:evenHBand="0" w:firstRowFirstColumn="0" w:firstRowLastColumn="0" w:lastRowFirstColumn="0" w:lastRowLastColumn="0"/>
               <w:rPr>
-                <w:rFonts w:eastAsia="DengXian" w:hint="eastAsia"/>
-                <w:lang w:eastAsia="zh-CN"/>
-              </w:rPr>
-            </w:pPr>
-            <w:r>
-              <w:rPr>
-                <w:rFonts w:eastAsia="DengXian" w:hint="eastAsia"/>
-                <w:lang w:eastAsia="zh-CN"/>
-              </w:rPr>
-              <w:t>r</w:t>
-            </w:r>
-            <w:r>
-              <w:rPr>
-                <w:rFonts w:eastAsia="DengXian" w:hint="eastAsia"/>
-                <w:lang w:eastAsia="zh-CN"/>
-              </w:rPr>
-              <w:t>s</w:t>
-            </w:r>
-            <w:r>
-              <w:rPr>
-                <w:rFonts w:eastAsia="DengXian" w:hint="eastAsia"/>
-                <w:lang w:eastAsia="zh-CN"/>
-              </w:rPr>
-              <w:t>1</w:t>
+                <w:rFonts w:eastAsia="DengXian"/>
+                <w:lang w:eastAsia="zh-CN"/>
+              </w:rPr>
+            </w:pPr>
+            <w:r>
+              <w:rPr>
+                <w:rFonts w:eastAsia="DengXian" w:hint="eastAsia"/>
+                <w:lang w:eastAsia="zh-CN"/>
+              </w:rPr>
+              <w:t>rs1</w:t>
             </w:r>
           </w:p>
         </w:tc>
@@ -10409,7 +9846,7 @@
               <w:jc w:val="center"/>
               <w:cnfStyle w:val="000000100000" w:firstRow="0" w:lastRow="0" w:firstColumn="0" w:lastColumn="0" w:oddVBand="0" w:evenVBand="0" w:oddHBand="1" w:evenHBand="0" w:firstRowFirstColumn="0" w:firstRowLastColumn="0" w:lastRowFirstColumn="0" w:lastRowLastColumn="0"/>
               <w:rPr>
-                <w:rFonts w:eastAsia="DengXian" w:hint="eastAsia"/>
+                <w:rFonts w:eastAsia="DengXian"/>
                 <w:lang w:eastAsia="zh-CN"/>
               </w:rPr>
             </w:pPr>
@@ -10419,14 +9856,7 @@
                 <w:rFonts w:eastAsia="DengXian" w:hint="eastAsia"/>
                 <w:lang w:eastAsia="zh-CN"/>
               </w:rPr>
-              <w:t>r</w:t>
-            </w:r>
-            <w:r>
-              <w:rPr>
-                <w:rFonts w:eastAsia="DengXian" w:hint="eastAsia"/>
-                <w:lang w:eastAsia="zh-CN"/>
-              </w:rPr>
-              <w:t>d</w:t>
+              <w:t>rd</w:t>
             </w:r>
             <w:proofErr w:type="spellEnd"/>
           </w:p>
@@ -10467,7 +9897,7 @@
               <w:jc w:val="center"/>
               <w:cnfStyle w:val="000000100000" w:firstRow="0" w:lastRow="0" w:firstColumn="0" w:lastColumn="0" w:oddVBand="0" w:evenVBand="0" w:oddHBand="1" w:evenHBand="0" w:firstRowFirstColumn="0" w:firstRowLastColumn="0" w:lastRowFirstColumn="0" w:lastRowLastColumn="0"/>
               <w:rPr>
-                <w:rFonts w:eastAsia="DengXian" w:hint="eastAsia"/>
+                <w:rFonts w:eastAsia="DengXian"/>
                 <w:lang w:eastAsia="zh-CN"/>
               </w:rPr>
             </w:pPr>
@@ -10491,7 +9921,7 @@
               <w:jc w:val="center"/>
               <w:cnfStyle w:val="000000100000" w:firstRow="0" w:lastRow="0" w:firstColumn="0" w:lastColumn="0" w:oddVBand="0" w:evenVBand="0" w:oddHBand="1" w:evenHBand="0" w:firstRowFirstColumn="0" w:firstRowLastColumn="0" w:lastRowFirstColumn="0" w:lastRowLastColumn="0"/>
               <w:rPr>
-                <w:rFonts w:eastAsia="DengXian" w:hint="eastAsia"/>
+                <w:rFonts w:eastAsia="DengXian"/>
                 <w:lang w:eastAsia="zh-CN"/>
               </w:rPr>
             </w:pPr>
@@ -10636,7 +10066,7 @@
           <w:p>
             <w:pPr>
               <w:rPr>
-                <w:rFonts w:eastAsia="DengXian" w:hint="eastAsia"/>
+                <w:rFonts w:eastAsia="DengXian"/>
                 <w:lang w:eastAsia="zh-CN"/>
               </w:rPr>
             </w:pPr>
@@ -10664,7 +10094,7 @@
               <w:jc w:val="right"/>
               <w:cnfStyle w:val="100000000000" w:firstRow="1" w:lastRow="0" w:firstColumn="0" w:lastColumn="0" w:oddVBand="0" w:evenVBand="0" w:oddHBand="0" w:evenHBand="0" w:firstRowFirstColumn="0" w:firstRowLastColumn="0" w:lastRowFirstColumn="0" w:lastRowLastColumn="0"/>
               <w:rPr>
-                <w:rFonts w:eastAsia="DengXian" w:hint="eastAsia"/>
+                <w:rFonts w:eastAsia="DengXian"/>
                 <w:lang w:eastAsia="zh-CN"/>
               </w:rPr>
             </w:pPr>
@@ -10691,7 +10121,7 @@
             <w:pPr>
               <w:cnfStyle w:val="100000000000" w:firstRow="1" w:lastRow="0" w:firstColumn="0" w:lastColumn="0" w:oddVBand="0" w:evenVBand="0" w:oddHBand="0" w:evenHBand="0" w:firstRowFirstColumn="0" w:firstRowLastColumn="0" w:lastRowFirstColumn="0" w:lastRowLastColumn="0"/>
               <w:rPr>
-                <w:rFonts w:eastAsia="DengXian" w:hint="eastAsia"/>
+                <w:rFonts w:eastAsia="DengXian"/>
                 <w:lang w:eastAsia="zh-CN"/>
               </w:rPr>
             </w:pPr>
@@ -10719,7 +10149,7 @@
               <w:jc w:val="right"/>
               <w:cnfStyle w:val="100000000000" w:firstRow="1" w:lastRow="0" w:firstColumn="0" w:lastColumn="0" w:oddVBand="0" w:evenVBand="0" w:oddHBand="0" w:evenHBand="0" w:firstRowFirstColumn="0" w:firstRowLastColumn="0" w:lastRowFirstColumn="0" w:lastRowLastColumn="0"/>
               <w:rPr>
-                <w:rFonts w:eastAsia="DengXian" w:hint="eastAsia"/>
+                <w:rFonts w:eastAsia="DengXian"/>
                 <w:lang w:eastAsia="zh-CN"/>
               </w:rPr>
             </w:pPr>
@@ -10793,7 +10223,7 @@
             <w:pPr>
               <w:jc w:val="center"/>
               <w:rPr>
-                <w:rFonts w:eastAsia="DengXian" w:hint="eastAsia"/>
+                <w:rFonts w:eastAsia="DengXian"/>
                 <w:lang w:eastAsia="zh-CN"/>
               </w:rPr>
             </w:pPr>
@@ -10842,7 +10272,7 @@
               <w:jc w:val="center"/>
               <w:cnfStyle w:val="000000100000" w:firstRow="0" w:lastRow="0" w:firstColumn="0" w:lastColumn="0" w:oddVBand="0" w:evenVBand="0" w:oddHBand="1" w:evenHBand="0" w:firstRowFirstColumn="0" w:firstRowLastColumn="0" w:lastRowFirstColumn="0" w:lastRowLastColumn="0"/>
               <w:rPr>
-                <w:rFonts w:eastAsia="DengXian" w:hint="eastAsia"/>
+                <w:rFonts w:eastAsia="DengXian"/>
                 <w:lang w:eastAsia="zh-CN"/>
               </w:rPr>
             </w:pPr>
@@ -10866,7 +10296,7 @@
               <w:jc w:val="center"/>
               <w:cnfStyle w:val="000000100000" w:firstRow="0" w:lastRow="0" w:firstColumn="0" w:lastColumn="0" w:oddVBand="0" w:evenVBand="0" w:oddHBand="1" w:evenHBand="0" w:firstRowFirstColumn="0" w:firstRowLastColumn="0" w:lastRowFirstColumn="0" w:lastRowLastColumn="0"/>
               <w:rPr>
-                <w:rFonts w:eastAsia="DengXian" w:hint="eastAsia"/>
+                <w:rFonts w:eastAsia="DengXian"/>
                 <w:lang w:eastAsia="zh-CN"/>
               </w:rPr>
             </w:pPr>
@@ -10899,7 +10329,7 @@
     <w:p>
       <w:pPr>
         <w:rPr>
-          <w:rFonts w:eastAsia="DengXian" w:hint="eastAsia"/>
+          <w:rFonts w:eastAsia="DengXian"/>
           <w:lang w:eastAsia="zh-CN"/>
         </w:rPr>
       </w:pPr>
@@ -11519,6 +10949,7 @@
   <w:style w:type="character" w:default="1" w:styleId="a0">
     <w:name w:val="Default Paragraph Font"/>
     <w:uiPriority w:val="1"/>
+    <w:semiHidden/>
     <w:unhideWhenUsed/>
   </w:style>
   <w:style w:type="table" w:default="1" w:styleId="a1">

--- a/ISA.docx
+++ b/ISA.docx
@@ -7485,15 +7485,12 @@
         <w:gridCol w:w="654"/>
         <w:gridCol w:w="774"/>
         <w:gridCol w:w="692"/>
-        <w:gridCol w:w="702"/>
-        <w:gridCol w:w="16"/>
-        <w:gridCol w:w="622"/>
-        <w:gridCol w:w="472"/>
-        <w:gridCol w:w="16"/>
-        <w:gridCol w:w="680"/>
+        <w:gridCol w:w="631"/>
+        <w:gridCol w:w="567"/>
+        <w:gridCol w:w="614"/>
+        <w:gridCol w:w="696"/>
         <w:gridCol w:w="531"/>
-        <w:gridCol w:w="15"/>
-        <w:gridCol w:w="1640"/>
+        <w:gridCol w:w="1655"/>
       </w:tblGrid>
       <w:tr>
         <w:trPr>
@@ -7638,8 +7635,7 @@
         </w:tc>
         <w:tc>
           <w:tcPr>
-            <w:tcW w:w="718" w:type="dxa"/>
-            <w:gridSpan w:val="2"/>
+            <w:tcW w:w="631" w:type="dxa"/>
             <w:tcBorders>
               <w:top w:val="single" w:sz="4" w:space="0" w:color="auto"/>
               <w:left w:val="single" w:sz="4" w:space="0" w:color="auto"/>
@@ -7667,7 +7663,7 @@
         </w:tc>
         <w:tc>
           <w:tcPr>
-            <w:tcW w:w="622" w:type="dxa"/>
+            <w:tcW w:w="567" w:type="dxa"/>
             <w:tcBorders>
               <w:top w:val="single" w:sz="4" w:space="0" w:color="auto"/>
               <w:left w:val="single" w:sz="4" w:space="0" w:color="auto"/>
@@ -7694,8 +7690,7 @@
         </w:tc>
         <w:tc>
           <w:tcPr>
-            <w:tcW w:w="488" w:type="dxa"/>
-            <w:gridSpan w:val="2"/>
+            <w:tcW w:w="614" w:type="dxa"/>
             <w:tcBorders>
               <w:top w:val="single" w:sz="4" w:space="0" w:color="auto"/>
               <w:left w:val="single" w:sz="4" w:space="0" w:color="auto"/>
@@ -7723,7 +7718,7 @@
         </w:tc>
         <w:tc>
           <w:tcPr>
-            <w:tcW w:w="680" w:type="dxa"/>
+            <w:tcW w:w="696" w:type="dxa"/>
             <w:tcBorders>
               <w:top w:val="single" w:sz="4" w:space="0" w:color="auto"/>
               <w:left w:val="single" w:sz="4" w:space="0" w:color="auto"/>
@@ -7750,8 +7745,7 @@
         </w:tc>
         <w:tc>
           <w:tcPr>
-            <w:tcW w:w="546" w:type="dxa"/>
-            <w:gridSpan w:val="2"/>
+            <w:tcW w:w="531" w:type="dxa"/>
             <w:tcBorders>
               <w:top w:val="single" w:sz="4" w:space="0" w:color="auto"/>
               <w:left w:val="single" w:sz="4" w:space="0" w:color="auto"/>
@@ -7779,7 +7773,7 @@
         </w:tc>
         <w:tc>
           <w:tcPr>
-            <w:tcW w:w="1640" w:type="dxa"/>
+            <w:tcW w:w="1655" w:type="dxa"/>
             <w:tcBorders>
               <w:top w:val="single" w:sz="4" w:space="0" w:color="auto"/>
               <w:left w:val="single" w:sz="4" w:space="0" w:color="auto"/>
@@ -7904,7 +7898,7 @@
         </w:tc>
         <w:tc>
           <w:tcPr>
-            <w:tcW w:w="1394" w:type="dxa"/>
+            <w:tcW w:w="1323" w:type="dxa"/>
             <w:gridSpan w:val="2"/>
             <w:tcBorders>
               <w:top w:val="single" w:sz="4" w:space="0" w:color="auto"/>
@@ -7931,8 +7925,8 @@
         </w:tc>
         <w:tc>
           <w:tcPr>
-            <w:tcW w:w="1110" w:type="dxa"/>
-            <w:gridSpan w:val="3"/>
+            <w:tcW w:w="1181" w:type="dxa"/>
+            <w:gridSpan w:val="2"/>
             <w:tcBorders>
               <w:top w:val="single" w:sz="4" w:space="0" w:color="auto"/>
               <w:left w:val="single" w:sz="4" w:space="0" w:color="auto"/>
@@ -7963,7 +7957,7 @@
         <w:tc>
           <w:tcPr>
             <w:tcW w:w="1227" w:type="dxa"/>
-            <w:gridSpan w:val="3"/>
+            <w:gridSpan w:val="2"/>
             <w:tcBorders>
               <w:top w:val="single" w:sz="4" w:space="0" w:color="auto"/>
               <w:left w:val="single" w:sz="4" w:space="0" w:color="auto"/>
@@ -7984,7 +7978,6 @@
         <w:tc>
           <w:tcPr>
             <w:tcW w:w="1655" w:type="dxa"/>
-            <w:gridSpan w:val="2"/>
             <w:tcBorders>
               <w:top w:val="single" w:sz="4" w:space="0" w:color="auto"/>
               <w:left w:val="single" w:sz="4" w:space="0" w:color="auto"/>
@@ -10342,6 +10335,56 @@
     </w:sectPr>
   </w:body>
 </w:document>
+</file>
+
+<file path=word/endnotes.xml><?xml version="1.0" encoding="utf-8"?>
+<w:endnotes xmlns:wpc="http://schemas.microsoft.com/office/word/2010/wordprocessingCanvas" xmlns:cx="http://schemas.microsoft.com/office/drawing/2014/chartex" xmlns:cx1="http://schemas.microsoft.com/office/drawing/2015/9/8/chartex" xmlns:cx2="http://schemas.microsoft.com/office/drawing/2015/10/21/chartex" xmlns:cx3="http://schemas.microsoft.com/office/drawing/2016/5/9/chartex" xmlns:cx4="http://schemas.microsoft.com/office/drawing/2016/5/10/chartex" xmlns:cx5="http://schemas.microsoft.com/office/drawing/2016/5/11/chartex" xmlns:cx6="http://schemas.microsoft.com/office/drawing/2016/5/12/chartex" xmlns:cx7="http://schemas.microsoft.com/office/drawing/2016/5/13/chartex" xmlns:cx8="http://schemas.microsoft.com/office/drawing/2016/5/14/chartex" xmlns:mc="http://schemas.openxmlformats.org/markup-compatibility/2006" xmlns:aink="http://schemas.microsoft.com/office/drawing/2016/ink" xmlns:am3d="http://schemas.microsoft.com/office/drawing/2017/model3d" xmlns:o="urn:schemas-microsoft-com:office:office" xmlns:oel="http://schemas.microsoft.com/office/2019/extlst" xmlns:r="http://schemas.openxmlformats.org/officeDocument/2006/relationships" xmlns:m="http://schemas.openxmlformats.org/officeDocument/2006/math" xmlns:v="urn:schemas-microsoft-com:vml" xmlns:wp14="http://schemas.microsoft.com/office/word/2010/wordprocessingDrawing" xmlns:wp="http://schemas.openxmlformats.org/drawingml/2006/wordprocessingDrawing" xmlns:w10="urn:schemas-microsoft-com:office:word" xmlns:w="http://schemas.openxmlformats.org/wordprocessingml/2006/main" xmlns:w14="http://schemas.microsoft.com/office/word/2010/wordml" xmlns:w15="http://schemas.microsoft.com/office/word/2012/wordml" xmlns:w16cex="http://schemas.microsoft.com/office/word/2018/wordml/cex" xmlns:w16cid="http://schemas.microsoft.com/office/word/2016/wordml/cid" xmlns:w16="http://schemas.microsoft.com/office/word/2018/wordml" xmlns:w16du="http://schemas.microsoft.com/office/word/2023/wordml/word16du" xmlns:w16sdtdh="http://schemas.microsoft.com/office/word/2020/wordml/sdtdatahash" xmlns:w16sdtfl="http://schemas.microsoft.com/office/word/2024/wordml/sdtformatlock" xmlns:w16se="http://schemas.microsoft.com/office/word/2015/wordml/symex" xmlns:wpg="http://schemas.microsoft.com/office/word/2010/wordprocessingGroup" xmlns:wpi="http://schemas.microsoft.com/office/word/2010/wordprocessingInk" xmlns:wne="http://schemas.microsoft.com/office/word/2006/wordml" xmlns:wps="http://schemas.microsoft.com/office/word/2010/wordprocessingShape" mc:Ignorable="w14 w15 w16se w16cid w16 w16cex w16sdtdh w16sdtfl w16du wp14">
+  <w:endnote w:type="separator" w:id="-1">
+    <w:p>
+      <w:pPr>
+        <w:spacing w:after="0" w:line="240" w:lineRule="auto"/>
+      </w:pPr>
+      <w:r>
+        <w:separator/>
+      </w:r>
+    </w:p>
+  </w:endnote>
+  <w:endnote w:type="continuationSeparator" w:id="0">
+    <w:p>
+      <w:pPr>
+        <w:spacing w:after="0" w:line="240" w:lineRule="auto"/>
+      </w:pPr>
+      <w:r>
+        <w:continuationSeparator/>
+      </w:r>
+    </w:p>
+  </w:endnote>
+</w:endnotes>
+</file>
+
+<file path=word/footnotes.xml><?xml version="1.0" encoding="utf-8"?>
+<w:footnotes xmlns:wpc="http://schemas.microsoft.com/office/word/2010/wordprocessingCanvas" xmlns:cx="http://schemas.microsoft.com/office/drawing/2014/chartex" xmlns:cx1="http://schemas.microsoft.com/office/drawing/2015/9/8/chartex" xmlns:cx2="http://schemas.microsoft.com/office/drawing/2015/10/21/chartex" xmlns:cx3="http://schemas.microsoft.com/office/drawing/2016/5/9/chartex" xmlns:cx4="http://schemas.microsoft.com/office/drawing/2016/5/10/chartex" xmlns:cx5="http://schemas.microsoft.com/office/drawing/2016/5/11/chartex" xmlns:cx6="http://schemas.microsoft.com/office/drawing/2016/5/12/chartex" xmlns:cx7="http://schemas.microsoft.com/office/drawing/2016/5/13/chartex" xmlns:cx8="http://schemas.microsoft.com/office/drawing/2016/5/14/chartex" xmlns:mc="http://schemas.openxmlformats.org/markup-compatibility/2006" xmlns:aink="http://schemas.microsoft.com/office/drawing/2016/ink" xmlns:am3d="http://schemas.microsoft.com/office/drawing/2017/model3d" xmlns:o="urn:schemas-microsoft-com:office:office" xmlns:oel="http://schemas.microsoft.com/office/2019/extlst" xmlns:r="http://schemas.openxmlformats.org/officeDocument/2006/relationships" xmlns:m="http://schemas.openxmlformats.org/officeDocument/2006/math" xmlns:v="urn:schemas-microsoft-com:vml" xmlns:wp14="http://schemas.microsoft.com/office/word/2010/wordprocessingDrawing" xmlns:wp="http://schemas.openxmlformats.org/drawingml/2006/wordprocessingDrawing" xmlns:w10="urn:schemas-microsoft-com:office:word" xmlns:w="http://schemas.openxmlformats.org/wordprocessingml/2006/main" xmlns:w14="http://schemas.microsoft.com/office/word/2010/wordml" xmlns:w15="http://schemas.microsoft.com/office/word/2012/wordml" xmlns:w16cex="http://schemas.microsoft.com/office/word/2018/wordml/cex" xmlns:w16cid="http://schemas.microsoft.com/office/word/2016/wordml/cid" xmlns:w16="http://schemas.microsoft.com/office/word/2018/wordml" xmlns:w16du="http://schemas.microsoft.com/office/word/2023/wordml/word16du" xmlns:w16sdtdh="http://schemas.microsoft.com/office/word/2020/wordml/sdtdatahash" xmlns:w16sdtfl="http://schemas.microsoft.com/office/word/2024/wordml/sdtformatlock" xmlns:w16se="http://schemas.microsoft.com/office/word/2015/wordml/symex" xmlns:wpg="http://schemas.microsoft.com/office/word/2010/wordprocessingGroup" xmlns:wpi="http://schemas.microsoft.com/office/word/2010/wordprocessingInk" xmlns:wne="http://schemas.microsoft.com/office/word/2006/wordml" xmlns:wps="http://schemas.microsoft.com/office/word/2010/wordprocessingShape" mc:Ignorable="w14 w15 w16se w16cid w16 w16cex w16sdtdh w16sdtfl w16du wp14">
+  <w:footnote w:type="separator" w:id="-1">
+    <w:p>
+      <w:pPr>
+        <w:spacing w:after="0" w:line="240" w:lineRule="auto"/>
+      </w:pPr>
+      <w:r>
+        <w:separator/>
+      </w:r>
+    </w:p>
+  </w:footnote>
+  <w:footnote w:type="continuationSeparator" w:id="0">
+    <w:p>
+      <w:pPr>
+        <w:spacing w:after="0" w:line="240" w:lineRule="auto"/>
+      </w:pPr>
+      <w:r>
+        <w:continuationSeparator/>
+      </w:r>
+    </w:p>
+  </w:footnote>
+</w:footnotes>
 </file>
 
 <file path=word/styles.xml><?xml version="1.0" encoding="utf-8"?>
@@ -11355,6 +11398,66 @@
       </w:tcPr>
     </w:tblStylePr>
   </w:style>
+  <w:style w:type="paragraph" w:styleId="af">
+    <w:name w:val="header"/>
+    <w:basedOn w:val="a"/>
+    <w:link w:val="af0"/>
+    <w:uiPriority w:val="99"/>
+    <w:unhideWhenUsed/>
+    <w:rsid w:val="004168FE"/>
+    <w:pPr>
+      <w:tabs>
+        <w:tab w:val="center" w:pos="4153"/>
+        <w:tab w:val="right" w:pos="8306"/>
+      </w:tabs>
+      <w:snapToGrid w:val="0"/>
+    </w:pPr>
+    <w:rPr>
+      <w:sz w:val="20"/>
+      <w:szCs w:val="20"/>
+    </w:rPr>
+  </w:style>
+  <w:style w:type="character" w:customStyle="1" w:styleId="af0">
+    <w:name w:val="頁首 字元"/>
+    <w:basedOn w:val="a0"/>
+    <w:link w:val="af"/>
+    <w:uiPriority w:val="99"/>
+    <w:rsid w:val="004168FE"/>
+    <w:rPr>
+      <w:sz w:val="20"/>
+      <w:szCs w:val="20"/>
+    </w:rPr>
+  </w:style>
+  <w:style w:type="paragraph" w:styleId="af1">
+    <w:name w:val="footer"/>
+    <w:basedOn w:val="a"/>
+    <w:link w:val="af2"/>
+    <w:uiPriority w:val="99"/>
+    <w:unhideWhenUsed/>
+    <w:rsid w:val="004168FE"/>
+    <w:pPr>
+      <w:tabs>
+        <w:tab w:val="center" w:pos="4153"/>
+        <w:tab w:val="right" w:pos="8306"/>
+      </w:tabs>
+      <w:snapToGrid w:val="0"/>
+    </w:pPr>
+    <w:rPr>
+      <w:sz w:val="20"/>
+      <w:szCs w:val="20"/>
+    </w:rPr>
+  </w:style>
+  <w:style w:type="character" w:customStyle="1" w:styleId="af2">
+    <w:name w:val="頁尾 字元"/>
+    <w:basedOn w:val="a0"/>
+    <w:link w:val="af1"/>
+    <w:uiPriority w:val="99"/>
+    <w:rsid w:val="004168FE"/>
+    <w:rPr>
+      <w:sz w:val="20"/>
+      <w:szCs w:val="20"/>
+    </w:rPr>
+  </w:style>
 </w:styles>
 </file>
 
